--- a/nodejs/interview Questions/node.docx
+++ b/nodejs/interview Questions/node.docx
@@ -1,6 +1,6 @@
 
 <file path=word/document.xml><?xml version="1.0" encoding="utf-8"?>
-<w:document xmlns:wpc="http://schemas.microsoft.com/office/word/2010/wordprocessingCanvas" xmlns:mc="http://schemas.openxmlformats.org/markup-compatibility/2006" xmlns:o="urn:schemas-microsoft-com:office:office" xmlns:r="http://schemas.openxmlformats.org/officeDocument/2006/relationships" xmlns:m="http://schemas.openxmlformats.org/officeDocument/2006/math" xmlns:v="urn:schemas-microsoft-com:vml" xmlns:wp14="http://schemas.microsoft.com/office/word/2010/wordprocessingDrawing" xmlns:wp="http://schemas.openxmlformats.org/drawingml/2006/wordprocessingDrawing" xmlns:w10="urn:schemas-microsoft-com:office:word" xmlns:w="http://schemas.openxmlformats.org/wordprocessingml/2006/main" xmlns:w14="http://schemas.microsoft.com/office/word/2010/wordml" xmlns:wpg="http://schemas.microsoft.com/office/word/2010/wordprocessingGroup" xmlns:wpi="http://schemas.microsoft.com/office/word/2010/wordprocessingInk" xmlns:wne="http://schemas.microsoft.com/office/word/2006/wordml" xmlns:wps="http://schemas.microsoft.com/office/word/2010/wordprocessingShape" mc:Ignorable="w14 wp14">
+<w:document xmlns:wpc="http://schemas.microsoft.com/office/word/2010/wordprocessingCanvas" xmlns:cx="http://schemas.microsoft.com/office/drawing/2014/chartex" xmlns:cx1="http://schemas.microsoft.com/office/drawing/2015/9/8/chartex" xmlns:cx2="http://schemas.microsoft.com/office/drawing/2015/10/21/chartex" xmlns:cx3="http://schemas.microsoft.com/office/drawing/2016/5/9/chartex" xmlns:cx4="http://schemas.microsoft.com/office/drawing/2016/5/10/chartex" xmlns:cx5="http://schemas.microsoft.com/office/drawing/2016/5/11/chartex" xmlns:cx6="http://schemas.microsoft.com/office/drawing/2016/5/12/chartex" xmlns:cx7="http://schemas.microsoft.com/office/drawing/2016/5/13/chartex" xmlns:cx8="http://schemas.microsoft.com/office/drawing/2016/5/14/chartex" xmlns:mc="http://schemas.openxmlformats.org/markup-compatibility/2006" xmlns:aink="http://schemas.microsoft.com/office/drawing/2016/ink" xmlns:am3d="http://schemas.microsoft.com/office/drawing/2017/model3d" xmlns:o="urn:schemas-microsoft-com:office:office" xmlns:oel="http://schemas.microsoft.com/office/2019/extlst" xmlns:r="http://schemas.openxmlformats.org/officeDocument/2006/relationships" xmlns:m="http://schemas.openxmlformats.org/officeDocument/2006/math" xmlns:v="urn:schemas-microsoft-com:vml" xmlns:wp14="http://schemas.microsoft.com/office/word/2010/wordprocessingDrawing" xmlns:wp="http://schemas.openxmlformats.org/drawingml/2006/wordprocessingDrawing" xmlns:w10="urn:schemas-microsoft-com:office:word" xmlns:w="http://schemas.openxmlformats.org/wordprocessingml/2006/main" xmlns:w14="http://schemas.microsoft.com/office/word/2010/wordml" xmlns:w15="http://schemas.microsoft.com/office/word/2012/wordml" xmlns:w16cex="http://schemas.microsoft.com/office/word/2018/wordml/cex" xmlns:w16cid="http://schemas.microsoft.com/office/word/2016/wordml/cid" xmlns:w16="http://schemas.microsoft.com/office/word/2018/wordml" xmlns:w16du="http://schemas.microsoft.com/office/word/2023/wordml/word16du" xmlns:w16sdtdh="http://schemas.microsoft.com/office/word/2020/wordml/sdtdatahash" xmlns:w16sdtfl="http://schemas.microsoft.com/office/word/2024/wordml/sdtformatlock" xmlns:w16se="http://schemas.microsoft.com/office/word/2015/wordml/symex" xmlns:wpg="http://schemas.microsoft.com/office/word/2010/wordprocessingGroup" xmlns:wpi="http://schemas.microsoft.com/office/word/2010/wordprocessingInk" xmlns:wne="http://schemas.microsoft.com/office/word/2006/wordml" xmlns:wps="http://schemas.microsoft.com/office/word/2010/wordprocessingShape" mc:Ignorable="w14 w15 w16se w16cid w16 w16cex w16sdtdh w16sdtfl w16du wp14">
   <w:body>
     <w:p>
       <w:pPr>
@@ -55,7 +55,139 @@
           <w:sz w:val="27"/>
           <w:szCs w:val="27"/>
         </w:rPr>
-        <w:t>Q1: Node.js ke kuch core modules ke naam bataiye aur unka use samjhaiye.</w:t>
+        <w:t xml:space="preserve">Q1: Node.js </w:t>
+      </w:r>
+      <w:proofErr w:type="spellStart"/>
+      <w:r>
+        <w:rPr>
+          <w:rFonts w:ascii="Times New Roman" w:eastAsia="Times New Roman" w:hAnsi="Times New Roman" w:cs="Times New Roman"/>
+          <w:b/>
+          <w:bCs/>
+          <w:sz w:val="27"/>
+          <w:szCs w:val="27"/>
+        </w:rPr>
+        <w:t>ke</w:t>
+      </w:r>
+      <w:proofErr w:type="spellEnd"/>
+      <w:r>
+        <w:rPr>
+          <w:rFonts w:ascii="Times New Roman" w:eastAsia="Times New Roman" w:hAnsi="Times New Roman" w:cs="Times New Roman"/>
+          <w:b/>
+          <w:bCs/>
+          <w:sz w:val="27"/>
+          <w:szCs w:val="27"/>
+        </w:rPr>
+        <w:t xml:space="preserve"> </w:t>
+      </w:r>
+      <w:proofErr w:type="spellStart"/>
+      <w:r>
+        <w:rPr>
+          <w:rFonts w:ascii="Times New Roman" w:eastAsia="Times New Roman" w:hAnsi="Times New Roman" w:cs="Times New Roman"/>
+          <w:b/>
+          <w:bCs/>
+          <w:sz w:val="27"/>
+          <w:szCs w:val="27"/>
+        </w:rPr>
+        <w:t>kuch</w:t>
+      </w:r>
+      <w:proofErr w:type="spellEnd"/>
+      <w:r>
+        <w:rPr>
+          <w:rFonts w:ascii="Times New Roman" w:eastAsia="Times New Roman" w:hAnsi="Times New Roman" w:cs="Times New Roman"/>
+          <w:b/>
+          <w:bCs/>
+          <w:sz w:val="27"/>
+          <w:szCs w:val="27"/>
+        </w:rPr>
+        <w:t xml:space="preserve"> core modules </w:t>
+      </w:r>
+      <w:proofErr w:type="spellStart"/>
+      <w:r>
+        <w:rPr>
+          <w:rFonts w:ascii="Times New Roman" w:eastAsia="Times New Roman" w:hAnsi="Times New Roman" w:cs="Times New Roman"/>
+          <w:b/>
+          <w:bCs/>
+          <w:sz w:val="27"/>
+          <w:szCs w:val="27"/>
+        </w:rPr>
+        <w:t>ke</w:t>
+      </w:r>
+      <w:proofErr w:type="spellEnd"/>
+      <w:r>
+        <w:rPr>
+          <w:rFonts w:ascii="Times New Roman" w:eastAsia="Times New Roman" w:hAnsi="Times New Roman" w:cs="Times New Roman"/>
+          <w:b/>
+          <w:bCs/>
+          <w:sz w:val="27"/>
+          <w:szCs w:val="27"/>
+        </w:rPr>
+        <w:t xml:space="preserve"> naam </w:t>
+      </w:r>
+      <w:proofErr w:type="spellStart"/>
+      <w:r>
+        <w:rPr>
+          <w:rFonts w:ascii="Times New Roman" w:eastAsia="Times New Roman" w:hAnsi="Times New Roman" w:cs="Times New Roman"/>
+          <w:b/>
+          <w:bCs/>
+          <w:sz w:val="27"/>
+          <w:szCs w:val="27"/>
+        </w:rPr>
+        <w:t>bataiye</w:t>
+      </w:r>
+      <w:proofErr w:type="spellEnd"/>
+      <w:r>
+        <w:rPr>
+          <w:rFonts w:ascii="Times New Roman" w:eastAsia="Times New Roman" w:hAnsi="Times New Roman" w:cs="Times New Roman"/>
+          <w:b/>
+          <w:bCs/>
+          <w:sz w:val="27"/>
+          <w:szCs w:val="27"/>
+        </w:rPr>
+        <w:t xml:space="preserve"> aur </w:t>
+      </w:r>
+      <w:proofErr w:type="spellStart"/>
+      <w:r>
+        <w:rPr>
+          <w:rFonts w:ascii="Times New Roman" w:eastAsia="Times New Roman" w:hAnsi="Times New Roman" w:cs="Times New Roman"/>
+          <w:b/>
+          <w:bCs/>
+          <w:sz w:val="27"/>
+          <w:szCs w:val="27"/>
+        </w:rPr>
+        <w:t>unka</w:t>
+      </w:r>
+      <w:proofErr w:type="spellEnd"/>
+      <w:r>
+        <w:rPr>
+          <w:rFonts w:ascii="Times New Roman" w:eastAsia="Times New Roman" w:hAnsi="Times New Roman" w:cs="Times New Roman"/>
+          <w:b/>
+          <w:bCs/>
+          <w:sz w:val="27"/>
+          <w:szCs w:val="27"/>
+        </w:rPr>
+        <w:t xml:space="preserve"> use </w:t>
+      </w:r>
+      <w:proofErr w:type="spellStart"/>
+      <w:r>
+        <w:rPr>
+          <w:rFonts w:ascii="Times New Roman" w:eastAsia="Times New Roman" w:hAnsi="Times New Roman" w:cs="Times New Roman"/>
+          <w:b/>
+          <w:bCs/>
+          <w:sz w:val="27"/>
+          <w:szCs w:val="27"/>
+        </w:rPr>
+        <w:t>samjhaiye</w:t>
+      </w:r>
+      <w:proofErr w:type="spellEnd"/>
+      <w:r>
+        <w:rPr>
+          <w:rFonts w:ascii="Times New Roman" w:eastAsia="Times New Roman" w:hAnsi="Times New Roman" w:cs="Times New Roman"/>
+          <w:b/>
+          <w:bCs/>
+          <w:sz w:val="27"/>
+          <w:szCs w:val="27"/>
+        </w:rPr>
+        <w:t>.</w:t>
       </w:r>
     </w:p>
     <w:p>
@@ -97,7 +229,115 @@
           <w:sz w:val="24"/>
           <w:szCs w:val="24"/>
         </w:rPr>
-        <w:t>Core modules built-in modules hote hain jo Node.js ke sath aate hain.</w:t>
+        <w:t xml:space="preserve">Core modules built-in modules </w:t>
+      </w:r>
+      <w:proofErr w:type="spellStart"/>
+      <w:r>
+        <w:rPr>
+          <w:rFonts w:ascii="Times New Roman" w:eastAsia="Times New Roman" w:hAnsi="Times New Roman" w:cs="Times New Roman"/>
+          <w:sz w:val="24"/>
+          <w:szCs w:val="24"/>
+        </w:rPr>
+        <w:t>hote</w:t>
+      </w:r>
+      <w:proofErr w:type="spellEnd"/>
+      <w:r>
+        <w:rPr>
+          <w:rFonts w:ascii="Times New Roman" w:eastAsia="Times New Roman" w:hAnsi="Times New Roman" w:cs="Times New Roman"/>
+          <w:sz w:val="24"/>
+          <w:szCs w:val="24"/>
+        </w:rPr>
+        <w:t xml:space="preserve"> </w:t>
+      </w:r>
+      <w:proofErr w:type="spellStart"/>
+      <w:r>
+        <w:rPr>
+          <w:rFonts w:ascii="Times New Roman" w:eastAsia="Times New Roman" w:hAnsi="Times New Roman" w:cs="Times New Roman"/>
+          <w:sz w:val="24"/>
+          <w:szCs w:val="24"/>
+        </w:rPr>
+        <w:t>hain</w:t>
+      </w:r>
+      <w:proofErr w:type="spellEnd"/>
+      <w:r>
+        <w:rPr>
+          <w:rFonts w:ascii="Times New Roman" w:eastAsia="Times New Roman" w:hAnsi="Times New Roman" w:cs="Times New Roman"/>
+          <w:sz w:val="24"/>
+          <w:szCs w:val="24"/>
+        </w:rPr>
+        <w:t xml:space="preserve"> jo Node.js </w:t>
+      </w:r>
+      <w:proofErr w:type="spellStart"/>
+      <w:r>
+        <w:rPr>
+          <w:rFonts w:ascii="Times New Roman" w:eastAsia="Times New Roman" w:hAnsi="Times New Roman" w:cs="Times New Roman"/>
+          <w:sz w:val="24"/>
+          <w:szCs w:val="24"/>
+        </w:rPr>
+        <w:t>ke</w:t>
+      </w:r>
+      <w:proofErr w:type="spellEnd"/>
+      <w:r>
+        <w:rPr>
+          <w:rFonts w:ascii="Times New Roman" w:eastAsia="Times New Roman" w:hAnsi="Times New Roman" w:cs="Times New Roman"/>
+          <w:sz w:val="24"/>
+          <w:szCs w:val="24"/>
+        </w:rPr>
+        <w:t xml:space="preserve"> </w:t>
+      </w:r>
+      <w:proofErr w:type="spellStart"/>
+      <w:r>
+        <w:rPr>
+          <w:rFonts w:ascii="Times New Roman" w:eastAsia="Times New Roman" w:hAnsi="Times New Roman" w:cs="Times New Roman"/>
+          <w:sz w:val="24"/>
+          <w:szCs w:val="24"/>
+        </w:rPr>
+        <w:t>sath</w:t>
+      </w:r>
+      <w:proofErr w:type="spellEnd"/>
+      <w:r>
+        <w:rPr>
+          <w:rFonts w:ascii="Times New Roman" w:eastAsia="Times New Roman" w:hAnsi="Times New Roman" w:cs="Times New Roman"/>
+          <w:sz w:val="24"/>
+          <w:szCs w:val="24"/>
+        </w:rPr>
+        <w:t xml:space="preserve"> </w:t>
+      </w:r>
+      <w:proofErr w:type="spellStart"/>
+      <w:r>
+        <w:rPr>
+          <w:rFonts w:ascii="Times New Roman" w:eastAsia="Times New Roman" w:hAnsi="Times New Roman" w:cs="Times New Roman"/>
+          <w:sz w:val="24"/>
+          <w:szCs w:val="24"/>
+        </w:rPr>
+        <w:t>aate</w:t>
+      </w:r>
+      <w:proofErr w:type="spellEnd"/>
+      <w:r>
+        <w:rPr>
+          <w:rFonts w:ascii="Times New Roman" w:eastAsia="Times New Roman" w:hAnsi="Times New Roman" w:cs="Times New Roman"/>
+          <w:sz w:val="24"/>
+          <w:szCs w:val="24"/>
+        </w:rPr>
+        <w:t xml:space="preserve"> </w:t>
+      </w:r>
+      <w:proofErr w:type="spellStart"/>
+      <w:r>
+        <w:rPr>
+          <w:rFonts w:ascii="Times New Roman" w:eastAsia="Times New Roman" w:hAnsi="Times New Roman" w:cs="Times New Roman"/>
+          <w:sz w:val="24"/>
+          <w:szCs w:val="24"/>
+        </w:rPr>
+        <w:t>hain</w:t>
+      </w:r>
+      <w:proofErr w:type="spellEnd"/>
+      <w:r>
+        <w:rPr>
+          <w:rFonts w:ascii="Times New Roman" w:eastAsia="Times New Roman" w:hAnsi="Times New Roman" w:cs="Times New Roman"/>
+          <w:sz w:val="24"/>
+          <w:szCs w:val="24"/>
+        </w:rPr>
+        <w:t>.</w:t>
       </w:r>
       <w:r>
         <w:rPr>
@@ -175,8 +415,54 @@
           <w:sz w:val="24"/>
           <w:szCs w:val="24"/>
         </w:rPr>
-        <w:t>: Server banane ke liye</w:t>
-      </w:r>
+        <w:t xml:space="preserve">: Server </w:t>
+      </w:r>
+      <w:proofErr w:type="spellStart"/>
+      <w:r>
+        <w:rPr>
+          <w:rFonts w:ascii="Times New Roman" w:eastAsia="Times New Roman" w:hAnsi="Times New Roman" w:cs="Times New Roman"/>
+          <w:sz w:val="24"/>
+          <w:szCs w:val="24"/>
+        </w:rPr>
+        <w:t>banane</w:t>
+      </w:r>
+      <w:proofErr w:type="spellEnd"/>
+      <w:r>
+        <w:rPr>
+          <w:rFonts w:ascii="Times New Roman" w:eastAsia="Times New Roman" w:hAnsi="Times New Roman" w:cs="Times New Roman"/>
+          <w:sz w:val="24"/>
+          <w:szCs w:val="24"/>
+        </w:rPr>
+        <w:t xml:space="preserve"> </w:t>
+      </w:r>
+      <w:proofErr w:type="spellStart"/>
+      <w:r>
+        <w:rPr>
+          <w:rFonts w:ascii="Times New Roman" w:eastAsia="Times New Roman" w:hAnsi="Times New Roman" w:cs="Times New Roman"/>
+          <w:sz w:val="24"/>
+          <w:szCs w:val="24"/>
+        </w:rPr>
+        <w:t>ke</w:t>
+      </w:r>
+      <w:proofErr w:type="spellEnd"/>
+      <w:r>
+        <w:rPr>
+          <w:rFonts w:ascii="Times New Roman" w:eastAsia="Times New Roman" w:hAnsi="Times New Roman" w:cs="Times New Roman"/>
+          <w:sz w:val="24"/>
+          <w:szCs w:val="24"/>
+        </w:rPr>
+        <w:t xml:space="preserve"> </w:t>
+      </w:r>
+      <w:proofErr w:type="spellStart"/>
+      <w:r>
+        <w:rPr>
+          <w:rFonts w:ascii="Times New Roman" w:eastAsia="Times New Roman" w:hAnsi="Times New Roman" w:cs="Times New Roman"/>
+          <w:sz w:val="24"/>
+          <w:szCs w:val="24"/>
+        </w:rPr>
+        <w:t>liye</w:t>
+      </w:r>
+      <w:proofErr w:type="spellEnd"/>
     </w:p>
     <w:p>
       <w:pPr>
@@ -205,8 +491,54 @@
           <w:sz w:val="24"/>
           <w:szCs w:val="24"/>
         </w:rPr>
-        <w:t>: File path handle karne ke liye</w:t>
-      </w:r>
+        <w:t xml:space="preserve">: File path handle </w:t>
+      </w:r>
+      <w:proofErr w:type="spellStart"/>
+      <w:r>
+        <w:rPr>
+          <w:rFonts w:ascii="Times New Roman" w:eastAsia="Times New Roman" w:hAnsi="Times New Roman" w:cs="Times New Roman"/>
+          <w:sz w:val="24"/>
+          <w:szCs w:val="24"/>
+        </w:rPr>
+        <w:t>karne</w:t>
+      </w:r>
+      <w:proofErr w:type="spellEnd"/>
+      <w:r>
+        <w:rPr>
+          <w:rFonts w:ascii="Times New Roman" w:eastAsia="Times New Roman" w:hAnsi="Times New Roman" w:cs="Times New Roman"/>
+          <w:sz w:val="24"/>
+          <w:szCs w:val="24"/>
+        </w:rPr>
+        <w:t xml:space="preserve"> </w:t>
+      </w:r>
+      <w:proofErr w:type="spellStart"/>
+      <w:r>
+        <w:rPr>
+          <w:rFonts w:ascii="Times New Roman" w:eastAsia="Times New Roman" w:hAnsi="Times New Roman" w:cs="Times New Roman"/>
+          <w:sz w:val="24"/>
+          <w:szCs w:val="24"/>
+        </w:rPr>
+        <w:t>ke</w:t>
+      </w:r>
+      <w:proofErr w:type="spellEnd"/>
+      <w:r>
+        <w:rPr>
+          <w:rFonts w:ascii="Times New Roman" w:eastAsia="Times New Roman" w:hAnsi="Times New Roman" w:cs="Times New Roman"/>
+          <w:sz w:val="24"/>
+          <w:szCs w:val="24"/>
+        </w:rPr>
+        <w:t xml:space="preserve"> </w:t>
+      </w:r>
+      <w:proofErr w:type="spellStart"/>
+      <w:r>
+        <w:rPr>
+          <w:rFonts w:ascii="Times New Roman" w:eastAsia="Times New Roman" w:hAnsi="Times New Roman" w:cs="Times New Roman"/>
+          <w:sz w:val="24"/>
+          <w:szCs w:val="24"/>
+        </w:rPr>
+        <w:t>liye</w:t>
+      </w:r>
+      <w:proofErr w:type="spellEnd"/>
     </w:p>
     <w:p>
       <w:pPr>
@@ -235,8 +567,54 @@
           <w:sz w:val="24"/>
           <w:szCs w:val="24"/>
         </w:rPr>
-        <w:t>: URL parse karne ke liye</w:t>
-      </w:r>
+        <w:t xml:space="preserve">: URL parse </w:t>
+      </w:r>
+      <w:proofErr w:type="spellStart"/>
+      <w:r>
+        <w:rPr>
+          <w:rFonts w:ascii="Times New Roman" w:eastAsia="Times New Roman" w:hAnsi="Times New Roman" w:cs="Times New Roman"/>
+          <w:sz w:val="24"/>
+          <w:szCs w:val="24"/>
+        </w:rPr>
+        <w:t>karne</w:t>
+      </w:r>
+      <w:proofErr w:type="spellEnd"/>
+      <w:r>
+        <w:rPr>
+          <w:rFonts w:ascii="Times New Roman" w:eastAsia="Times New Roman" w:hAnsi="Times New Roman" w:cs="Times New Roman"/>
+          <w:sz w:val="24"/>
+          <w:szCs w:val="24"/>
+        </w:rPr>
+        <w:t xml:space="preserve"> </w:t>
+      </w:r>
+      <w:proofErr w:type="spellStart"/>
+      <w:r>
+        <w:rPr>
+          <w:rFonts w:ascii="Times New Roman" w:eastAsia="Times New Roman" w:hAnsi="Times New Roman" w:cs="Times New Roman"/>
+          <w:sz w:val="24"/>
+          <w:szCs w:val="24"/>
+        </w:rPr>
+        <w:t>ke</w:t>
+      </w:r>
+      <w:proofErr w:type="spellEnd"/>
+      <w:r>
+        <w:rPr>
+          <w:rFonts w:ascii="Times New Roman" w:eastAsia="Times New Roman" w:hAnsi="Times New Roman" w:cs="Times New Roman"/>
+          <w:sz w:val="24"/>
+          <w:szCs w:val="24"/>
+        </w:rPr>
+        <w:t xml:space="preserve"> </w:t>
+      </w:r>
+      <w:proofErr w:type="spellStart"/>
+      <w:r>
+        <w:rPr>
+          <w:rFonts w:ascii="Times New Roman" w:eastAsia="Times New Roman" w:hAnsi="Times New Roman" w:cs="Times New Roman"/>
+          <w:sz w:val="24"/>
+          <w:szCs w:val="24"/>
+        </w:rPr>
+        <w:t>liye</w:t>
+      </w:r>
+      <w:proofErr w:type="spellEnd"/>
     </w:p>
     <w:p>
       <w:pPr>
@@ -251,6 +629,7 @@
           <w:szCs w:val="24"/>
         </w:rPr>
       </w:pPr>
+      <w:proofErr w:type="spellStart"/>
       <w:r>
         <w:rPr>
           <w:rFonts w:ascii="Courier New" w:eastAsia="Times New Roman" w:hAnsi="Courier New" w:cs="Courier New"/>
@@ -259,14 +638,43 @@
         </w:rPr>
         <w:t>os</w:t>
       </w:r>
-      <w:r>
-        <w:rPr>
-          <w:rFonts w:ascii="Times New Roman" w:eastAsia="Times New Roman" w:hAnsi="Times New Roman" w:cs="Times New Roman"/>
-          <w:sz w:val="24"/>
-          <w:szCs w:val="24"/>
-        </w:rPr>
-        <w:t>: System info ke liye</w:t>
-      </w:r>
+      <w:proofErr w:type="spellEnd"/>
+      <w:r>
+        <w:rPr>
+          <w:rFonts w:ascii="Times New Roman" w:eastAsia="Times New Roman" w:hAnsi="Times New Roman" w:cs="Times New Roman"/>
+          <w:sz w:val="24"/>
+          <w:szCs w:val="24"/>
+        </w:rPr>
+        <w:t xml:space="preserve">: System info </w:t>
+      </w:r>
+      <w:proofErr w:type="spellStart"/>
+      <w:r>
+        <w:rPr>
+          <w:rFonts w:ascii="Times New Roman" w:eastAsia="Times New Roman" w:hAnsi="Times New Roman" w:cs="Times New Roman"/>
+          <w:sz w:val="24"/>
+          <w:szCs w:val="24"/>
+        </w:rPr>
+        <w:t>ke</w:t>
+      </w:r>
+      <w:proofErr w:type="spellEnd"/>
+      <w:r>
+        <w:rPr>
+          <w:rFonts w:ascii="Times New Roman" w:eastAsia="Times New Roman" w:hAnsi="Times New Roman" w:cs="Times New Roman"/>
+          <w:sz w:val="24"/>
+          <w:szCs w:val="24"/>
+        </w:rPr>
+        <w:t xml:space="preserve"> </w:t>
+      </w:r>
+      <w:proofErr w:type="spellStart"/>
+      <w:r>
+        <w:rPr>
+          <w:rFonts w:ascii="Times New Roman" w:eastAsia="Times New Roman" w:hAnsi="Times New Roman" w:cs="Times New Roman"/>
+          <w:sz w:val="24"/>
+          <w:szCs w:val="24"/>
+        </w:rPr>
+        <w:t>liye</w:t>
+      </w:r>
+      <w:proofErr w:type="spellEnd"/>
     </w:p>
     <w:p>
       <w:pPr>
@@ -283,7 +691,7 @@
           <w:sz w:val="24"/>
           <w:szCs w:val="24"/>
         </w:rPr>
-        <w:pict>
+        <w:pict w14:anchorId="4068197C">
           <v:rect id="_x0000_i1025" style="width:0;height:1.5pt" o:hralign="center" o:hrstd="t" o:hr="t" fillcolor="#a0a0a0" stroked="f"/>
         </w:pict>
       </w:r>
@@ -328,7 +736,139 @@
           <w:sz w:val="27"/>
           <w:szCs w:val="27"/>
         </w:rPr>
-        <w:t xml:space="preserve"> module kya hota hai? Iska use kaise karte hain?</w:t>
+        <w:t xml:space="preserve"> module </w:t>
+      </w:r>
+      <w:proofErr w:type="spellStart"/>
+      <w:r>
+        <w:rPr>
+          <w:rFonts w:ascii="Times New Roman" w:eastAsia="Times New Roman" w:hAnsi="Times New Roman" w:cs="Times New Roman"/>
+          <w:b/>
+          <w:bCs/>
+          <w:sz w:val="27"/>
+          <w:szCs w:val="27"/>
+        </w:rPr>
+        <w:t>kya</w:t>
+      </w:r>
+      <w:proofErr w:type="spellEnd"/>
+      <w:r>
+        <w:rPr>
+          <w:rFonts w:ascii="Times New Roman" w:eastAsia="Times New Roman" w:hAnsi="Times New Roman" w:cs="Times New Roman"/>
+          <w:b/>
+          <w:bCs/>
+          <w:sz w:val="27"/>
+          <w:szCs w:val="27"/>
+        </w:rPr>
+        <w:t xml:space="preserve"> </w:t>
+      </w:r>
+      <w:proofErr w:type="spellStart"/>
+      <w:r>
+        <w:rPr>
+          <w:rFonts w:ascii="Times New Roman" w:eastAsia="Times New Roman" w:hAnsi="Times New Roman" w:cs="Times New Roman"/>
+          <w:b/>
+          <w:bCs/>
+          <w:sz w:val="27"/>
+          <w:szCs w:val="27"/>
+        </w:rPr>
+        <w:t>hota</w:t>
+      </w:r>
+      <w:proofErr w:type="spellEnd"/>
+      <w:r>
+        <w:rPr>
+          <w:rFonts w:ascii="Times New Roman" w:eastAsia="Times New Roman" w:hAnsi="Times New Roman" w:cs="Times New Roman"/>
+          <w:b/>
+          <w:bCs/>
+          <w:sz w:val="27"/>
+          <w:szCs w:val="27"/>
+        </w:rPr>
+        <w:t xml:space="preserve"> </w:t>
+      </w:r>
+      <w:proofErr w:type="spellStart"/>
+      <w:r>
+        <w:rPr>
+          <w:rFonts w:ascii="Times New Roman" w:eastAsia="Times New Roman" w:hAnsi="Times New Roman" w:cs="Times New Roman"/>
+          <w:b/>
+          <w:bCs/>
+          <w:sz w:val="27"/>
+          <w:szCs w:val="27"/>
+        </w:rPr>
+        <w:t>hai</w:t>
+      </w:r>
+      <w:proofErr w:type="spellEnd"/>
+      <w:r>
+        <w:rPr>
+          <w:rFonts w:ascii="Times New Roman" w:eastAsia="Times New Roman" w:hAnsi="Times New Roman" w:cs="Times New Roman"/>
+          <w:b/>
+          <w:bCs/>
+          <w:sz w:val="27"/>
+          <w:szCs w:val="27"/>
+        </w:rPr>
+        <w:t xml:space="preserve">? Iska use </w:t>
+      </w:r>
+      <w:proofErr w:type="spellStart"/>
+      <w:r>
+        <w:rPr>
+          <w:rFonts w:ascii="Times New Roman" w:eastAsia="Times New Roman" w:hAnsi="Times New Roman" w:cs="Times New Roman"/>
+          <w:b/>
+          <w:bCs/>
+          <w:sz w:val="27"/>
+          <w:szCs w:val="27"/>
+        </w:rPr>
+        <w:t>kaise</w:t>
+      </w:r>
+      <w:proofErr w:type="spellEnd"/>
+      <w:r>
+        <w:rPr>
+          <w:rFonts w:ascii="Times New Roman" w:eastAsia="Times New Roman" w:hAnsi="Times New Roman" w:cs="Times New Roman"/>
+          <w:b/>
+          <w:bCs/>
+          <w:sz w:val="27"/>
+          <w:szCs w:val="27"/>
+        </w:rPr>
+        <w:t xml:space="preserve"> </w:t>
+      </w:r>
+      <w:proofErr w:type="spellStart"/>
+      <w:r>
+        <w:rPr>
+          <w:rFonts w:ascii="Times New Roman" w:eastAsia="Times New Roman" w:hAnsi="Times New Roman" w:cs="Times New Roman"/>
+          <w:b/>
+          <w:bCs/>
+          <w:sz w:val="27"/>
+          <w:szCs w:val="27"/>
+        </w:rPr>
+        <w:t>karte</w:t>
+      </w:r>
+      <w:proofErr w:type="spellEnd"/>
+      <w:r>
+        <w:rPr>
+          <w:rFonts w:ascii="Times New Roman" w:eastAsia="Times New Roman" w:hAnsi="Times New Roman" w:cs="Times New Roman"/>
+          <w:b/>
+          <w:bCs/>
+          <w:sz w:val="27"/>
+          <w:szCs w:val="27"/>
+        </w:rPr>
+        <w:t xml:space="preserve"> </w:t>
+      </w:r>
+      <w:proofErr w:type="spellStart"/>
+      <w:r>
+        <w:rPr>
+          <w:rFonts w:ascii="Times New Roman" w:eastAsia="Times New Roman" w:hAnsi="Times New Roman" w:cs="Times New Roman"/>
+          <w:b/>
+          <w:bCs/>
+          <w:sz w:val="27"/>
+          <w:szCs w:val="27"/>
+        </w:rPr>
+        <w:t>hain</w:t>
+      </w:r>
+      <w:proofErr w:type="spellEnd"/>
+      <w:r>
+        <w:rPr>
+          <w:rFonts w:ascii="Times New Roman" w:eastAsia="Times New Roman" w:hAnsi="Times New Roman" w:cs="Times New Roman"/>
+          <w:b/>
+          <w:bCs/>
+          <w:sz w:val="27"/>
+          <w:szCs w:val="27"/>
+        </w:rPr>
+        <w:t>?</w:t>
       </w:r>
     </w:p>
     <w:p>
@@ -372,7 +912,97 @@
           <w:sz w:val="24"/>
           <w:szCs w:val="24"/>
         </w:rPr>
-        <w:t xml:space="preserve"> (File System) module file read, write, update, delete karne ke liye use hota hai.</w:t>
+        <w:t xml:space="preserve"> (File System) module file read, write, update, delete </w:t>
+      </w:r>
+      <w:proofErr w:type="spellStart"/>
+      <w:r>
+        <w:rPr>
+          <w:rFonts w:ascii="Times New Roman" w:eastAsia="Times New Roman" w:hAnsi="Times New Roman" w:cs="Times New Roman"/>
+          <w:sz w:val="24"/>
+          <w:szCs w:val="24"/>
+        </w:rPr>
+        <w:t>karne</w:t>
+      </w:r>
+      <w:proofErr w:type="spellEnd"/>
+      <w:r>
+        <w:rPr>
+          <w:rFonts w:ascii="Times New Roman" w:eastAsia="Times New Roman" w:hAnsi="Times New Roman" w:cs="Times New Roman"/>
+          <w:sz w:val="24"/>
+          <w:szCs w:val="24"/>
+        </w:rPr>
+        <w:t xml:space="preserve"> </w:t>
+      </w:r>
+      <w:proofErr w:type="spellStart"/>
+      <w:r>
+        <w:rPr>
+          <w:rFonts w:ascii="Times New Roman" w:eastAsia="Times New Roman" w:hAnsi="Times New Roman" w:cs="Times New Roman"/>
+          <w:sz w:val="24"/>
+          <w:szCs w:val="24"/>
+        </w:rPr>
+        <w:t>ke</w:t>
+      </w:r>
+      <w:proofErr w:type="spellEnd"/>
+      <w:r>
+        <w:rPr>
+          <w:rFonts w:ascii="Times New Roman" w:eastAsia="Times New Roman" w:hAnsi="Times New Roman" w:cs="Times New Roman"/>
+          <w:sz w:val="24"/>
+          <w:szCs w:val="24"/>
+        </w:rPr>
+        <w:t xml:space="preserve"> </w:t>
+      </w:r>
+      <w:proofErr w:type="spellStart"/>
+      <w:r>
+        <w:rPr>
+          <w:rFonts w:ascii="Times New Roman" w:eastAsia="Times New Roman" w:hAnsi="Times New Roman" w:cs="Times New Roman"/>
+          <w:sz w:val="24"/>
+          <w:szCs w:val="24"/>
+        </w:rPr>
+        <w:t>liye</w:t>
+      </w:r>
+      <w:proofErr w:type="spellEnd"/>
+      <w:r>
+        <w:rPr>
+          <w:rFonts w:ascii="Times New Roman" w:eastAsia="Times New Roman" w:hAnsi="Times New Roman" w:cs="Times New Roman"/>
+          <w:sz w:val="24"/>
+          <w:szCs w:val="24"/>
+        </w:rPr>
+        <w:t xml:space="preserve"> use </w:t>
+      </w:r>
+      <w:proofErr w:type="spellStart"/>
+      <w:r>
+        <w:rPr>
+          <w:rFonts w:ascii="Times New Roman" w:eastAsia="Times New Roman" w:hAnsi="Times New Roman" w:cs="Times New Roman"/>
+          <w:sz w:val="24"/>
+          <w:szCs w:val="24"/>
+        </w:rPr>
+        <w:t>hota</w:t>
+      </w:r>
+      <w:proofErr w:type="spellEnd"/>
+      <w:r>
+        <w:rPr>
+          <w:rFonts w:ascii="Times New Roman" w:eastAsia="Times New Roman" w:hAnsi="Times New Roman" w:cs="Times New Roman"/>
+          <w:sz w:val="24"/>
+          <w:szCs w:val="24"/>
+        </w:rPr>
+        <w:t xml:space="preserve"> </w:t>
+      </w:r>
+      <w:proofErr w:type="spellStart"/>
+      <w:r>
+        <w:rPr>
+          <w:rFonts w:ascii="Times New Roman" w:eastAsia="Times New Roman" w:hAnsi="Times New Roman" w:cs="Times New Roman"/>
+          <w:sz w:val="24"/>
+          <w:szCs w:val="24"/>
+        </w:rPr>
+        <w:t>hai</w:t>
+      </w:r>
+      <w:proofErr w:type="spellEnd"/>
+      <w:r>
+        <w:rPr>
+          <w:rFonts w:ascii="Times New Roman" w:eastAsia="Times New Roman" w:hAnsi="Times New Roman" w:cs="Times New Roman"/>
+          <w:sz w:val="24"/>
+          <w:szCs w:val="24"/>
+        </w:rPr>
+        <w:t>.</w:t>
       </w:r>
     </w:p>
     <w:p>
@@ -402,6 +1032,7 @@
           <w:szCs w:val="20"/>
         </w:rPr>
       </w:pPr>
+      <w:proofErr w:type="spellStart"/>
       <w:r>
         <w:rPr>
           <w:rFonts w:ascii="Courier New" w:eastAsia="Times New Roman" w:hAnsi="Courier New" w:cs="Courier New"/>
@@ -410,6 +1041,7 @@
         </w:rPr>
         <w:t>js</w:t>
       </w:r>
+      <w:proofErr w:type="spellEnd"/>
     </w:p>
     <w:p>
       <w:pPr>
@@ -438,6 +1070,7 @@
           <w:szCs w:val="20"/>
         </w:rPr>
       </w:pPr>
+      <w:proofErr w:type="spellStart"/>
       <w:r>
         <w:rPr>
           <w:rFonts w:ascii="Courier New" w:eastAsia="Times New Roman" w:hAnsi="Courier New" w:cs="Courier New"/>
@@ -446,6 +1079,7 @@
         </w:rPr>
         <w:t>CopyEdit</w:t>
       </w:r>
+      <w:proofErr w:type="spellEnd"/>
     </w:p>
     <w:p>
       <w:pPr>
@@ -480,7 +1114,25 @@
           <w:sz w:val="20"/>
           <w:szCs w:val="20"/>
         </w:rPr>
-        <w:t>const fs = require('fs');</w:t>
+        <w:t>const fs = require('</w:t>
+      </w:r>
+      <w:proofErr w:type="spellStart"/>
+      <w:r>
+        <w:rPr>
+          <w:rFonts w:ascii="Courier New" w:eastAsia="Times New Roman" w:hAnsi="Courier New" w:cs="Courier New"/>
+          <w:sz w:val="20"/>
+          <w:szCs w:val="20"/>
+        </w:rPr>
+        <w:t>fs'</w:t>
+      </w:r>
+      <w:proofErr w:type="spellEnd"/>
+      <w:r>
+        <w:rPr>
+          <w:rFonts w:ascii="Courier New" w:eastAsia="Times New Roman" w:hAnsi="Courier New" w:cs="Courier New"/>
+          <w:sz w:val="20"/>
+          <w:szCs w:val="20"/>
+        </w:rPr>
+        <w:t>);</w:t>
       </w:r>
     </w:p>
     <w:p>
@@ -510,13 +1162,25 @@
           <w:szCs w:val="20"/>
         </w:rPr>
       </w:pPr>
-      <w:r>
-        <w:rPr>
-          <w:rFonts w:ascii="Courier New" w:eastAsia="Times New Roman" w:hAnsi="Courier New" w:cs="Courier New"/>
-          <w:sz w:val="20"/>
-          <w:szCs w:val="20"/>
-        </w:rPr>
-        <w:t>fs.writeFileSync('file.txt', 'Hello, World!');</w:t>
+      <w:proofErr w:type="spellStart"/>
+      <w:proofErr w:type="gramStart"/>
+      <w:r>
+        <w:rPr>
+          <w:rFonts w:ascii="Courier New" w:eastAsia="Times New Roman" w:hAnsi="Courier New" w:cs="Courier New"/>
+          <w:sz w:val="20"/>
+          <w:szCs w:val="20"/>
+        </w:rPr>
+        <w:t>fs.writeFileSync</w:t>
+      </w:r>
+      <w:proofErr w:type="spellEnd"/>
+      <w:proofErr w:type="gramEnd"/>
+      <w:r>
+        <w:rPr>
+          <w:rFonts w:ascii="Courier New" w:eastAsia="Times New Roman" w:hAnsi="Courier New" w:cs="Courier New"/>
+          <w:sz w:val="20"/>
+          <w:szCs w:val="20"/>
+        </w:rPr>
+        <w:t>('file.txt', 'Hello, World!');</w:t>
       </w:r>
     </w:p>
     <w:p>
@@ -534,7 +1198,7 @@
           <w:sz w:val="24"/>
           <w:szCs w:val="24"/>
         </w:rPr>
-        <w:pict>
+        <w:pict w14:anchorId="74A67AE4">
           <v:rect id="_x0000_i1026" style="width:0;height:1.5pt" o:hralign="center" o:hrstd="t" o:hr="t" fillcolor="#a0a0a0" stroked="f"/>
         </w:pict>
       </w:r>
@@ -579,7 +1243,51 @@
           <w:sz w:val="27"/>
           <w:szCs w:val="27"/>
         </w:rPr>
-        <w:t xml:space="preserve"> module ka kya use hai?</w:t>
+        <w:t xml:space="preserve"> module ka </w:t>
+      </w:r>
+      <w:proofErr w:type="spellStart"/>
+      <w:r>
+        <w:rPr>
+          <w:rFonts w:ascii="Times New Roman" w:eastAsia="Times New Roman" w:hAnsi="Times New Roman" w:cs="Times New Roman"/>
+          <w:b/>
+          <w:bCs/>
+          <w:sz w:val="27"/>
+          <w:szCs w:val="27"/>
+        </w:rPr>
+        <w:t>kya</w:t>
+      </w:r>
+      <w:proofErr w:type="spellEnd"/>
+      <w:r>
+        <w:rPr>
+          <w:rFonts w:ascii="Times New Roman" w:eastAsia="Times New Roman" w:hAnsi="Times New Roman" w:cs="Times New Roman"/>
+          <w:b/>
+          <w:bCs/>
+          <w:sz w:val="27"/>
+          <w:szCs w:val="27"/>
+        </w:rPr>
+        <w:t xml:space="preserve"> use </w:t>
+      </w:r>
+      <w:proofErr w:type="spellStart"/>
+      <w:r>
+        <w:rPr>
+          <w:rFonts w:ascii="Times New Roman" w:eastAsia="Times New Roman" w:hAnsi="Times New Roman" w:cs="Times New Roman"/>
+          <w:b/>
+          <w:bCs/>
+          <w:sz w:val="27"/>
+          <w:szCs w:val="27"/>
+        </w:rPr>
+        <w:t>hai</w:t>
+      </w:r>
+      <w:proofErr w:type="spellEnd"/>
+      <w:r>
+        <w:rPr>
+          <w:rFonts w:ascii="Times New Roman" w:eastAsia="Times New Roman" w:hAnsi="Times New Roman" w:cs="Times New Roman"/>
+          <w:b/>
+          <w:bCs/>
+          <w:sz w:val="27"/>
+          <w:szCs w:val="27"/>
+        </w:rPr>
+        <w:t>?</w:t>
       </w:r>
     </w:p>
     <w:p>
@@ -623,7 +1331,97 @@
           <w:sz w:val="24"/>
           <w:szCs w:val="24"/>
         </w:rPr>
-        <w:t xml:space="preserve"> module ka use file paths ko handle aur format karne ke liye hota hai.</w:t>
+        <w:t xml:space="preserve"> module ka use file paths ko handle aur format </w:t>
+      </w:r>
+      <w:proofErr w:type="spellStart"/>
+      <w:r>
+        <w:rPr>
+          <w:rFonts w:ascii="Times New Roman" w:eastAsia="Times New Roman" w:hAnsi="Times New Roman" w:cs="Times New Roman"/>
+          <w:sz w:val="24"/>
+          <w:szCs w:val="24"/>
+        </w:rPr>
+        <w:t>karne</w:t>
+      </w:r>
+      <w:proofErr w:type="spellEnd"/>
+      <w:r>
+        <w:rPr>
+          <w:rFonts w:ascii="Times New Roman" w:eastAsia="Times New Roman" w:hAnsi="Times New Roman" w:cs="Times New Roman"/>
+          <w:sz w:val="24"/>
+          <w:szCs w:val="24"/>
+        </w:rPr>
+        <w:t xml:space="preserve"> </w:t>
+      </w:r>
+      <w:proofErr w:type="spellStart"/>
+      <w:r>
+        <w:rPr>
+          <w:rFonts w:ascii="Times New Roman" w:eastAsia="Times New Roman" w:hAnsi="Times New Roman" w:cs="Times New Roman"/>
+          <w:sz w:val="24"/>
+          <w:szCs w:val="24"/>
+        </w:rPr>
+        <w:t>ke</w:t>
+      </w:r>
+      <w:proofErr w:type="spellEnd"/>
+      <w:r>
+        <w:rPr>
+          <w:rFonts w:ascii="Times New Roman" w:eastAsia="Times New Roman" w:hAnsi="Times New Roman" w:cs="Times New Roman"/>
+          <w:sz w:val="24"/>
+          <w:szCs w:val="24"/>
+        </w:rPr>
+        <w:t xml:space="preserve"> </w:t>
+      </w:r>
+      <w:proofErr w:type="spellStart"/>
+      <w:r>
+        <w:rPr>
+          <w:rFonts w:ascii="Times New Roman" w:eastAsia="Times New Roman" w:hAnsi="Times New Roman" w:cs="Times New Roman"/>
+          <w:sz w:val="24"/>
+          <w:szCs w:val="24"/>
+        </w:rPr>
+        <w:t>liye</w:t>
+      </w:r>
+      <w:proofErr w:type="spellEnd"/>
+      <w:r>
+        <w:rPr>
+          <w:rFonts w:ascii="Times New Roman" w:eastAsia="Times New Roman" w:hAnsi="Times New Roman" w:cs="Times New Roman"/>
+          <w:sz w:val="24"/>
+          <w:szCs w:val="24"/>
+        </w:rPr>
+        <w:t xml:space="preserve"> </w:t>
+      </w:r>
+      <w:proofErr w:type="spellStart"/>
+      <w:r>
+        <w:rPr>
+          <w:rFonts w:ascii="Times New Roman" w:eastAsia="Times New Roman" w:hAnsi="Times New Roman" w:cs="Times New Roman"/>
+          <w:sz w:val="24"/>
+          <w:szCs w:val="24"/>
+        </w:rPr>
+        <w:t>hota</w:t>
+      </w:r>
+      <w:proofErr w:type="spellEnd"/>
+      <w:r>
+        <w:rPr>
+          <w:rFonts w:ascii="Times New Roman" w:eastAsia="Times New Roman" w:hAnsi="Times New Roman" w:cs="Times New Roman"/>
+          <w:sz w:val="24"/>
+          <w:szCs w:val="24"/>
+        </w:rPr>
+        <w:t xml:space="preserve"> </w:t>
+      </w:r>
+      <w:proofErr w:type="spellStart"/>
+      <w:r>
+        <w:rPr>
+          <w:rFonts w:ascii="Times New Roman" w:eastAsia="Times New Roman" w:hAnsi="Times New Roman" w:cs="Times New Roman"/>
+          <w:sz w:val="24"/>
+          <w:szCs w:val="24"/>
+        </w:rPr>
+        <w:t>hai</w:t>
+      </w:r>
+      <w:proofErr w:type="spellEnd"/>
+      <w:r>
+        <w:rPr>
+          <w:rFonts w:ascii="Times New Roman" w:eastAsia="Times New Roman" w:hAnsi="Times New Roman" w:cs="Times New Roman"/>
+          <w:sz w:val="24"/>
+          <w:szCs w:val="24"/>
+        </w:rPr>
+        <w:t>.</w:t>
       </w:r>
     </w:p>
     <w:p>
@@ -653,6 +1451,7 @@
           <w:szCs w:val="20"/>
         </w:rPr>
       </w:pPr>
+      <w:proofErr w:type="spellStart"/>
       <w:r>
         <w:rPr>
           <w:rFonts w:ascii="Courier New" w:eastAsia="Times New Roman" w:hAnsi="Courier New" w:cs="Courier New"/>
@@ -661,6 +1460,7 @@
         </w:rPr>
         <w:t>js</w:t>
       </w:r>
+      <w:proofErr w:type="spellEnd"/>
     </w:p>
     <w:p>
       <w:pPr>
@@ -689,6 +1489,7 @@
           <w:szCs w:val="20"/>
         </w:rPr>
       </w:pPr>
+      <w:proofErr w:type="spellStart"/>
       <w:r>
         <w:rPr>
           <w:rFonts w:ascii="Courier New" w:eastAsia="Times New Roman" w:hAnsi="Courier New" w:cs="Courier New"/>
@@ -697,6 +1498,7 @@
         </w:rPr>
         <w:t>CopyEdit</w:t>
       </w:r>
+      <w:proofErr w:type="spellEnd"/>
     </w:p>
     <w:p>
       <w:pPr>
@@ -761,13 +1563,69 @@
           <w:szCs w:val="20"/>
         </w:rPr>
       </w:pPr>
-      <w:r>
-        <w:rPr>
-          <w:rFonts w:ascii="Courier New" w:eastAsia="Times New Roman" w:hAnsi="Courier New" w:cs="Courier New"/>
-          <w:sz w:val="20"/>
-          <w:szCs w:val="20"/>
-        </w:rPr>
-        <w:t>console.log(path.join(__dirname, 'views', 'index.ejs'));</w:t>
+      <w:proofErr w:type="gramStart"/>
+      <w:r>
+        <w:rPr>
+          <w:rFonts w:ascii="Courier New" w:eastAsia="Times New Roman" w:hAnsi="Courier New" w:cs="Courier New"/>
+          <w:sz w:val="20"/>
+          <w:szCs w:val="20"/>
+        </w:rPr>
+        <w:t>console.log(</w:t>
+      </w:r>
+      <w:proofErr w:type="spellStart"/>
+      <w:r>
+        <w:rPr>
+          <w:rFonts w:ascii="Courier New" w:eastAsia="Times New Roman" w:hAnsi="Courier New" w:cs="Courier New"/>
+          <w:sz w:val="20"/>
+          <w:szCs w:val="20"/>
+        </w:rPr>
+        <w:t>path.join</w:t>
+      </w:r>
+      <w:proofErr w:type="spellEnd"/>
+      <w:proofErr w:type="gramEnd"/>
+      <w:r>
+        <w:rPr>
+          <w:rFonts w:ascii="Courier New" w:eastAsia="Times New Roman" w:hAnsi="Courier New" w:cs="Courier New"/>
+          <w:sz w:val="20"/>
+          <w:szCs w:val="20"/>
+        </w:rPr>
+        <w:t>(__</w:t>
+      </w:r>
+      <w:proofErr w:type="spellStart"/>
+      <w:r>
+        <w:rPr>
+          <w:rFonts w:ascii="Courier New" w:eastAsia="Times New Roman" w:hAnsi="Courier New" w:cs="Courier New"/>
+          <w:sz w:val="20"/>
+          <w:szCs w:val="20"/>
+        </w:rPr>
+        <w:t>dirname</w:t>
+      </w:r>
+      <w:proofErr w:type="spellEnd"/>
+      <w:r>
+        <w:rPr>
+          <w:rFonts w:ascii="Courier New" w:eastAsia="Times New Roman" w:hAnsi="Courier New" w:cs="Courier New"/>
+          <w:sz w:val="20"/>
+          <w:szCs w:val="20"/>
+        </w:rPr>
+        <w:t>, 'views', '</w:t>
+      </w:r>
+      <w:proofErr w:type="spellStart"/>
+      <w:r>
+        <w:rPr>
+          <w:rFonts w:ascii="Courier New" w:eastAsia="Times New Roman" w:hAnsi="Courier New" w:cs="Courier New"/>
+          <w:sz w:val="20"/>
+          <w:szCs w:val="20"/>
+        </w:rPr>
+        <w:t>index.ejs</w:t>
+      </w:r>
+      <w:proofErr w:type="spellEnd"/>
+      <w:r>
+        <w:rPr>
+          <w:rFonts w:ascii="Courier New" w:eastAsia="Times New Roman" w:hAnsi="Courier New" w:cs="Courier New"/>
+          <w:sz w:val="20"/>
+          <w:szCs w:val="20"/>
+        </w:rPr>
+        <w:t>'));</w:t>
       </w:r>
     </w:p>
     <w:p>
@@ -785,7 +1643,7 @@
           <w:sz w:val="24"/>
           <w:szCs w:val="24"/>
         </w:rPr>
-        <w:pict>
+        <w:pict w14:anchorId="31C57CA8">
           <v:rect id="_x0000_i1027" style="width:0;height:1.5pt" o:hralign="center" o:hrstd="t" o:hr="t" fillcolor="#a0a0a0" stroked="f"/>
         </w:pict>
       </w:r>
@@ -830,7 +1688,117 @@
           <w:sz w:val="27"/>
           <w:szCs w:val="27"/>
         </w:rPr>
-        <w:t xml:space="preserve"> module ka use karke ek simple server kaise banate hain?</w:t>
+        <w:t xml:space="preserve"> module ka </w:t>
+      </w:r>
+      <w:proofErr w:type="gramStart"/>
+      <w:r>
+        <w:rPr>
+          <w:rFonts w:ascii="Times New Roman" w:eastAsia="Times New Roman" w:hAnsi="Times New Roman" w:cs="Times New Roman"/>
+          <w:b/>
+          <w:bCs/>
+          <w:sz w:val="27"/>
+          <w:szCs w:val="27"/>
+        </w:rPr>
+        <w:t>use</w:t>
+      </w:r>
+      <w:proofErr w:type="gramEnd"/>
+      <w:r>
+        <w:rPr>
+          <w:rFonts w:ascii="Times New Roman" w:eastAsia="Times New Roman" w:hAnsi="Times New Roman" w:cs="Times New Roman"/>
+          <w:b/>
+          <w:bCs/>
+          <w:sz w:val="27"/>
+          <w:szCs w:val="27"/>
+        </w:rPr>
+        <w:t xml:space="preserve"> </w:t>
+      </w:r>
+      <w:proofErr w:type="spellStart"/>
+      <w:r>
+        <w:rPr>
+          <w:rFonts w:ascii="Times New Roman" w:eastAsia="Times New Roman" w:hAnsi="Times New Roman" w:cs="Times New Roman"/>
+          <w:b/>
+          <w:bCs/>
+          <w:sz w:val="27"/>
+          <w:szCs w:val="27"/>
+        </w:rPr>
+        <w:t>karke</w:t>
+      </w:r>
+      <w:proofErr w:type="spellEnd"/>
+      <w:r>
+        <w:rPr>
+          <w:rFonts w:ascii="Times New Roman" w:eastAsia="Times New Roman" w:hAnsi="Times New Roman" w:cs="Times New Roman"/>
+          <w:b/>
+          <w:bCs/>
+          <w:sz w:val="27"/>
+          <w:szCs w:val="27"/>
+        </w:rPr>
+        <w:t xml:space="preserve"> ek simple server </w:t>
+      </w:r>
+      <w:proofErr w:type="spellStart"/>
+      <w:r>
+        <w:rPr>
+          <w:rFonts w:ascii="Times New Roman" w:eastAsia="Times New Roman" w:hAnsi="Times New Roman" w:cs="Times New Roman"/>
+          <w:b/>
+          <w:bCs/>
+          <w:sz w:val="27"/>
+          <w:szCs w:val="27"/>
+        </w:rPr>
+        <w:t>kaise</w:t>
+      </w:r>
+      <w:proofErr w:type="spellEnd"/>
+      <w:r>
+        <w:rPr>
+          <w:rFonts w:ascii="Times New Roman" w:eastAsia="Times New Roman" w:hAnsi="Times New Roman" w:cs="Times New Roman"/>
+          <w:b/>
+          <w:bCs/>
+          <w:sz w:val="27"/>
+          <w:szCs w:val="27"/>
+        </w:rPr>
+        <w:t xml:space="preserve"> </w:t>
+      </w:r>
+      <w:proofErr w:type="spellStart"/>
+      <w:r>
+        <w:rPr>
+          <w:rFonts w:ascii="Times New Roman" w:eastAsia="Times New Roman" w:hAnsi="Times New Roman" w:cs="Times New Roman"/>
+          <w:b/>
+          <w:bCs/>
+          <w:sz w:val="27"/>
+          <w:szCs w:val="27"/>
+        </w:rPr>
+        <w:t>banate</w:t>
+      </w:r>
+      <w:proofErr w:type="spellEnd"/>
+      <w:r>
+        <w:rPr>
+          <w:rFonts w:ascii="Times New Roman" w:eastAsia="Times New Roman" w:hAnsi="Times New Roman" w:cs="Times New Roman"/>
+          <w:b/>
+          <w:bCs/>
+          <w:sz w:val="27"/>
+          <w:szCs w:val="27"/>
+        </w:rPr>
+        <w:t xml:space="preserve"> </w:t>
+      </w:r>
+      <w:proofErr w:type="spellStart"/>
+      <w:r>
+        <w:rPr>
+          <w:rFonts w:ascii="Times New Roman" w:eastAsia="Times New Roman" w:hAnsi="Times New Roman" w:cs="Times New Roman"/>
+          <w:b/>
+          <w:bCs/>
+          <w:sz w:val="27"/>
+          <w:szCs w:val="27"/>
+        </w:rPr>
+        <w:t>hain</w:t>
+      </w:r>
+      <w:proofErr w:type="spellEnd"/>
+      <w:r>
+        <w:rPr>
+          <w:rFonts w:ascii="Times New Roman" w:eastAsia="Times New Roman" w:hAnsi="Times New Roman" w:cs="Times New Roman"/>
+          <w:b/>
+          <w:bCs/>
+          <w:sz w:val="27"/>
+          <w:szCs w:val="27"/>
+        </w:rPr>
+        <w:t>?</w:t>
       </w:r>
     </w:p>
     <w:p>
@@ -880,6 +1848,7 @@
           <w:szCs w:val="20"/>
         </w:rPr>
       </w:pPr>
+      <w:proofErr w:type="spellStart"/>
       <w:r>
         <w:rPr>
           <w:rFonts w:ascii="Courier New" w:eastAsia="Times New Roman" w:hAnsi="Courier New" w:cs="Courier New"/>
@@ -888,6 +1857,7 @@
         </w:rPr>
         <w:t>js</w:t>
       </w:r>
+      <w:proofErr w:type="spellEnd"/>
     </w:p>
     <w:p>
       <w:pPr>
@@ -916,6 +1886,7 @@
           <w:szCs w:val="20"/>
         </w:rPr>
       </w:pPr>
+      <w:proofErr w:type="spellStart"/>
       <w:r>
         <w:rPr>
           <w:rFonts w:ascii="Courier New" w:eastAsia="Times New Roman" w:hAnsi="Courier New" w:cs="Courier New"/>
@@ -924,6 +1895,7 @@
         </w:rPr>
         <w:t>CopyEdit</w:t>
       </w:r>
+      <w:proofErr w:type="spellEnd"/>
     </w:p>
     <w:p>
       <w:pPr>
@@ -994,7 +1966,27 @@
           <w:sz w:val="20"/>
           <w:szCs w:val="20"/>
         </w:rPr>
-        <w:t>const server = http.createServer((req, res) =&gt; {</w:t>
+        <w:t xml:space="preserve">const server = </w:t>
+      </w:r>
+      <w:proofErr w:type="spellStart"/>
+      <w:proofErr w:type="gramStart"/>
+      <w:r>
+        <w:rPr>
+          <w:rFonts w:ascii="Courier New" w:eastAsia="Times New Roman" w:hAnsi="Courier New" w:cs="Courier New"/>
+          <w:sz w:val="20"/>
+          <w:szCs w:val="20"/>
+        </w:rPr>
+        <w:t>http.createServer</w:t>
+      </w:r>
+      <w:proofErr w:type="spellEnd"/>
+      <w:proofErr w:type="gramEnd"/>
+      <w:r>
+        <w:rPr>
+          <w:rFonts w:ascii="Courier New" w:eastAsia="Times New Roman" w:hAnsi="Courier New" w:cs="Courier New"/>
+          <w:sz w:val="20"/>
+          <w:szCs w:val="20"/>
+        </w:rPr>
+        <w:t>((req, res) =&gt; {</w:t>
       </w:r>
     </w:p>
     <w:p>
@@ -1030,7 +2022,27 @@
           <w:sz w:val="20"/>
           <w:szCs w:val="20"/>
         </w:rPr>
-        <w:t xml:space="preserve">  res.write('Hello from server');</w:t>
+        <w:t xml:space="preserve">  </w:t>
+      </w:r>
+      <w:proofErr w:type="spellStart"/>
+      <w:proofErr w:type="gramStart"/>
+      <w:r>
+        <w:rPr>
+          <w:rFonts w:ascii="Courier New" w:eastAsia="Times New Roman" w:hAnsi="Courier New" w:cs="Courier New"/>
+          <w:sz w:val="20"/>
+          <w:szCs w:val="20"/>
+        </w:rPr>
+        <w:t>res.write</w:t>
+      </w:r>
+      <w:proofErr w:type="spellEnd"/>
+      <w:proofErr w:type="gramEnd"/>
+      <w:r>
+        <w:rPr>
+          <w:rFonts w:ascii="Courier New" w:eastAsia="Times New Roman" w:hAnsi="Courier New" w:cs="Courier New"/>
+          <w:sz w:val="20"/>
+          <w:szCs w:val="20"/>
+        </w:rPr>
+        <w:t>('Hello from server');</w:t>
       </w:r>
     </w:p>
     <w:p>
@@ -1066,7 +2078,36 @@
           <w:sz w:val="20"/>
           <w:szCs w:val="20"/>
         </w:rPr>
-        <w:t xml:space="preserve">  res.end();</w:t>
+        <w:lastRenderedPageBreak/>
+        <w:t xml:space="preserve">  </w:t>
+      </w:r>
+      <w:proofErr w:type="spellStart"/>
+      <w:proofErr w:type="gramStart"/>
+      <w:r>
+        <w:rPr>
+          <w:rFonts w:ascii="Courier New" w:eastAsia="Times New Roman" w:hAnsi="Courier New" w:cs="Courier New"/>
+          <w:sz w:val="20"/>
+          <w:szCs w:val="20"/>
+        </w:rPr>
+        <w:t>res.end</w:t>
+      </w:r>
+      <w:proofErr w:type="spellEnd"/>
+      <w:r>
+        <w:rPr>
+          <w:rFonts w:ascii="Courier New" w:eastAsia="Times New Roman" w:hAnsi="Courier New" w:cs="Courier New"/>
+          <w:sz w:val="20"/>
+          <w:szCs w:val="20"/>
+        </w:rPr>
+        <w:t>(</w:t>
+      </w:r>
+      <w:proofErr w:type="gramEnd"/>
+      <w:r>
+        <w:rPr>
+          <w:rFonts w:ascii="Courier New" w:eastAsia="Times New Roman" w:hAnsi="Courier New" w:cs="Courier New"/>
+          <w:sz w:val="20"/>
+          <w:szCs w:val="20"/>
+        </w:rPr>
+        <w:t>);</w:t>
       </w:r>
     </w:p>
     <w:p>
@@ -1102,7 +2143,6 @@
           <w:sz w:val="20"/>
           <w:szCs w:val="20"/>
         </w:rPr>
-        <w:lastRenderedPageBreak/>
         <w:t>});</w:t>
       </w:r>
     </w:p>
@@ -1133,13 +2173,25 @@
           <w:szCs w:val="20"/>
         </w:rPr>
       </w:pPr>
-      <w:r>
-        <w:rPr>
-          <w:rFonts w:ascii="Courier New" w:eastAsia="Times New Roman" w:hAnsi="Courier New" w:cs="Courier New"/>
-          <w:sz w:val="20"/>
-          <w:szCs w:val="20"/>
-        </w:rPr>
-        <w:t>server.listen(3000);</w:t>
+      <w:proofErr w:type="spellStart"/>
+      <w:proofErr w:type="gramStart"/>
+      <w:r>
+        <w:rPr>
+          <w:rFonts w:ascii="Courier New" w:eastAsia="Times New Roman" w:hAnsi="Courier New" w:cs="Courier New"/>
+          <w:sz w:val="20"/>
+          <w:szCs w:val="20"/>
+        </w:rPr>
+        <w:t>server.listen</w:t>
+      </w:r>
+      <w:proofErr w:type="spellEnd"/>
+      <w:proofErr w:type="gramEnd"/>
+      <w:r>
+        <w:rPr>
+          <w:rFonts w:ascii="Courier New" w:eastAsia="Times New Roman" w:hAnsi="Courier New" w:cs="Courier New"/>
+          <w:sz w:val="20"/>
+          <w:szCs w:val="20"/>
+        </w:rPr>
+        <w:t>(3000);</w:t>
       </w:r>
     </w:p>
     <w:p>
@@ -1157,7 +2209,7 @@
           <w:sz w:val="24"/>
           <w:szCs w:val="24"/>
         </w:rPr>
-        <w:pict>
+        <w:pict w14:anchorId="004C0E61">
           <v:rect id="_x0000_i1028" style="width:0;height:1.5pt" o:hralign="center" o:hrstd="t" o:hr="t" fillcolor="#a0a0a0" stroked="f"/>
         </w:pict>
       </w:r>
@@ -1184,25 +2236,103 @@
         </w:rPr>
         <w:t xml:space="preserve">Q5: </w:t>
       </w:r>
-      <w:r>
-        <w:rPr>
-          <w:rFonts w:ascii="Courier New" w:eastAsia="Times New Roman" w:hAnsi="Courier New" w:cs="Courier New"/>
-          <w:b/>
-          <w:bCs/>
-          <w:sz w:val="20"/>
-          <w:szCs w:val="20"/>
-        </w:rPr>
-        <w:t>require()</w:t>
-      </w:r>
-      <w:r>
-        <w:rPr>
-          <w:rFonts w:ascii="Times New Roman" w:eastAsia="Times New Roman" w:hAnsi="Times New Roman" w:cs="Times New Roman"/>
-          <w:b/>
-          <w:bCs/>
-          <w:sz w:val="27"/>
-          <w:szCs w:val="27"/>
-        </w:rPr>
-        <w:t xml:space="preserve"> function kya karta hai?</w:t>
+      <w:proofErr w:type="gramStart"/>
+      <w:r>
+        <w:rPr>
+          <w:rFonts w:ascii="Courier New" w:eastAsia="Times New Roman" w:hAnsi="Courier New" w:cs="Courier New"/>
+          <w:b/>
+          <w:bCs/>
+          <w:sz w:val="20"/>
+          <w:szCs w:val="20"/>
+        </w:rPr>
+        <w:t>require(</w:t>
+      </w:r>
+      <w:proofErr w:type="gramEnd"/>
+      <w:r>
+        <w:rPr>
+          <w:rFonts w:ascii="Courier New" w:eastAsia="Times New Roman" w:hAnsi="Courier New" w:cs="Courier New"/>
+          <w:b/>
+          <w:bCs/>
+          <w:sz w:val="20"/>
+          <w:szCs w:val="20"/>
+        </w:rPr>
+        <w:t>)</w:t>
+      </w:r>
+      <w:r>
+        <w:rPr>
+          <w:rFonts w:ascii="Times New Roman" w:eastAsia="Times New Roman" w:hAnsi="Times New Roman" w:cs="Times New Roman"/>
+          <w:b/>
+          <w:bCs/>
+          <w:sz w:val="27"/>
+          <w:szCs w:val="27"/>
+        </w:rPr>
+        <w:t xml:space="preserve"> function </w:t>
+      </w:r>
+      <w:proofErr w:type="spellStart"/>
+      <w:r>
+        <w:rPr>
+          <w:rFonts w:ascii="Times New Roman" w:eastAsia="Times New Roman" w:hAnsi="Times New Roman" w:cs="Times New Roman"/>
+          <w:b/>
+          <w:bCs/>
+          <w:sz w:val="27"/>
+          <w:szCs w:val="27"/>
+        </w:rPr>
+        <w:t>kya</w:t>
+      </w:r>
+      <w:proofErr w:type="spellEnd"/>
+      <w:r>
+        <w:rPr>
+          <w:rFonts w:ascii="Times New Roman" w:eastAsia="Times New Roman" w:hAnsi="Times New Roman" w:cs="Times New Roman"/>
+          <w:b/>
+          <w:bCs/>
+          <w:sz w:val="27"/>
+          <w:szCs w:val="27"/>
+        </w:rPr>
+        <w:t xml:space="preserve"> </w:t>
+      </w:r>
+      <w:proofErr w:type="spellStart"/>
+      <w:r>
+        <w:rPr>
+          <w:rFonts w:ascii="Times New Roman" w:eastAsia="Times New Roman" w:hAnsi="Times New Roman" w:cs="Times New Roman"/>
+          <w:b/>
+          <w:bCs/>
+          <w:sz w:val="27"/>
+          <w:szCs w:val="27"/>
+        </w:rPr>
+        <w:t>karta</w:t>
+      </w:r>
+      <w:proofErr w:type="spellEnd"/>
+      <w:r>
+        <w:rPr>
+          <w:rFonts w:ascii="Times New Roman" w:eastAsia="Times New Roman" w:hAnsi="Times New Roman" w:cs="Times New Roman"/>
+          <w:b/>
+          <w:bCs/>
+          <w:sz w:val="27"/>
+          <w:szCs w:val="27"/>
+        </w:rPr>
+        <w:t xml:space="preserve"> </w:t>
+      </w:r>
+      <w:proofErr w:type="spellStart"/>
+      <w:r>
+        <w:rPr>
+          <w:rFonts w:ascii="Times New Roman" w:eastAsia="Times New Roman" w:hAnsi="Times New Roman" w:cs="Times New Roman"/>
+          <w:b/>
+          <w:bCs/>
+          <w:sz w:val="27"/>
+          <w:szCs w:val="27"/>
+        </w:rPr>
+        <w:t>hai</w:t>
+      </w:r>
+      <w:proofErr w:type="spellEnd"/>
+      <w:r>
+        <w:rPr>
+          <w:rFonts w:ascii="Times New Roman" w:eastAsia="Times New Roman" w:hAnsi="Times New Roman" w:cs="Times New Roman"/>
+          <w:b/>
+          <w:bCs/>
+          <w:sz w:val="27"/>
+          <w:szCs w:val="27"/>
+        </w:rPr>
+        <w:t>?</w:t>
       </w:r>
     </w:p>
     <w:p>
@@ -1231,7 +2361,115 @@
           <w:szCs w:val="24"/>
         </w:rPr>
         <w:br/>
-        <w:t>Ye kisi module ko import karta hai taaki uska code current file me use ho sake.</w:t>
+        <w:t xml:space="preserve">Ye </w:t>
+      </w:r>
+      <w:proofErr w:type="spellStart"/>
+      <w:r>
+        <w:rPr>
+          <w:rFonts w:ascii="Times New Roman" w:eastAsia="Times New Roman" w:hAnsi="Times New Roman" w:cs="Times New Roman"/>
+          <w:sz w:val="24"/>
+          <w:szCs w:val="24"/>
+        </w:rPr>
+        <w:t>kisi</w:t>
+      </w:r>
+      <w:proofErr w:type="spellEnd"/>
+      <w:r>
+        <w:rPr>
+          <w:rFonts w:ascii="Times New Roman" w:eastAsia="Times New Roman" w:hAnsi="Times New Roman" w:cs="Times New Roman"/>
+          <w:sz w:val="24"/>
+          <w:szCs w:val="24"/>
+        </w:rPr>
+        <w:t xml:space="preserve"> module ko import </w:t>
+      </w:r>
+      <w:proofErr w:type="spellStart"/>
+      <w:r>
+        <w:rPr>
+          <w:rFonts w:ascii="Times New Roman" w:eastAsia="Times New Roman" w:hAnsi="Times New Roman" w:cs="Times New Roman"/>
+          <w:sz w:val="24"/>
+          <w:szCs w:val="24"/>
+        </w:rPr>
+        <w:t>karta</w:t>
+      </w:r>
+      <w:proofErr w:type="spellEnd"/>
+      <w:r>
+        <w:rPr>
+          <w:rFonts w:ascii="Times New Roman" w:eastAsia="Times New Roman" w:hAnsi="Times New Roman" w:cs="Times New Roman"/>
+          <w:sz w:val="24"/>
+          <w:szCs w:val="24"/>
+        </w:rPr>
+        <w:t xml:space="preserve"> </w:t>
+      </w:r>
+      <w:proofErr w:type="spellStart"/>
+      <w:r>
+        <w:rPr>
+          <w:rFonts w:ascii="Times New Roman" w:eastAsia="Times New Roman" w:hAnsi="Times New Roman" w:cs="Times New Roman"/>
+          <w:sz w:val="24"/>
+          <w:szCs w:val="24"/>
+        </w:rPr>
+        <w:t>hai</w:t>
+      </w:r>
+      <w:proofErr w:type="spellEnd"/>
+      <w:r>
+        <w:rPr>
+          <w:rFonts w:ascii="Times New Roman" w:eastAsia="Times New Roman" w:hAnsi="Times New Roman" w:cs="Times New Roman"/>
+          <w:sz w:val="24"/>
+          <w:szCs w:val="24"/>
+        </w:rPr>
+        <w:t xml:space="preserve"> </w:t>
+      </w:r>
+      <w:proofErr w:type="spellStart"/>
+      <w:r>
+        <w:rPr>
+          <w:rFonts w:ascii="Times New Roman" w:eastAsia="Times New Roman" w:hAnsi="Times New Roman" w:cs="Times New Roman"/>
+          <w:sz w:val="24"/>
+          <w:szCs w:val="24"/>
+        </w:rPr>
+        <w:t>taaki</w:t>
+      </w:r>
+      <w:proofErr w:type="spellEnd"/>
+      <w:r>
+        <w:rPr>
+          <w:rFonts w:ascii="Times New Roman" w:eastAsia="Times New Roman" w:hAnsi="Times New Roman" w:cs="Times New Roman"/>
+          <w:sz w:val="24"/>
+          <w:szCs w:val="24"/>
+        </w:rPr>
+        <w:t xml:space="preserve"> </w:t>
+      </w:r>
+      <w:proofErr w:type="spellStart"/>
+      <w:r>
+        <w:rPr>
+          <w:rFonts w:ascii="Times New Roman" w:eastAsia="Times New Roman" w:hAnsi="Times New Roman" w:cs="Times New Roman"/>
+          <w:sz w:val="24"/>
+          <w:szCs w:val="24"/>
+        </w:rPr>
+        <w:t>uska</w:t>
+      </w:r>
+      <w:proofErr w:type="spellEnd"/>
+      <w:r>
+        <w:rPr>
+          <w:rFonts w:ascii="Times New Roman" w:eastAsia="Times New Roman" w:hAnsi="Times New Roman" w:cs="Times New Roman"/>
+          <w:sz w:val="24"/>
+          <w:szCs w:val="24"/>
+        </w:rPr>
+        <w:t xml:space="preserve"> code current file me use </w:t>
+      </w:r>
+      <w:proofErr w:type="gramStart"/>
+      <w:r>
+        <w:rPr>
+          <w:rFonts w:ascii="Times New Roman" w:eastAsia="Times New Roman" w:hAnsi="Times New Roman" w:cs="Times New Roman"/>
+          <w:sz w:val="24"/>
+          <w:szCs w:val="24"/>
+        </w:rPr>
+        <w:t>ho</w:t>
+      </w:r>
+      <w:proofErr w:type="gramEnd"/>
+      <w:r>
+        <w:rPr>
+          <w:rFonts w:ascii="Times New Roman" w:eastAsia="Times New Roman" w:hAnsi="Times New Roman" w:cs="Times New Roman"/>
+          <w:sz w:val="24"/>
+          <w:szCs w:val="24"/>
+        </w:rPr>
+        <w:t xml:space="preserve"> sake.</w:t>
       </w:r>
     </w:p>
     <w:p>
@@ -1249,7 +2487,7 @@
           <w:sz w:val="24"/>
           <w:szCs w:val="24"/>
         </w:rPr>
-        <w:pict>
+        <w:pict w14:anchorId="00D04E73">
           <v:rect id="_x0000_i1029" style="width:0;height:1.5pt" o:hralign="center" o:hrstd="t" o:hr="t" fillcolor="#a0a0a0" stroked="f"/>
         </w:pict>
       </w:r>
@@ -1316,7 +2554,25 @@
           <w:sz w:val="24"/>
           <w:szCs w:val="24"/>
         </w:rPr>
-        <w:t>Core Modules → Node.js ke built-in modules (</w:t>
+        <w:t xml:space="preserve">Core Modules → Node.js </w:t>
+      </w:r>
+      <w:proofErr w:type="spellStart"/>
+      <w:r>
+        <w:rPr>
+          <w:rFonts w:ascii="Times New Roman" w:eastAsia="Times New Roman" w:hAnsi="Times New Roman" w:cs="Times New Roman"/>
+          <w:sz w:val="24"/>
+          <w:szCs w:val="24"/>
+        </w:rPr>
+        <w:t>ke</w:t>
+      </w:r>
+      <w:proofErr w:type="spellEnd"/>
+      <w:r>
+        <w:rPr>
+          <w:rFonts w:ascii="Times New Roman" w:eastAsia="Times New Roman" w:hAnsi="Times New Roman" w:cs="Times New Roman"/>
+          <w:sz w:val="24"/>
+          <w:szCs w:val="24"/>
+        </w:rPr>
+        <w:t xml:space="preserve"> built-in modules (</w:t>
       </w:r>
       <w:r>
         <w:rPr>
@@ -1370,7 +2626,25 @@
           <w:sz w:val="24"/>
           <w:szCs w:val="24"/>
         </w:rPr>
-        <w:t xml:space="preserve">Third-party Modules → NPM se install karne wale modules (e.g. </w:t>
+        <w:t xml:space="preserve">Third-party Modules → NPM se install </w:t>
+      </w:r>
+      <w:proofErr w:type="spellStart"/>
+      <w:r>
+        <w:rPr>
+          <w:rFonts w:ascii="Times New Roman" w:eastAsia="Times New Roman" w:hAnsi="Times New Roman" w:cs="Times New Roman"/>
+          <w:sz w:val="24"/>
+          <w:szCs w:val="24"/>
+        </w:rPr>
+        <w:t>karne</w:t>
+      </w:r>
+      <w:proofErr w:type="spellEnd"/>
+      <w:r>
+        <w:rPr>
+          <w:rFonts w:ascii="Times New Roman" w:eastAsia="Times New Roman" w:hAnsi="Times New Roman" w:cs="Times New Roman"/>
+          <w:sz w:val="24"/>
+          <w:szCs w:val="24"/>
+        </w:rPr>
+        <w:t xml:space="preserve"> wale modules (e.g. </w:t>
       </w:r>
       <w:r>
         <w:rPr>
@@ -1420,7 +2694,7 @@
           <w:sz w:val="24"/>
           <w:szCs w:val="24"/>
         </w:rPr>
-        <w:pict>
+        <w:pict w14:anchorId="525E2F86">
           <v:rect id="_x0000_i1030" style="width:0;height:1.5pt" o:hralign="center" o:hrstd="t" o:hr="t" fillcolor="#a0a0a0" stroked="f"/>
         </w:pict>
       </w:r>
@@ -1468,7 +2742,73 @@
           <w:sz w:val="27"/>
           <w:szCs w:val="27"/>
         </w:rPr>
-        <w:t>Q1: EJS kya hota hai?</w:t>
+        <w:t xml:space="preserve">Q1: EJS </w:t>
+      </w:r>
+      <w:proofErr w:type="spellStart"/>
+      <w:r>
+        <w:rPr>
+          <w:rFonts w:ascii="Times New Roman" w:eastAsia="Times New Roman" w:hAnsi="Times New Roman" w:cs="Times New Roman"/>
+          <w:b/>
+          <w:bCs/>
+          <w:sz w:val="27"/>
+          <w:szCs w:val="27"/>
+        </w:rPr>
+        <w:t>kya</w:t>
+      </w:r>
+      <w:proofErr w:type="spellEnd"/>
+      <w:r>
+        <w:rPr>
+          <w:rFonts w:ascii="Times New Roman" w:eastAsia="Times New Roman" w:hAnsi="Times New Roman" w:cs="Times New Roman"/>
+          <w:b/>
+          <w:bCs/>
+          <w:sz w:val="27"/>
+          <w:szCs w:val="27"/>
+        </w:rPr>
+        <w:t xml:space="preserve"> </w:t>
+      </w:r>
+      <w:proofErr w:type="spellStart"/>
+      <w:r>
+        <w:rPr>
+          <w:rFonts w:ascii="Times New Roman" w:eastAsia="Times New Roman" w:hAnsi="Times New Roman" w:cs="Times New Roman"/>
+          <w:b/>
+          <w:bCs/>
+          <w:sz w:val="27"/>
+          <w:szCs w:val="27"/>
+        </w:rPr>
+        <w:t>hota</w:t>
+      </w:r>
+      <w:proofErr w:type="spellEnd"/>
+      <w:r>
+        <w:rPr>
+          <w:rFonts w:ascii="Times New Roman" w:eastAsia="Times New Roman" w:hAnsi="Times New Roman" w:cs="Times New Roman"/>
+          <w:b/>
+          <w:bCs/>
+          <w:sz w:val="27"/>
+          <w:szCs w:val="27"/>
+        </w:rPr>
+        <w:t xml:space="preserve"> </w:t>
+      </w:r>
+      <w:proofErr w:type="spellStart"/>
+      <w:r>
+        <w:rPr>
+          <w:rFonts w:ascii="Times New Roman" w:eastAsia="Times New Roman" w:hAnsi="Times New Roman" w:cs="Times New Roman"/>
+          <w:b/>
+          <w:bCs/>
+          <w:sz w:val="27"/>
+          <w:szCs w:val="27"/>
+        </w:rPr>
+        <w:t>hai</w:t>
+      </w:r>
+      <w:proofErr w:type="spellEnd"/>
+      <w:r>
+        <w:rPr>
+          <w:rFonts w:ascii="Times New Roman" w:eastAsia="Times New Roman" w:hAnsi="Times New Roman" w:cs="Times New Roman"/>
+          <w:b/>
+          <w:bCs/>
+          <w:sz w:val="27"/>
+          <w:szCs w:val="27"/>
+        </w:rPr>
+        <w:t>?</w:t>
       </w:r>
     </w:p>
     <w:p>
@@ -1497,7 +2837,115 @@
           <w:szCs w:val="24"/>
         </w:rPr>
         <w:br/>
-        <w:t>EJS ek templating engine hai jo HTML ke andar JavaScript embed karne deta hai.</w:t>
+        <w:t xml:space="preserve">EJS ek templating engine </w:t>
+      </w:r>
+      <w:proofErr w:type="spellStart"/>
+      <w:r>
+        <w:rPr>
+          <w:rFonts w:ascii="Times New Roman" w:eastAsia="Times New Roman" w:hAnsi="Times New Roman" w:cs="Times New Roman"/>
+          <w:sz w:val="24"/>
+          <w:szCs w:val="24"/>
+        </w:rPr>
+        <w:t>hai</w:t>
+      </w:r>
+      <w:proofErr w:type="spellEnd"/>
+      <w:r>
+        <w:rPr>
+          <w:rFonts w:ascii="Times New Roman" w:eastAsia="Times New Roman" w:hAnsi="Times New Roman" w:cs="Times New Roman"/>
+          <w:sz w:val="24"/>
+          <w:szCs w:val="24"/>
+        </w:rPr>
+        <w:t xml:space="preserve"> jo HTML </w:t>
+      </w:r>
+      <w:proofErr w:type="spellStart"/>
+      <w:r>
+        <w:rPr>
+          <w:rFonts w:ascii="Times New Roman" w:eastAsia="Times New Roman" w:hAnsi="Times New Roman" w:cs="Times New Roman"/>
+          <w:sz w:val="24"/>
+          <w:szCs w:val="24"/>
+        </w:rPr>
+        <w:t>ke</w:t>
+      </w:r>
+      <w:proofErr w:type="spellEnd"/>
+      <w:r>
+        <w:rPr>
+          <w:rFonts w:ascii="Times New Roman" w:eastAsia="Times New Roman" w:hAnsi="Times New Roman" w:cs="Times New Roman"/>
+          <w:sz w:val="24"/>
+          <w:szCs w:val="24"/>
+        </w:rPr>
+        <w:t xml:space="preserve"> </w:t>
+      </w:r>
+      <w:proofErr w:type="spellStart"/>
+      <w:r>
+        <w:rPr>
+          <w:rFonts w:ascii="Times New Roman" w:eastAsia="Times New Roman" w:hAnsi="Times New Roman" w:cs="Times New Roman"/>
+          <w:sz w:val="24"/>
+          <w:szCs w:val="24"/>
+        </w:rPr>
+        <w:t>andar</w:t>
+      </w:r>
+      <w:proofErr w:type="spellEnd"/>
+      <w:r>
+        <w:rPr>
+          <w:rFonts w:ascii="Times New Roman" w:eastAsia="Times New Roman" w:hAnsi="Times New Roman" w:cs="Times New Roman"/>
+          <w:sz w:val="24"/>
+          <w:szCs w:val="24"/>
+        </w:rPr>
+        <w:t xml:space="preserve"> JavaScript embed </w:t>
+      </w:r>
+      <w:proofErr w:type="spellStart"/>
+      <w:r>
+        <w:rPr>
+          <w:rFonts w:ascii="Times New Roman" w:eastAsia="Times New Roman" w:hAnsi="Times New Roman" w:cs="Times New Roman"/>
+          <w:sz w:val="24"/>
+          <w:szCs w:val="24"/>
+        </w:rPr>
+        <w:t>karne</w:t>
+      </w:r>
+      <w:proofErr w:type="spellEnd"/>
+      <w:r>
+        <w:rPr>
+          <w:rFonts w:ascii="Times New Roman" w:eastAsia="Times New Roman" w:hAnsi="Times New Roman" w:cs="Times New Roman"/>
+          <w:sz w:val="24"/>
+          <w:szCs w:val="24"/>
+        </w:rPr>
+        <w:t xml:space="preserve"> </w:t>
+      </w:r>
+      <w:proofErr w:type="spellStart"/>
+      <w:r>
+        <w:rPr>
+          <w:rFonts w:ascii="Times New Roman" w:eastAsia="Times New Roman" w:hAnsi="Times New Roman" w:cs="Times New Roman"/>
+          <w:sz w:val="24"/>
+          <w:szCs w:val="24"/>
+        </w:rPr>
+        <w:t>deta</w:t>
+      </w:r>
+      <w:proofErr w:type="spellEnd"/>
+      <w:r>
+        <w:rPr>
+          <w:rFonts w:ascii="Times New Roman" w:eastAsia="Times New Roman" w:hAnsi="Times New Roman" w:cs="Times New Roman"/>
+          <w:sz w:val="24"/>
+          <w:szCs w:val="24"/>
+        </w:rPr>
+        <w:t xml:space="preserve"> </w:t>
+      </w:r>
+      <w:proofErr w:type="spellStart"/>
+      <w:r>
+        <w:rPr>
+          <w:rFonts w:ascii="Times New Roman" w:eastAsia="Times New Roman" w:hAnsi="Times New Roman" w:cs="Times New Roman"/>
+          <w:sz w:val="24"/>
+          <w:szCs w:val="24"/>
+        </w:rPr>
+        <w:t>hai</w:t>
+      </w:r>
+      <w:proofErr w:type="spellEnd"/>
+      <w:r>
+        <w:rPr>
+          <w:rFonts w:ascii="Times New Roman" w:eastAsia="Times New Roman" w:hAnsi="Times New Roman" w:cs="Times New Roman"/>
+          <w:sz w:val="24"/>
+          <w:szCs w:val="24"/>
+        </w:rPr>
+        <w:t>.</w:t>
       </w:r>
     </w:p>
     <w:p>
@@ -1515,7 +2963,7 @@
           <w:sz w:val="24"/>
           <w:szCs w:val="24"/>
         </w:rPr>
-        <w:pict>
+        <w:pict w14:anchorId="0252142B">
           <v:rect id="_x0000_i1031" style="width:0;height:1.5pt" o:hralign="center" o:hrstd="t" o:hr="t" fillcolor="#a0a0a0" stroked="f"/>
         </w:pict>
       </w:r>
@@ -1540,7 +2988,73 @@
           <w:sz w:val="27"/>
           <w:szCs w:val="27"/>
         </w:rPr>
-        <w:t>Q2: EJS file ko Node.js me kaise render karte hain?</w:t>
+        <w:t xml:space="preserve">Q2: EJS file ko Node.js me </w:t>
+      </w:r>
+      <w:proofErr w:type="spellStart"/>
+      <w:r>
+        <w:rPr>
+          <w:rFonts w:ascii="Times New Roman" w:eastAsia="Times New Roman" w:hAnsi="Times New Roman" w:cs="Times New Roman"/>
+          <w:b/>
+          <w:bCs/>
+          <w:sz w:val="27"/>
+          <w:szCs w:val="27"/>
+        </w:rPr>
+        <w:t>kaise</w:t>
+      </w:r>
+      <w:proofErr w:type="spellEnd"/>
+      <w:r>
+        <w:rPr>
+          <w:rFonts w:ascii="Times New Roman" w:eastAsia="Times New Roman" w:hAnsi="Times New Roman" w:cs="Times New Roman"/>
+          <w:b/>
+          <w:bCs/>
+          <w:sz w:val="27"/>
+          <w:szCs w:val="27"/>
+        </w:rPr>
+        <w:t xml:space="preserve"> render </w:t>
+      </w:r>
+      <w:proofErr w:type="spellStart"/>
+      <w:r>
+        <w:rPr>
+          <w:rFonts w:ascii="Times New Roman" w:eastAsia="Times New Roman" w:hAnsi="Times New Roman" w:cs="Times New Roman"/>
+          <w:b/>
+          <w:bCs/>
+          <w:sz w:val="27"/>
+          <w:szCs w:val="27"/>
+        </w:rPr>
+        <w:t>karte</w:t>
+      </w:r>
+      <w:proofErr w:type="spellEnd"/>
+      <w:r>
+        <w:rPr>
+          <w:rFonts w:ascii="Times New Roman" w:eastAsia="Times New Roman" w:hAnsi="Times New Roman" w:cs="Times New Roman"/>
+          <w:b/>
+          <w:bCs/>
+          <w:sz w:val="27"/>
+          <w:szCs w:val="27"/>
+        </w:rPr>
+        <w:t xml:space="preserve"> </w:t>
+      </w:r>
+      <w:proofErr w:type="spellStart"/>
+      <w:r>
+        <w:rPr>
+          <w:rFonts w:ascii="Times New Roman" w:eastAsia="Times New Roman" w:hAnsi="Times New Roman" w:cs="Times New Roman"/>
+          <w:b/>
+          <w:bCs/>
+          <w:sz w:val="27"/>
+          <w:szCs w:val="27"/>
+        </w:rPr>
+        <w:t>hain</w:t>
+      </w:r>
+      <w:proofErr w:type="spellEnd"/>
+      <w:r>
+        <w:rPr>
+          <w:rFonts w:ascii="Times New Roman" w:eastAsia="Times New Roman" w:hAnsi="Times New Roman" w:cs="Times New Roman"/>
+          <w:b/>
+          <w:bCs/>
+          <w:sz w:val="27"/>
+          <w:szCs w:val="27"/>
+        </w:rPr>
+        <w:t>?</w:t>
       </w:r>
     </w:p>
     <w:p>
@@ -1590,6 +3104,7 @@
           <w:szCs w:val="20"/>
         </w:rPr>
       </w:pPr>
+      <w:proofErr w:type="spellStart"/>
       <w:r>
         <w:rPr>
           <w:rFonts w:ascii="Courier New" w:eastAsia="Times New Roman" w:hAnsi="Courier New" w:cs="Courier New"/>
@@ -1598,6 +3113,7 @@
         </w:rPr>
         <w:t>js</w:t>
       </w:r>
+      <w:proofErr w:type="spellEnd"/>
     </w:p>
     <w:p>
       <w:pPr>
@@ -1626,6 +3142,7 @@
           <w:szCs w:val="20"/>
         </w:rPr>
       </w:pPr>
+      <w:proofErr w:type="spellStart"/>
       <w:r>
         <w:rPr>
           <w:rFonts w:ascii="Courier New" w:eastAsia="Times New Roman" w:hAnsi="Courier New" w:cs="Courier New"/>
@@ -1634,6 +3151,7 @@
         </w:rPr>
         <w:t>CopyEdit</w:t>
       </w:r>
+      <w:proofErr w:type="spellEnd"/>
     </w:p>
     <w:p>
       <w:pPr>
@@ -1662,13 +3180,51 @@
           <w:szCs w:val="20"/>
         </w:rPr>
       </w:pPr>
-      <w:r>
-        <w:rPr>
-          <w:rFonts w:ascii="Courier New" w:eastAsia="Times New Roman" w:hAnsi="Courier New" w:cs="Courier New"/>
-          <w:sz w:val="20"/>
-          <w:szCs w:val="20"/>
-        </w:rPr>
-        <w:t>app.set('view engine', 'ejs');</w:t>
+      <w:proofErr w:type="spellStart"/>
+      <w:proofErr w:type="gramStart"/>
+      <w:r>
+        <w:rPr>
+          <w:rFonts w:ascii="Courier New" w:eastAsia="Times New Roman" w:hAnsi="Courier New" w:cs="Courier New"/>
+          <w:sz w:val="20"/>
+          <w:szCs w:val="20"/>
+        </w:rPr>
+        <w:t>app.set</w:t>
+      </w:r>
+      <w:proofErr w:type="spellEnd"/>
+      <w:r>
+        <w:rPr>
+          <w:rFonts w:ascii="Courier New" w:eastAsia="Times New Roman" w:hAnsi="Courier New" w:cs="Courier New"/>
+          <w:sz w:val="20"/>
+          <w:szCs w:val="20"/>
+        </w:rPr>
+        <w:t>(</w:t>
+      </w:r>
+      <w:proofErr w:type="gramEnd"/>
+      <w:r>
+        <w:rPr>
+          <w:rFonts w:ascii="Courier New" w:eastAsia="Times New Roman" w:hAnsi="Courier New" w:cs="Courier New"/>
+          <w:sz w:val="20"/>
+          <w:szCs w:val="20"/>
+        </w:rPr>
+        <w:t>'view engine', '</w:t>
+      </w:r>
+      <w:proofErr w:type="spellStart"/>
+      <w:r>
+        <w:rPr>
+          <w:rFonts w:ascii="Courier New" w:eastAsia="Times New Roman" w:hAnsi="Courier New" w:cs="Courier New"/>
+          <w:sz w:val="20"/>
+          <w:szCs w:val="20"/>
+        </w:rPr>
+        <w:t>ejs</w:t>
+      </w:r>
+      <w:proofErr w:type="spellEnd"/>
+      <w:r>
+        <w:rPr>
+          <w:rFonts w:ascii="Courier New" w:eastAsia="Times New Roman" w:hAnsi="Courier New" w:cs="Courier New"/>
+          <w:sz w:val="20"/>
+          <w:szCs w:val="20"/>
+        </w:rPr>
+        <w:t>');</w:t>
       </w:r>
     </w:p>
     <w:p>
@@ -1698,13 +3254,33 @@
           <w:szCs w:val="20"/>
         </w:rPr>
       </w:pPr>
-      <w:r>
-        <w:rPr>
-          <w:rFonts w:ascii="Courier New" w:eastAsia="Times New Roman" w:hAnsi="Courier New" w:cs="Courier New"/>
-          <w:sz w:val="20"/>
-          <w:szCs w:val="20"/>
-        </w:rPr>
-        <w:t>app.get('/', (req, res) =&gt; {</w:t>
+      <w:proofErr w:type="spellStart"/>
+      <w:proofErr w:type="gramStart"/>
+      <w:r>
+        <w:rPr>
+          <w:rFonts w:ascii="Courier New" w:eastAsia="Times New Roman" w:hAnsi="Courier New" w:cs="Courier New"/>
+          <w:sz w:val="20"/>
+          <w:szCs w:val="20"/>
+        </w:rPr>
+        <w:t>app.get</w:t>
+      </w:r>
+      <w:proofErr w:type="spellEnd"/>
+      <w:r>
+        <w:rPr>
+          <w:rFonts w:ascii="Courier New" w:eastAsia="Times New Roman" w:hAnsi="Courier New" w:cs="Courier New"/>
+          <w:sz w:val="20"/>
+          <w:szCs w:val="20"/>
+        </w:rPr>
+        <w:t>(</w:t>
+      </w:r>
+      <w:proofErr w:type="gramEnd"/>
+      <w:r>
+        <w:rPr>
+          <w:rFonts w:ascii="Courier New" w:eastAsia="Times New Roman" w:hAnsi="Courier New" w:cs="Courier New"/>
+          <w:sz w:val="20"/>
+          <w:szCs w:val="20"/>
+        </w:rPr>
+        <w:t>'/', (req, res) =&gt; {</w:t>
       </w:r>
     </w:p>
     <w:p>
@@ -1740,7 +3316,63 @@
           <w:sz w:val="20"/>
           <w:szCs w:val="20"/>
         </w:rPr>
-        <w:t xml:space="preserve">  res.render('index', { name: 'Aman' });</w:t>
+        <w:t xml:space="preserve">  </w:t>
+      </w:r>
+      <w:proofErr w:type="spellStart"/>
+      <w:proofErr w:type="gramStart"/>
+      <w:r>
+        <w:rPr>
+          <w:rFonts w:ascii="Courier New" w:eastAsia="Times New Roman" w:hAnsi="Courier New" w:cs="Courier New"/>
+          <w:sz w:val="20"/>
+          <w:szCs w:val="20"/>
+        </w:rPr>
+        <w:t>res.render</w:t>
+      </w:r>
+      <w:proofErr w:type="spellEnd"/>
+      <w:proofErr w:type="gramEnd"/>
+      <w:r>
+        <w:rPr>
+          <w:rFonts w:ascii="Courier New" w:eastAsia="Times New Roman" w:hAnsi="Courier New" w:cs="Courier New"/>
+          <w:sz w:val="20"/>
+          <w:szCs w:val="20"/>
+        </w:rPr>
+        <w:t xml:space="preserve">('index', </w:t>
+      </w:r>
+      <w:proofErr w:type="gramStart"/>
+      <w:r>
+        <w:rPr>
+          <w:rFonts w:ascii="Courier New" w:eastAsia="Times New Roman" w:hAnsi="Courier New" w:cs="Courier New"/>
+          <w:sz w:val="20"/>
+          <w:szCs w:val="20"/>
+        </w:rPr>
+        <w:t>{ name</w:t>
+      </w:r>
+      <w:proofErr w:type="gramEnd"/>
+      <w:r>
+        <w:rPr>
+          <w:rFonts w:ascii="Courier New" w:eastAsia="Times New Roman" w:hAnsi="Courier New" w:cs="Courier New"/>
+          <w:sz w:val="20"/>
+          <w:szCs w:val="20"/>
+        </w:rPr>
+        <w:t>: 'Aman</w:t>
+      </w:r>
+      <w:proofErr w:type="gramStart"/>
+      <w:r>
+        <w:rPr>
+          <w:rFonts w:ascii="Courier New" w:eastAsia="Times New Roman" w:hAnsi="Courier New" w:cs="Courier New"/>
+          <w:sz w:val="20"/>
+          <w:szCs w:val="20"/>
+        </w:rPr>
+        <w:t>' }</w:t>
+      </w:r>
+      <w:proofErr w:type="gramEnd"/>
+      <w:r>
+        <w:rPr>
+          <w:rFonts w:ascii="Courier New" w:eastAsia="Times New Roman" w:hAnsi="Courier New" w:cs="Courier New"/>
+          <w:sz w:val="20"/>
+          <w:szCs w:val="20"/>
+        </w:rPr>
+        <w:t>);</w:t>
       </w:r>
     </w:p>
     <w:p>
@@ -1794,7 +3426,7 @@
           <w:sz w:val="24"/>
           <w:szCs w:val="24"/>
         </w:rPr>
-        <w:pict>
+        <w:pict w14:anchorId="21DC5E4F">
           <v:rect id="_x0000_i1032" style="width:0;height:1.5pt" o:hralign="center" o:hrstd="t" o:hr="t" fillcolor="#a0a0a0" stroked="f"/>
         </w:pict>
       </w:r>
@@ -1859,7 +3491,73 @@
           <w:sz w:val="27"/>
           <w:szCs w:val="27"/>
         </w:rPr>
-        <w:t xml:space="preserve"> me kya fark hota hai?</w:t>
+        <w:t xml:space="preserve"> me </w:t>
+      </w:r>
+      <w:proofErr w:type="spellStart"/>
+      <w:r>
+        <w:rPr>
+          <w:rFonts w:ascii="Times New Roman" w:eastAsia="Times New Roman" w:hAnsi="Times New Roman" w:cs="Times New Roman"/>
+          <w:b/>
+          <w:bCs/>
+          <w:sz w:val="27"/>
+          <w:szCs w:val="27"/>
+        </w:rPr>
+        <w:t>kya</w:t>
+      </w:r>
+      <w:proofErr w:type="spellEnd"/>
+      <w:r>
+        <w:rPr>
+          <w:rFonts w:ascii="Times New Roman" w:eastAsia="Times New Roman" w:hAnsi="Times New Roman" w:cs="Times New Roman"/>
+          <w:b/>
+          <w:bCs/>
+          <w:sz w:val="27"/>
+          <w:szCs w:val="27"/>
+        </w:rPr>
+        <w:t xml:space="preserve"> fark </w:t>
+      </w:r>
+      <w:proofErr w:type="spellStart"/>
+      <w:r>
+        <w:rPr>
+          <w:rFonts w:ascii="Times New Roman" w:eastAsia="Times New Roman" w:hAnsi="Times New Roman" w:cs="Times New Roman"/>
+          <w:b/>
+          <w:bCs/>
+          <w:sz w:val="27"/>
+          <w:szCs w:val="27"/>
+        </w:rPr>
+        <w:t>hota</w:t>
+      </w:r>
+      <w:proofErr w:type="spellEnd"/>
+      <w:r>
+        <w:rPr>
+          <w:rFonts w:ascii="Times New Roman" w:eastAsia="Times New Roman" w:hAnsi="Times New Roman" w:cs="Times New Roman"/>
+          <w:b/>
+          <w:bCs/>
+          <w:sz w:val="27"/>
+          <w:szCs w:val="27"/>
+        </w:rPr>
+        <w:t xml:space="preserve"> </w:t>
+      </w:r>
+      <w:proofErr w:type="spellStart"/>
+      <w:r>
+        <w:rPr>
+          <w:rFonts w:ascii="Times New Roman" w:eastAsia="Times New Roman" w:hAnsi="Times New Roman" w:cs="Times New Roman"/>
+          <w:b/>
+          <w:bCs/>
+          <w:sz w:val="27"/>
+          <w:szCs w:val="27"/>
+        </w:rPr>
+        <w:t>hai</w:t>
+      </w:r>
+      <w:proofErr w:type="spellEnd"/>
+      <w:r>
+        <w:rPr>
+          <w:rFonts w:ascii="Times New Roman" w:eastAsia="Times New Roman" w:hAnsi="Times New Roman" w:cs="Times New Roman"/>
+          <w:b/>
+          <w:bCs/>
+          <w:sz w:val="27"/>
+          <w:szCs w:val="27"/>
+        </w:rPr>
+        <w:t>?</w:t>
       </w:r>
     </w:p>
     <w:p>
@@ -1901,6 +3599,7 @@
           <w:sz w:val="20"/>
           <w:szCs w:val="20"/>
         </w:rPr>
+        <w:lastRenderedPageBreak/>
         <w:t>&lt;%= %&gt;</w:t>
       </w:r>
       <w:r>
@@ -1931,7 +3630,6 @@
           <w:sz w:val="20"/>
           <w:szCs w:val="20"/>
         </w:rPr>
-        <w:lastRenderedPageBreak/>
         <w:t>&lt;%- %&gt;</w:t>
       </w:r>
       <w:r>
@@ -1940,7 +3638,25 @@
           <w:sz w:val="24"/>
           <w:szCs w:val="24"/>
         </w:rPr>
-        <w:t xml:space="preserve"> → Unescaped output (HTML render hoga)</w:t>
+        <w:t xml:space="preserve"> → Unescaped output (HTML render </w:t>
+      </w:r>
+      <w:proofErr w:type="spellStart"/>
+      <w:r>
+        <w:rPr>
+          <w:rFonts w:ascii="Times New Roman" w:eastAsia="Times New Roman" w:hAnsi="Times New Roman" w:cs="Times New Roman"/>
+          <w:sz w:val="24"/>
+          <w:szCs w:val="24"/>
+        </w:rPr>
+        <w:t>hoga</w:t>
+      </w:r>
+      <w:proofErr w:type="spellEnd"/>
+      <w:r>
+        <w:rPr>
+          <w:rFonts w:ascii="Times New Roman" w:eastAsia="Times New Roman" w:hAnsi="Times New Roman" w:cs="Times New Roman"/>
+          <w:sz w:val="24"/>
+          <w:szCs w:val="24"/>
+        </w:rPr>
+        <w:t>)</w:t>
       </w:r>
     </w:p>
     <w:p>
@@ -1958,7 +3674,7 @@
           <w:sz w:val="24"/>
           <w:szCs w:val="24"/>
         </w:rPr>
-        <w:pict>
+        <w:pict w14:anchorId="1E1AC862">
           <v:rect id="_x0000_i1033" style="width:0;height:1.5pt" o:hralign="center" o:hrstd="t" o:hr="t" fillcolor="#a0a0a0" stroked="f"/>
         </w:pict>
       </w:r>
@@ -1983,7 +3699,73 @@
           <w:sz w:val="27"/>
           <w:szCs w:val="27"/>
         </w:rPr>
-        <w:t>Q4: EJS me dynamic data kaise bhejte hain?</w:t>
+        <w:t xml:space="preserve">Q4: EJS me dynamic data </w:t>
+      </w:r>
+      <w:proofErr w:type="spellStart"/>
+      <w:r>
+        <w:rPr>
+          <w:rFonts w:ascii="Times New Roman" w:eastAsia="Times New Roman" w:hAnsi="Times New Roman" w:cs="Times New Roman"/>
+          <w:b/>
+          <w:bCs/>
+          <w:sz w:val="27"/>
+          <w:szCs w:val="27"/>
+        </w:rPr>
+        <w:t>kaise</w:t>
+      </w:r>
+      <w:proofErr w:type="spellEnd"/>
+      <w:r>
+        <w:rPr>
+          <w:rFonts w:ascii="Times New Roman" w:eastAsia="Times New Roman" w:hAnsi="Times New Roman" w:cs="Times New Roman"/>
+          <w:b/>
+          <w:bCs/>
+          <w:sz w:val="27"/>
+          <w:szCs w:val="27"/>
+        </w:rPr>
+        <w:t xml:space="preserve"> </w:t>
+      </w:r>
+      <w:proofErr w:type="spellStart"/>
+      <w:r>
+        <w:rPr>
+          <w:rFonts w:ascii="Times New Roman" w:eastAsia="Times New Roman" w:hAnsi="Times New Roman" w:cs="Times New Roman"/>
+          <w:b/>
+          <w:bCs/>
+          <w:sz w:val="27"/>
+          <w:szCs w:val="27"/>
+        </w:rPr>
+        <w:t>bhejte</w:t>
+      </w:r>
+      <w:proofErr w:type="spellEnd"/>
+      <w:r>
+        <w:rPr>
+          <w:rFonts w:ascii="Times New Roman" w:eastAsia="Times New Roman" w:hAnsi="Times New Roman" w:cs="Times New Roman"/>
+          <w:b/>
+          <w:bCs/>
+          <w:sz w:val="27"/>
+          <w:szCs w:val="27"/>
+        </w:rPr>
+        <w:t xml:space="preserve"> </w:t>
+      </w:r>
+      <w:proofErr w:type="spellStart"/>
+      <w:r>
+        <w:rPr>
+          <w:rFonts w:ascii="Times New Roman" w:eastAsia="Times New Roman" w:hAnsi="Times New Roman" w:cs="Times New Roman"/>
+          <w:b/>
+          <w:bCs/>
+          <w:sz w:val="27"/>
+          <w:szCs w:val="27"/>
+        </w:rPr>
+        <w:t>hain</w:t>
+      </w:r>
+      <w:proofErr w:type="spellEnd"/>
+      <w:r>
+        <w:rPr>
+          <w:rFonts w:ascii="Times New Roman" w:eastAsia="Times New Roman" w:hAnsi="Times New Roman" w:cs="Times New Roman"/>
+          <w:b/>
+          <w:bCs/>
+          <w:sz w:val="27"/>
+          <w:szCs w:val="27"/>
+        </w:rPr>
+        <w:t>?</w:t>
       </w:r>
     </w:p>
     <w:p>
@@ -2033,6 +3815,7 @@
           <w:szCs w:val="20"/>
         </w:rPr>
       </w:pPr>
+      <w:proofErr w:type="spellStart"/>
       <w:r>
         <w:rPr>
           <w:rFonts w:ascii="Courier New" w:eastAsia="Times New Roman" w:hAnsi="Courier New" w:cs="Courier New"/>
@@ -2041,6 +3824,7 @@
         </w:rPr>
         <w:t>js</w:t>
       </w:r>
+      <w:proofErr w:type="spellEnd"/>
     </w:p>
     <w:p>
       <w:pPr>
@@ -2069,6 +3853,7 @@
           <w:szCs w:val="20"/>
         </w:rPr>
       </w:pPr>
+      <w:proofErr w:type="spellStart"/>
       <w:r>
         <w:rPr>
           <w:rFonts w:ascii="Courier New" w:eastAsia="Times New Roman" w:hAnsi="Courier New" w:cs="Courier New"/>
@@ -2077,6 +3862,7 @@
         </w:rPr>
         <w:t>CopyEdit</w:t>
       </w:r>
+      <w:proofErr w:type="spellEnd"/>
     </w:p>
     <w:p>
       <w:pPr>
@@ -2105,13 +3891,61 @@
           <w:szCs w:val="20"/>
         </w:rPr>
       </w:pPr>
-      <w:r>
-        <w:rPr>
-          <w:rFonts w:ascii="Courier New" w:eastAsia="Times New Roman" w:hAnsi="Courier New" w:cs="Courier New"/>
-          <w:sz w:val="20"/>
-          <w:szCs w:val="20"/>
-        </w:rPr>
-        <w:t>res.render('profile', { user: 'Rahul' });</w:t>
+      <w:proofErr w:type="spellStart"/>
+      <w:proofErr w:type="gramStart"/>
+      <w:r>
+        <w:rPr>
+          <w:rFonts w:ascii="Courier New" w:eastAsia="Times New Roman" w:hAnsi="Courier New" w:cs="Courier New"/>
+          <w:sz w:val="20"/>
+          <w:szCs w:val="20"/>
+        </w:rPr>
+        <w:t>res.render</w:t>
+      </w:r>
+      <w:proofErr w:type="spellEnd"/>
+      <w:proofErr w:type="gramEnd"/>
+      <w:r>
+        <w:rPr>
+          <w:rFonts w:ascii="Courier New" w:eastAsia="Times New Roman" w:hAnsi="Courier New" w:cs="Courier New"/>
+          <w:sz w:val="20"/>
+          <w:szCs w:val="20"/>
+        </w:rPr>
+        <w:t xml:space="preserve">('profile', </w:t>
+      </w:r>
+      <w:proofErr w:type="gramStart"/>
+      <w:r>
+        <w:rPr>
+          <w:rFonts w:ascii="Courier New" w:eastAsia="Times New Roman" w:hAnsi="Courier New" w:cs="Courier New"/>
+          <w:sz w:val="20"/>
+          <w:szCs w:val="20"/>
+        </w:rPr>
+        <w:t>{ user</w:t>
+      </w:r>
+      <w:proofErr w:type="gramEnd"/>
+      <w:r>
+        <w:rPr>
+          <w:rFonts w:ascii="Courier New" w:eastAsia="Times New Roman" w:hAnsi="Courier New" w:cs="Courier New"/>
+          <w:sz w:val="20"/>
+          <w:szCs w:val="20"/>
+        </w:rPr>
+        <w:t>: 'Rahul</w:t>
+      </w:r>
+      <w:proofErr w:type="gramStart"/>
+      <w:r>
+        <w:rPr>
+          <w:rFonts w:ascii="Courier New" w:eastAsia="Times New Roman" w:hAnsi="Courier New" w:cs="Courier New"/>
+          <w:sz w:val="20"/>
+          <w:szCs w:val="20"/>
+        </w:rPr>
+        <w:t>' }</w:t>
+      </w:r>
+      <w:proofErr w:type="gramEnd"/>
+      <w:r>
+        <w:rPr>
+          <w:rFonts w:ascii="Courier New" w:eastAsia="Times New Roman" w:hAnsi="Courier New" w:cs="Courier New"/>
+          <w:sz w:val="20"/>
+          <w:szCs w:val="20"/>
+        </w:rPr>
+        <w:t>);</w:t>
       </w:r>
     </w:p>
     <w:p>
@@ -2195,6 +4029,7 @@
           <w:szCs w:val="20"/>
         </w:rPr>
       </w:pPr>
+      <w:proofErr w:type="spellStart"/>
       <w:r>
         <w:rPr>
           <w:rFonts w:ascii="Courier New" w:eastAsia="Times New Roman" w:hAnsi="Courier New" w:cs="Courier New"/>
@@ -2203,6 +4038,7 @@
         </w:rPr>
         <w:t>CopyEdit</w:t>
       </w:r>
+      <w:proofErr w:type="spellEnd"/>
     </w:p>
     <w:p>
       <w:pPr>
@@ -2255,7 +4091,7 @@
           <w:sz w:val="24"/>
           <w:szCs w:val="24"/>
         </w:rPr>
-        <w:pict>
+        <w:pict w14:anchorId="04860D41">
           <v:rect id="_x0000_i1034" style="width:0;height:1.5pt" o:hralign="center" o:hrstd="t" o:hr="t" fillcolor="#a0a0a0" stroked="f"/>
         </w:pict>
       </w:r>
@@ -2280,7 +4116,73 @@
           <w:sz w:val="27"/>
           <w:szCs w:val="27"/>
         </w:rPr>
-        <w:t>Q5: EJS me partials kya hote hain?</w:t>
+        <w:t xml:space="preserve">Q5: EJS me partials </w:t>
+      </w:r>
+      <w:proofErr w:type="spellStart"/>
+      <w:r>
+        <w:rPr>
+          <w:rFonts w:ascii="Times New Roman" w:eastAsia="Times New Roman" w:hAnsi="Times New Roman" w:cs="Times New Roman"/>
+          <w:b/>
+          <w:bCs/>
+          <w:sz w:val="27"/>
+          <w:szCs w:val="27"/>
+        </w:rPr>
+        <w:t>kya</w:t>
+      </w:r>
+      <w:proofErr w:type="spellEnd"/>
+      <w:r>
+        <w:rPr>
+          <w:rFonts w:ascii="Times New Roman" w:eastAsia="Times New Roman" w:hAnsi="Times New Roman" w:cs="Times New Roman"/>
+          <w:b/>
+          <w:bCs/>
+          <w:sz w:val="27"/>
+          <w:szCs w:val="27"/>
+        </w:rPr>
+        <w:t xml:space="preserve"> </w:t>
+      </w:r>
+      <w:proofErr w:type="spellStart"/>
+      <w:r>
+        <w:rPr>
+          <w:rFonts w:ascii="Times New Roman" w:eastAsia="Times New Roman" w:hAnsi="Times New Roman" w:cs="Times New Roman"/>
+          <w:b/>
+          <w:bCs/>
+          <w:sz w:val="27"/>
+          <w:szCs w:val="27"/>
+        </w:rPr>
+        <w:t>hote</w:t>
+      </w:r>
+      <w:proofErr w:type="spellEnd"/>
+      <w:r>
+        <w:rPr>
+          <w:rFonts w:ascii="Times New Roman" w:eastAsia="Times New Roman" w:hAnsi="Times New Roman" w:cs="Times New Roman"/>
+          <w:b/>
+          <w:bCs/>
+          <w:sz w:val="27"/>
+          <w:szCs w:val="27"/>
+        </w:rPr>
+        <w:t xml:space="preserve"> </w:t>
+      </w:r>
+      <w:proofErr w:type="spellStart"/>
+      <w:r>
+        <w:rPr>
+          <w:rFonts w:ascii="Times New Roman" w:eastAsia="Times New Roman" w:hAnsi="Times New Roman" w:cs="Times New Roman"/>
+          <w:b/>
+          <w:bCs/>
+          <w:sz w:val="27"/>
+          <w:szCs w:val="27"/>
+        </w:rPr>
+        <w:t>hain</w:t>
+      </w:r>
+      <w:proofErr w:type="spellEnd"/>
+      <w:r>
+        <w:rPr>
+          <w:rFonts w:ascii="Times New Roman" w:eastAsia="Times New Roman" w:hAnsi="Times New Roman" w:cs="Times New Roman"/>
+          <w:b/>
+          <w:bCs/>
+          <w:sz w:val="27"/>
+          <w:szCs w:val="27"/>
+        </w:rPr>
+        <w:t>?</w:t>
       </w:r>
     </w:p>
     <w:p>
@@ -2309,7 +4211,115 @@
           <w:szCs w:val="24"/>
         </w:rPr>
         <w:br/>
-        <w:t>Repeated HTML parts (like header, footer) ko alag file me likhte hain jise include karte hain:</w:t>
+        <w:t xml:space="preserve">Repeated HTML parts (like header, footer) ko </w:t>
+      </w:r>
+      <w:proofErr w:type="spellStart"/>
+      <w:r>
+        <w:rPr>
+          <w:rFonts w:ascii="Times New Roman" w:eastAsia="Times New Roman" w:hAnsi="Times New Roman" w:cs="Times New Roman"/>
+          <w:sz w:val="24"/>
+          <w:szCs w:val="24"/>
+        </w:rPr>
+        <w:t>alag</w:t>
+      </w:r>
+      <w:proofErr w:type="spellEnd"/>
+      <w:r>
+        <w:rPr>
+          <w:rFonts w:ascii="Times New Roman" w:eastAsia="Times New Roman" w:hAnsi="Times New Roman" w:cs="Times New Roman"/>
+          <w:sz w:val="24"/>
+          <w:szCs w:val="24"/>
+        </w:rPr>
+        <w:t xml:space="preserve"> file me </w:t>
+      </w:r>
+      <w:proofErr w:type="spellStart"/>
+      <w:r>
+        <w:rPr>
+          <w:rFonts w:ascii="Times New Roman" w:eastAsia="Times New Roman" w:hAnsi="Times New Roman" w:cs="Times New Roman"/>
+          <w:sz w:val="24"/>
+          <w:szCs w:val="24"/>
+        </w:rPr>
+        <w:t>likhte</w:t>
+      </w:r>
+      <w:proofErr w:type="spellEnd"/>
+      <w:r>
+        <w:rPr>
+          <w:rFonts w:ascii="Times New Roman" w:eastAsia="Times New Roman" w:hAnsi="Times New Roman" w:cs="Times New Roman"/>
+          <w:sz w:val="24"/>
+          <w:szCs w:val="24"/>
+        </w:rPr>
+        <w:t xml:space="preserve"> </w:t>
+      </w:r>
+      <w:proofErr w:type="spellStart"/>
+      <w:r>
+        <w:rPr>
+          <w:rFonts w:ascii="Times New Roman" w:eastAsia="Times New Roman" w:hAnsi="Times New Roman" w:cs="Times New Roman"/>
+          <w:sz w:val="24"/>
+          <w:szCs w:val="24"/>
+        </w:rPr>
+        <w:t>hain</w:t>
+      </w:r>
+      <w:proofErr w:type="spellEnd"/>
+      <w:r>
+        <w:rPr>
+          <w:rFonts w:ascii="Times New Roman" w:eastAsia="Times New Roman" w:hAnsi="Times New Roman" w:cs="Times New Roman"/>
+          <w:sz w:val="24"/>
+          <w:szCs w:val="24"/>
+        </w:rPr>
+        <w:t xml:space="preserve"> </w:t>
+      </w:r>
+      <w:proofErr w:type="spellStart"/>
+      <w:r>
+        <w:rPr>
+          <w:rFonts w:ascii="Times New Roman" w:eastAsia="Times New Roman" w:hAnsi="Times New Roman" w:cs="Times New Roman"/>
+          <w:sz w:val="24"/>
+          <w:szCs w:val="24"/>
+        </w:rPr>
+        <w:t>jise</w:t>
+      </w:r>
+      <w:proofErr w:type="spellEnd"/>
+      <w:r>
+        <w:rPr>
+          <w:rFonts w:ascii="Times New Roman" w:eastAsia="Times New Roman" w:hAnsi="Times New Roman" w:cs="Times New Roman"/>
+          <w:sz w:val="24"/>
+          <w:szCs w:val="24"/>
+        </w:rPr>
+        <w:t xml:space="preserve"> include </w:t>
+      </w:r>
+      <w:proofErr w:type="spellStart"/>
+      <w:r>
+        <w:rPr>
+          <w:rFonts w:ascii="Times New Roman" w:eastAsia="Times New Roman" w:hAnsi="Times New Roman" w:cs="Times New Roman"/>
+          <w:sz w:val="24"/>
+          <w:szCs w:val="24"/>
+        </w:rPr>
+        <w:t>karte</w:t>
+      </w:r>
+      <w:proofErr w:type="spellEnd"/>
+      <w:r>
+        <w:rPr>
+          <w:rFonts w:ascii="Times New Roman" w:eastAsia="Times New Roman" w:hAnsi="Times New Roman" w:cs="Times New Roman"/>
+          <w:sz w:val="24"/>
+          <w:szCs w:val="24"/>
+        </w:rPr>
+        <w:t xml:space="preserve"> </w:t>
+      </w:r>
+      <w:proofErr w:type="spellStart"/>
+      <w:r>
+        <w:rPr>
+          <w:rFonts w:ascii="Times New Roman" w:eastAsia="Times New Roman" w:hAnsi="Times New Roman" w:cs="Times New Roman"/>
+          <w:sz w:val="24"/>
+          <w:szCs w:val="24"/>
+        </w:rPr>
+        <w:t>hain</w:t>
+      </w:r>
+      <w:proofErr w:type="spellEnd"/>
+      <w:r>
+        <w:rPr>
+          <w:rFonts w:ascii="Times New Roman" w:eastAsia="Times New Roman" w:hAnsi="Times New Roman" w:cs="Times New Roman"/>
+          <w:sz w:val="24"/>
+          <w:szCs w:val="24"/>
+        </w:rPr>
+        <w:t>:</w:t>
       </w:r>
     </w:p>
     <w:p>
@@ -2339,6 +4349,7 @@
           <w:szCs w:val="20"/>
         </w:rPr>
       </w:pPr>
+      <w:proofErr w:type="spellStart"/>
       <w:r>
         <w:rPr>
           <w:rFonts w:ascii="Courier New" w:eastAsia="Times New Roman" w:hAnsi="Courier New" w:cs="Courier New"/>
@@ -2347,6 +4358,7 @@
         </w:rPr>
         <w:t>ejs</w:t>
       </w:r>
+      <w:proofErr w:type="spellEnd"/>
     </w:p>
     <w:p>
       <w:pPr>
@@ -2375,6 +4387,7 @@
           <w:szCs w:val="20"/>
         </w:rPr>
       </w:pPr>
+      <w:proofErr w:type="spellStart"/>
       <w:r>
         <w:rPr>
           <w:rFonts w:ascii="Courier New" w:eastAsia="Times New Roman" w:hAnsi="Courier New" w:cs="Courier New"/>
@@ -2383,6 +4396,7 @@
         </w:rPr>
         <w:t>CopyEdit</w:t>
       </w:r>
+      <w:proofErr w:type="spellEnd"/>
     </w:p>
     <w:p>
       <w:pPr>
@@ -2435,7 +4449,7 @@
           <w:sz w:val="24"/>
           <w:szCs w:val="24"/>
         </w:rPr>
-        <w:pict>
+        <w:pict w14:anchorId="25B72C30">
           <v:rect id="_x0000_i1035" style="width:0;height:1.5pt" o:hralign="center" o:hrstd="t" o:hr="t" fillcolor="#a0a0a0" stroked="f"/>
         </w:pict>
       </w:r>
@@ -2460,7 +4474,73 @@
           <w:sz w:val="27"/>
           <w:szCs w:val="27"/>
         </w:rPr>
-        <w:t>Q6: EJS ko Express me kaise configure karte hain?</w:t>
+        <w:t xml:space="preserve">Q6: EJS ko Express me </w:t>
+      </w:r>
+      <w:proofErr w:type="spellStart"/>
+      <w:r>
+        <w:rPr>
+          <w:rFonts w:ascii="Times New Roman" w:eastAsia="Times New Roman" w:hAnsi="Times New Roman" w:cs="Times New Roman"/>
+          <w:b/>
+          <w:bCs/>
+          <w:sz w:val="27"/>
+          <w:szCs w:val="27"/>
+        </w:rPr>
+        <w:t>kaise</w:t>
+      </w:r>
+      <w:proofErr w:type="spellEnd"/>
+      <w:r>
+        <w:rPr>
+          <w:rFonts w:ascii="Times New Roman" w:eastAsia="Times New Roman" w:hAnsi="Times New Roman" w:cs="Times New Roman"/>
+          <w:b/>
+          <w:bCs/>
+          <w:sz w:val="27"/>
+          <w:szCs w:val="27"/>
+        </w:rPr>
+        <w:t xml:space="preserve"> configure </w:t>
+      </w:r>
+      <w:proofErr w:type="spellStart"/>
+      <w:r>
+        <w:rPr>
+          <w:rFonts w:ascii="Times New Roman" w:eastAsia="Times New Roman" w:hAnsi="Times New Roman" w:cs="Times New Roman"/>
+          <w:b/>
+          <w:bCs/>
+          <w:sz w:val="27"/>
+          <w:szCs w:val="27"/>
+        </w:rPr>
+        <w:t>karte</w:t>
+      </w:r>
+      <w:proofErr w:type="spellEnd"/>
+      <w:r>
+        <w:rPr>
+          <w:rFonts w:ascii="Times New Roman" w:eastAsia="Times New Roman" w:hAnsi="Times New Roman" w:cs="Times New Roman"/>
+          <w:b/>
+          <w:bCs/>
+          <w:sz w:val="27"/>
+          <w:szCs w:val="27"/>
+        </w:rPr>
+        <w:t xml:space="preserve"> </w:t>
+      </w:r>
+      <w:proofErr w:type="spellStart"/>
+      <w:r>
+        <w:rPr>
+          <w:rFonts w:ascii="Times New Roman" w:eastAsia="Times New Roman" w:hAnsi="Times New Roman" w:cs="Times New Roman"/>
+          <w:b/>
+          <w:bCs/>
+          <w:sz w:val="27"/>
+          <w:szCs w:val="27"/>
+        </w:rPr>
+        <w:t>hain</w:t>
+      </w:r>
+      <w:proofErr w:type="spellEnd"/>
+      <w:r>
+        <w:rPr>
+          <w:rFonts w:ascii="Times New Roman" w:eastAsia="Times New Roman" w:hAnsi="Times New Roman" w:cs="Times New Roman"/>
+          <w:b/>
+          <w:bCs/>
+          <w:sz w:val="27"/>
+          <w:szCs w:val="27"/>
+        </w:rPr>
+        <w:t>?</w:t>
       </w:r>
     </w:p>
     <w:p>
@@ -2510,6 +4590,7 @@
           <w:szCs w:val="20"/>
         </w:rPr>
       </w:pPr>
+      <w:proofErr w:type="spellStart"/>
       <w:r>
         <w:rPr>
           <w:rFonts w:ascii="Courier New" w:eastAsia="Times New Roman" w:hAnsi="Courier New" w:cs="Courier New"/>
@@ -2518,6 +4599,7 @@
         </w:rPr>
         <w:t>js</w:t>
       </w:r>
+      <w:proofErr w:type="spellEnd"/>
     </w:p>
     <w:p>
       <w:pPr>
@@ -2546,6 +4628,7 @@
           <w:szCs w:val="20"/>
         </w:rPr>
       </w:pPr>
+      <w:proofErr w:type="spellStart"/>
       <w:r>
         <w:rPr>
           <w:rFonts w:ascii="Courier New" w:eastAsia="Times New Roman" w:hAnsi="Courier New" w:cs="Courier New"/>
@@ -2554,6 +4637,7 @@
         </w:rPr>
         <w:t>CopyEdit</w:t>
       </w:r>
+      <w:proofErr w:type="spellEnd"/>
     </w:p>
     <w:p>
       <w:pPr>
@@ -2582,13 +4666,51 @@
           <w:szCs w:val="20"/>
         </w:rPr>
       </w:pPr>
-      <w:r>
-        <w:rPr>
-          <w:rFonts w:ascii="Courier New" w:eastAsia="Times New Roman" w:hAnsi="Courier New" w:cs="Courier New"/>
-          <w:sz w:val="20"/>
-          <w:szCs w:val="20"/>
-        </w:rPr>
-        <w:t>app.set('view engine', 'ejs');</w:t>
+      <w:proofErr w:type="spellStart"/>
+      <w:proofErr w:type="gramStart"/>
+      <w:r>
+        <w:rPr>
+          <w:rFonts w:ascii="Courier New" w:eastAsia="Times New Roman" w:hAnsi="Courier New" w:cs="Courier New"/>
+          <w:sz w:val="20"/>
+          <w:szCs w:val="20"/>
+        </w:rPr>
+        <w:t>app.set</w:t>
+      </w:r>
+      <w:proofErr w:type="spellEnd"/>
+      <w:r>
+        <w:rPr>
+          <w:rFonts w:ascii="Courier New" w:eastAsia="Times New Roman" w:hAnsi="Courier New" w:cs="Courier New"/>
+          <w:sz w:val="20"/>
+          <w:szCs w:val="20"/>
+        </w:rPr>
+        <w:t>(</w:t>
+      </w:r>
+      <w:proofErr w:type="gramEnd"/>
+      <w:r>
+        <w:rPr>
+          <w:rFonts w:ascii="Courier New" w:eastAsia="Times New Roman" w:hAnsi="Courier New" w:cs="Courier New"/>
+          <w:sz w:val="20"/>
+          <w:szCs w:val="20"/>
+        </w:rPr>
+        <w:t>'view engine', '</w:t>
+      </w:r>
+      <w:proofErr w:type="spellStart"/>
+      <w:r>
+        <w:rPr>
+          <w:rFonts w:ascii="Courier New" w:eastAsia="Times New Roman" w:hAnsi="Courier New" w:cs="Courier New"/>
+          <w:sz w:val="20"/>
+          <w:szCs w:val="20"/>
+        </w:rPr>
+        <w:t>ejs</w:t>
+      </w:r>
+      <w:proofErr w:type="spellEnd"/>
+      <w:r>
+        <w:rPr>
+          <w:rFonts w:ascii="Courier New" w:eastAsia="Times New Roman" w:hAnsi="Courier New" w:cs="Courier New"/>
+          <w:sz w:val="20"/>
+          <w:szCs w:val="20"/>
+        </w:rPr>
+        <w:t>');</w:t>
       </w:r>
     </w:p>
     <w:p>
@@ -2618,13 +4740,71 @@
           <w:szCs w:val="20"/>
         </w:rPr>
       </w:pPr>
-      <w:r>
-        <w:rPr>
-          <w:rFonts w:ascii="Courier New" w:eastAsia="Times New Roman" w:hAnsi="Courier New" w:cs="Courier New"/>
-          <w:sz w:val="20"/>
-          <w:szCs w:val="20"/>
-        </w:rPr>
-        <w:t>app.set('views', path.join(__dirname, 'views'));</w:t>
+      <w:proofErr w:type="spellStart"/>
+      <w:proofErr w:type="gramStart"/>
+      <w:r>
+        <w:rPr>
+          <w:rFonts w:ascii="Courier New" w:eastAsia="Times New Roman" w:hAnsi="Courier New" w:cs="Courier New"/>
+          <w:sz w:val="20"/>
+          <w:szCs w:val="20"/>
+        </w:rPr>
+        <w:t>app.set</w:t>
+      </w:r>
+      <w:proofErr w:type="spellEnd"/>
+      <w:r>
+        <w:rPr>
+          <w:rFonts w:ascii="Courier New" w:eastAsia="Times New Roman" w:hAnsi="Courier New" w:cs="Courier New"/>
+          <w:sz w:val="20"/>
+          <w:szCs w:val="20"/>
+        </w:rPr>
+        <w:t>(</w:t>
+      </w:r>
+      <w:proofErr w:type="gramEnd"/>
+      <w:r>
+        <w:rPr>
+          <w:rFonts w:ascii="Courier New" w:eastAsia="Times New Roman" w:hAnsi="Courier New" w:cs="Courier New"/>
+          <w:sz w:val="20"/>
+          <w:szCs w:val="20"/>
+        </w:rPr>
+        <w:t xml:space="preserve">'views', </w:t>
+      </w:r>
+      <w:proofErr w:type="spellStart"/>
+      <w:proofErr w:type="gramStart"/>
+      <w:r>
+        <w:rPr>
+          <w:rFonts w:ascii="Courier New" w:eastAsia="Times New Roman" w:hAnsi="Courier New" w:cs="Courier New"/>
+          <w:sz w:val="20"/>
+          <w:szCs w:val="20"/>
+        </w:rPr>
+        <w:t>path.join</w:t>
+      </w:r>
+      <w:proofErr w:type="spellEnd"/>
+      <w:proofErr w:type="gramEnd"/>
+      <w:r>
+        <w:rPr>
+          <w:rFonts w:ascii="Courier New" w:eastAsia="Times New Roman" w:hAnsi="Courier New" w:cs="Courier New"/>
+          <w:sz w:val="20"/>
+          <w:szCs w:val="20"/>
+        </w:rPr>
+        <w:t>(__</w:t>
+      </w:r>
+      <w:proofErr w:type="spellStart"/>
+      <w:r>
+        <w:rPr>
+          <w:rFonts w:ascii="Courier New" w:eastAsia="Times New Roman" w:hAnsi="Courier New" w:cs="Courier New"/>
+          <w:sz w:val="20"/>
+          <w:szCs w:val="20"/>
+        </w:rPr>
+        <w:t>dirname</w:t>
+      </w:r>
+      <w:proofErr w:type="spellEnd"/>
+      <w:r>
+        <w:rPr>
+          <w:rFonts w:ascii="Courier New" w:eastAsia="Times New Roman" w:hAnsi="Courier New" w:cs="Courier New"/>
+          <w:sz w:val="20"/>
+          <w:szCs w:val="20"/>
+        </w:rPr>
+        <w:t>, 'views'));</w:t>
       </w:r>
     </w:p>
     <w:p>
@@ -2642,7 +4822,7 @@
           <w:sz w:val="24"/>
           <w:szCs w:val="24"/>
         </w:rPr>
-        <w:pict>
+        <w:pict w14:anchorId="7F270267">
           <v:rect id="_x0000_i1036" style="width:0;height:1.5pt" o:hralign="center" o:hrstd="t" o:hr="t" fillcolor="#a0a0a0" stroked="f"/>
         </w:pict>
       </w:r>
@@ -2690,7 +4870,73 @@
           <w:sz w:val="27"/>
           <w:szCs w:val="27"/>
         </w:rPr>
-        <w:t>Q1: MVC architecture kya hota hai?</w:t>
+        <w:t xml:space="preserve">Q1: MVC architecture </w:t>
+      </w:r>
+      <w:proofErr w:type="spellStart"/>
+      <w:r>
+        <w:rPr>
+          <w:rFonts w:ascii="Times New Roman" w:eastAsia="Times New Roman" w:hAnsi="Times New Roman" w:cs="Times New Roman"/>
+          <w:b/>
+          <w:bCs/>
+          <w:sz w:val="27"/>
+          <w:szCs w:val="27"/>
+        </w:rPr>
+        <w:t>kya</w:t>
+      </w:r>
+      <w:proofErr w:type="spellEnd"/>
+      <w:r>
+        <w:rPr>
+          <w:rFonts w:ascii="Times New Roman" w:eastAsia="Times New Roman" w:hAnsi="Times New Roman" w:cs="Times New Roman"/>
+          <w:b/>
+          <w:bCs/>
+          <w:sz w:val="27"/>
+          <w:szCs w:val="27"/>
+        </w:rPr>
+        <w:t xml:space="preserve"> </w:t>
+      </w:r>
+      <w:proofErr w:type="spellStart"/>
+      <w:r>
+        <w:rPr>
+          <w:rFonts w:ascii="Times New Roman" w:eastAsia="Times New Roman" w:hAnsi="Times New Roman" w:cs="Times New Roman"/>
+          <w:b/>
+          <w:bCs/>
+          <w:sz w:val="27"/>
+          <w:szCs w:val="27"/>
+        </w:rPr>
+        <w:t>hota</w:t>
+      </w:r>
+      <w:proofErr w:type="spellEnd"/>
+      <w:r>
+        <w:rPr>
+          <w:rFonts w:ascii="Times New Roman" w:eastAsia="Times New Roman" w:hAnsi="Times New Roman" w:cs="Times New Roman"/>
+          <w:b/>
+          <w:bCs/>
+          <w:sz w:val="27"/>
+          <w:szCs w:val="27"/>
+        </w:rPr>
+        <w:t xml:space="preserve"> </w:t>
+      </w:r>
+      <w:proofErr w:type="spellStart"/>
+      <w:r>
+        <w:rPr>
+          <w:rFonts w:ascii="Times New Roman" w:eastAsia="Times New Roman" w:hAnsi="Times New Roman" w:cs="Times New Roman"/>
+          <w:b/>
+          <w:bCs/>
+          <w:sz w:val="27"/>
+          <w:szCs w:val="27"/>
+        </w:rPr>
+        <w:t>hai</w:t>
+      </w:r>
+      <w:proofErr w:type="spellEnd"/>
+      <w:r>
+        <w:rPr>
+          <w:rFonts w:ascii="Times New Roman" w:eastAsia="Times New Roman" w:hAnsi="Times New Roman" w:cs="Times New Roman"/>
+          <w:b/>
+          <w:bCs/>
+          <w:sz w:val="27"/>
+          <w:szCs w:val="27"/>
+        </w:rPr>
+        <w:t>?</w:t>
       </w:r>
     </w:p>
     <w:p>
@@ -2719,7 +4965,25 @@
           <w:szCs w:val="24"/>
         </w:rPr>
         <w:br/>
-        <w:t>MVC ek design pattern hai:</w:t>
+        <w:t xml:space="preserve">MVC ek design pattern </w:t>
+      </w:r>
+      <w:proofErr w:type="spellStart"/>
+      <w:r>
+        <w:rPr>
+          <w:rFonts w:ascii="Times New Roman" w:eastAsia="Times New Roman" w:hAnsi="Times New Roman" w:cs="Times New Roman"/>
+          <w:sz w:val="24"/>
+          <w:szCs w:val="24"/>
+        </w:rPr>
+        <w:t>hai</w:t>
+      </w:r>
+      <w:proofErr w:type="spellEnd"/>
+      <w:r>
+        <w:rPr>
+          <w:rFonts w:ascii="Times New Roman" w:eastAsia="Times New Roman" w:hAnsi="Times New Roman" w:cs="Times New Roman"/>
+          <w:sz w:val="24"/>
+          <w:szCs w:val="24"/>
+        </w:rPr>
+        <w:t>:</w:t>
       </w:r>
     </w:p>
     <w:p>
@@ -2743,6 +5007,7 @@
           <w:sz w:val="24"/>
           <w:szCs w:val="24"/>
         </w:rPr>
+        <w:lastRenderedPageBreak/>
         <w:t>Model</w:t>
       </w:r>
       <w:r>
@@ -2807,7 +5072,6 @@
           <w:sz w:val="24"/>
           <w:szCs w:val="24"/>
         </w:rPr>
-        <w:lastRenderedPageBreak/>
         <w:t>Controller</w:t>
       </w:r>
       <w:r>
@@ -2816,8 +5080,36 @@
           <w:sz w:val="24"/>
           <w:szCs w:val="24"/>
         </w:rPr>
-        <w:t>: Logic jo model aur view ko connect karta hai</w:t>
-      </w:r>
+        <w:t xml:space="preserve">: Logic jo model aur view ko connect </w:t>
+      </w:r>
+      <w:proofErr w:type="spellStart"/>
+      <w:r>
+        <w:rPr>
+          <w:rFonts w:ascii="Times New Roman" w:eastAsia="Times New Roman" w:hAnsi="Times New Roman" w:cs="Times New Roman"/>
+          <w:sz w:val="24"/>
+          <w:szCs w:val="24"/>
+        </w:rPr>
+        <w:t>karta</w:t>
+      </w:r>
+      <w:proofErr w:type="spellEnd"/>
+      <w:r>
+        <w:rPr>
+          <w:rFonts w:ascii="Times New Roman" w:eastAsia="Times New Roman" w:hAnsi="Times New Roman" w:cs="Times New Roman"/>
+          <w:sz w:val="24"/>
+          <w:szCs w:val="24"/>
+        </w:rPr>
+        <w:t xml:space="preserve"> </w:t>
+      </w:r>
+      <w:proofErr w:type="spellStart"/>
+      <w:r>
+        <w:rPr>
+          <w:rFonts w:ascii="Times New Roman" w:eastAsia="Times New Roman" w:hAnsi="Times New Roman" w:cs="Times New Roman"/>
+          <w:sz w:val="24"/>
+          <w:szCs w:val="24"/>
+        </w:rPr>
+        <w:t>hai</w:t>
+      </w:r>
+      <w:proofErr w:type="spellEnd"/>
     </w:p>
     <w:p>
       <w:pPr>
@@ -2834,7 +5126,7 @@
           <w:sz w:val="24"/>
           <w:szCs w:val="24"/>
         </w:rPr>
-        <w:pict>
+        <w:pict w14:anchorId="169428E0">
           <v:rect id="_x0000_i1037" style="width:0;height:1.5pt" o:hralign="center" o:hrstd="t" o:hr="t" fillcolor="#a0a0a0" stroked="f"/>
         </w:pict>
       </w:r>
@@ -2859,7 +5151,73 @@
           <w:sz w:val="27"/>
           <w:szCs w:val="27"/>
         </w:rPr>
-        <w:t>Q2: Express me MVC kaise follow karte hain?</w:t>
+        <w:t xml:space="preserve">Q2: Express me MVC </w:t>
+      </w:r>
+      <w:proofErr w:type="spellStart"/>
+      <w:r>
+        <w:rPr>
+          <w:rFonts w:ascii="Times New Roman" w:eastAsia="Times New Roman" w:hAnsi="Times New Roman" w:cs="Times New Roman"/>
+          <w:b/>
+          <w:bCs/>
+          <w:sz w:val="27"/>
+          <w:szCs w:val="27"/>
+        </w:rPr>
+        <w:t>kaise</w:t>
+      </w:r>
+      <w:proofErr w:type="spellEnd"/>
+      <w:r>
+        <w:rPr>
+          <w:rFonts w:ascii="Times New Roman" w:eastAsia="Times New Roman" w:hAnsi="Times New Roman" w:cs="Times New Roman"/>
+          <w:b/>
+          <w:bCs/>
+          <w:sz w:val="27"/>
+          <w:szCs w:val="27"/>
+        </w:rPr>
+        <w:t xml:space="preserve"> follow </w:t>
+      </w:r>
+      <w:proofErr w:type="spellStart"/>
+      <w:r>
+        <w:rPr>
+          <w:rFonts w:ascii="Times New Roman" w:eastAsia="Times New Roman" w:hAnsi="Times New Roman" w:cs="Times New Roman"/>
+          <w:b/>
+          <w:bCs/>
+          <w:sz w:val="27"/>
+          <w:szCs w:val="27"/>
+        </w:rPr>
+        <w:t>karte</w:t>
+      </w:r>
+      <w:proofErr w:type="spellEnd"/>
+      <w:r>
+        <w:rPr>
+          <w:rFonts w:ascii="Times New Roman" w:eastAsia="Times New Roman" w:hAnsi="Times New Roman" w:cs="Times New Roman"/>
+          <w:b/>
+          <w:bCs/>
+          <w:sz w:val="27"/>
+          <w:szCs w:val="27"/>
+        </w:rPr>
+        <w:t xml:space="preserve"> </w:t>
+      </w:r>
+      <w:proofErr w:type="spellStart"/>
+      <w:r>
+        <w:rPr>
+          <w:rFonts w:ascii="Times New Roman" w:eastAsia="Times New Roman" w:hAnsi="Times New Roman" w:cs="Times New Roman"/>
+          <w:b/>
+          <w:bCs/>
+          <w:sz w:val="27"/>
+          <w:szCs w:val="27"/>
+        </w:rPr>
+        <w:t>hain</w:t>
+      </w:r>
+      <w:proofErr w:type="spellEnd"/>
+      <w:r>
+        <w:rPr>
+          <w:rFonts w:ascii="Times New Roman" w:eastAsia="Times New Roman" w:hAnsi="Times New Roman" w:cs="Times New Roman"/>
+          <w:b/>
+          <w:bCs/>
+          <w:sz w:val="27"/>
+          <w:szCs w:val="27"/>
+        </w:rPr>
+        <w:t>?</w:t>
       </w:r>
     </w:p>
     <w:p>
@@ -2918,6 +5276,7 @@
           <w:szCs w:val="20"/>
         </w:rPr>
       </w:pPr>
+      <w:proofErr w:type="spellStart"/>
       <w:r>
         <w:rPr>
           <w:rFonts w:ascii="Courier New" w:eastAsia="Times New Roman" w:hAnsi="Courier New" w:cs="Courier New"/>
@@ -2926,6 +5285,7 @@
         </w:rPr>
         <w:t>CopyEdit</w:t>
       </w:r>
+      <w:proofErr w:type="spellEnd"/>
     </w:p>
     <w:p>
       <w:pPr>
@@ -3158,7 +5518,7 @@
           <w:sz w:val="24"/>
           <w:szCs w:val="24"/>
         </w:rPr>
-        <w:pict>
+        <w:pict w14:anchorId="4CF0CBCD">
           <v:rect id="_x0000_i1038" style="width:0;height:1.5pt" o:hralign="center" o:hrstd="t" o:hr="t" fillcolor="#a0a0a0" stroked="f"/>
         </w:pict>
       </w:r>
@@ -3183,7 +5543,95 @@
           <w:sz w:val="27"/>
           <w:szCs w:val="27"/>
         </w:rPr>
-        <w:t>Q3: Model, View, Controller alag folder me kyun rakhte hain?</w:t>
+        <w:t xml:space="preserve">Q3: Model, View, Controller </w:t>
+      </w:r>
+      <w:proofErr w:type="spellStart"/>
+      <w:r>
+        <w:rPr>
+          <w:rFonts w:ascii="Times New Roman" w:eastAsia="Times New Roman" w:hAnsi="Times New Roman" w:cs="Times New Roman"/>
+          <w:b/>
+          <w:bCs/>
+          <w:sz w:val="27"/>
+          <w:szCs w:val="27"/>
+        </w:rPr>
+        <w:t>alag</w:t>
+      </w:r>
+      <w:proofErr w:type="spellEnd"/>
+      <w:r>
+        <w:rPr>
+          <w:rFonts w:ascii="Times New Roman" w:eastAsia="Times New Roman" w:hAnsi="Times New Roman" w:cs="Times New Roman"/>
+          <w:b/>
+          <w:bCs/>
+          <w:sz w:val="27"/>
+          <w:szCs w:val="27"/>
+        </w:rPr>
+        <w:t xml:space="preserve"> folder me </w:t>
+      </w:r>
+      <w:proofErr w:type="spellStart"/>
+      <w:r>
+        <w:rPr>
+          <w:rFonts w:ascii="Times New Roman" w:eastAsia="Times New Roman" w:hAnsi="Times New Roman" w:cs="Times New Roman"/>
+          <w:b/>
+          <w:bCs/>
+          <w:sz w:val="27"/>
+          <w:szCs w:val="27"/>
+        </w:rPr>
+        <w:t>kyun</w:t>
+      </w:r>
+      <w:proofErr w:type="spellEnd"/>
+      <w:r>
+        <w:rPr>
+          <w:rFonts w:ascii="Times New Roman" w:eastAsia="Times New Roman" w:hAnsi="Times New Roman" w:cs="Times New Roman"/>
+          <w:b/>
+          <w:bCs/>
+          <w:sz w:val="27"/>
+          <w:szCs w:val="27"/>
+        </w:rPr>
+        <w:t xml:space="preserve"> </w:t>
+      </w:r>
+      <w:proofErr w:type="spellStart"/>
+      <w:r>
+        <w:rPr>
+          <w:rFonts w:ascii="Times New Roman" w:eastAsia="Times New Roman" w:hAnsi="Times New Roman" w:cs="Times New Roman"/>
+          <w:b/>
+          <w:bCs/>
+          <w:sz w:val="27"/>
+          <w:szCs w:val="27"/>
+        </w:rPr>
+        <w:t>rakhte</w:t>
+      </w:r>
+      <w:proofErr w:type="spellEnd"/>
+      <w:r>
+        <w:rPr>
+          <w:rFonts w:ascii="Times New Roman" w:eastAsia="Times New Roman" w:hAnsi="Times New Roman" w:cs="Times New Roman"/>
+          <w:b/>
+          <w:bCs/>
+          <w:sz w:val="27"/>
+          <w:szCs w:val="27"/>
+        </w:rPr>
+        <w:t xml:space="preserve"> </w:t>
+      </w:r>
+      <w:proofErr w:type="spellStart"/>
+      <w:r>
+        <w:rPr>
+          <w:rFonts w:ascii="Times New Roman" w:eastAsia="Times New Roman" w:hAnsi="Times New Roman" w:cs="Times New Roman"/>
+          <w:b/>
+          <w:bCs/>
+          <w:sz w:val="27"/>
+          <w:szCs w:val="27"/>
+        </w:rPr>
+        <w:t>hain</w:t>
+      </w:r>
+      <w:proofErr w:type="spellEnd"/>
+      <w:r>
+        <w:rPr>
+          <w:rFonts w:ascii="Times New Roman" w:eastAsia="Times New Roman" w:hAnsi="Times New Roman" w:cs="Times New Roman"/>
+          <w:b/>
+          <w:bCs/>
+          <w:sz w:val="27"/>
+          <w:szCs w:val="27"/>
+        </w:rPr>
+        <w:t>?</w:t>
       </w:r>
     </w:p>
     <w:p>
@@ -3212,7 +5660,61 @@
           <w:szCs w:val="24"/>
         </w:rPr>
         <w:br/>
-        <w:t>Code clean, manageable aur reusable banane ke liye.</w:t>
+        <w:t xml:space="preserve">Code clean, manageable aur reusable </w:t>
+      </w:r>
+      <w:proofErr w:type="spellStart"/>
+      <w:r>
+        <w:rPr>
+          <w:rFonts w:ascii="Times New Roman" w:eastAsia="Times New Roman" w:hAnsi="Times New Roman" w:cs="Times New Roman"/>
+          <w:sz w:val="24"/>
+          <w:szCs w:val="24"/>
+        </w:rPr>
+        <w:t>banane</w:t>
+      </w:r>
+      <w:proofErr w:type="spellEnd"/>
+      <w:r>
+        <w:rPr>
+          <w:rFonts w:ascii="Times New Roman" w:eastAsia="Times New Roman" w:hAnsi="Times New Roman" w:cs="Times New Roman"/>
+          <w:sz w:val="24"/>
+          <w:szCs w:val="24"/>
+        </w:rPr>
+        <w:t xml:space="preserve"> </w:t>
+      </w:r>
+      <w:proofErr w:type="spellStart"/>
+      <w:r>
+        <w:rPr>
+          <w:rFonts w:ascii="Times New Roman" w:eastAsia="Times New Roman" w:hAnsi="Times New Roman" w:cs="Times New Roman"/>
+          <w:sz w:val="24"/>
+          <w:szCs w:val="24"/>
+        </w:rPr>
+        <w:t>ke</w:t>
+      </w:r>
+      <w:proofErr w:type="spellEnd"/>
+      <w:r>
+        <w:rPr>
+          <w:rFonts w:ascii="Times New Roman" w:eastAsia="Times New Roman" w:hAnsi="Times New Roman" w:cs="Times New Roman"/>
+          <w:sz w:val="24"/>
+          <w:szCs w:val="24"/>
+        </w:rPr>
+        <w:t xml:space="preserve"> </w:t>
+      </w:r>
+      <w:proofErr w:type="spellStart"/>
+      <w:r>
+        <w:rPr>
+          <w:rFonts w:ascii="Times New Roman" w:eastAsia="Times New Roman" w:hAnsi="Times New Roman" w:cs="Times New Roman"/>
+          <w:sz w:val="24"/>
+          <w:szCs w:val="24"/>
+        </w:rPr>
+        <w:t>liye</w:t>
+      </w:r>
+      <w:proofErr w:type="spellEnd"/>
+      <w:r>
+        <w:rPr>
+          <w:rFonts w:ascii="Times New Roman" w:eastAsia="Times New Roman" w:hAnsi="Times New Roman" w:cs="Times New Roman"/>
+          <w:sz w:val="24"/>
+          <w:szCs w:val="24"/>
+        </w:rPr>
+        <w:t>.</w:t>
       </w:r>
     </w:p>
     <w:p>
@@ -3230,7 +5732,7 @@
           <w:sz w:val="24"/>
           <w:szCs w:val="24"/>
         </w:rPr>
-        <w:pict>
+        <w:pict w14:anchorId="4CC75AAD">
           <v:rect id="_x0000_i1039" style="width:0;height:1.5pt" o:hralign="center" o:hrstd="t" o:hr="t" fillcolor="#a0a0a0" stroked="f"/>
         </w:pict>
       </w:r>
@@ -3255,7 +5757,95 @@
           <w:sz w:val="27"/>
           <w:szCs w:val="27"/>
         </w:rPr>
-        <w:t>Q4: Controller ka kya kaam hota hai?</w:t>
+        <w:t xml:space="preserve">Q4: Controller ka </w:t>
+      </w:r>
+      <w:proofErr w:type="spellStart"/>
+      <w:r>
+        <w:rPr>
+          <w:rFonts w:ascii="Times New Roman" w:eastAsia="Times New Roman" w:hAnsi="Times New Roman" w:cs="Times New Roman"/>
+          <w:b/>
+          <w:bCs/>
+          <w:sz w:val="27"/>
+          <w:szCs w:val="27"/>
+        </w:rPr>
+        <w:t>kya</w:t>
+      </w:r>
+      <w:proofErr w:type="spellEnd"/>
+      <w:r>
+        <w:rPr>
+          <w:rFonts w:ascii="Times New Roman" w:eastAsia="Times New Roman" w:hAnsi="Times New Roman" w:cs="Times New Roman"/>
+          <w:b/>
+          <w:bCs/>
+          <w:sz w:val="27"/>
+          <w:szCs w:val="27"/>
+        </w:rPr>
+        <w:t xml:space="preserve"> </w:t>
+      </w:r>
+      <w:proofErr w:type="spellStart"/>
+      <w:r>
+        <w:rPr>
+          <w:rFonts w:ascii="Times New Roman" w:eastAsia="Times New Roman" w:hAnsi="Times New Roman" w:cs="Times New Roman"/>
+          <w:b/>
+          <w:bCs/>
+          <w:sz w:val="27"/>
+          <w:szCs w:val="27"/>
+        </w:rPr>
+        <w:t>kaam</w:t>
+      </w:r>
+      <w:proofErr w:type="spellEnd"/>
+      <w:r>
+        <w:rPr>
+          <w:rFonts w:ascii="Times New Roman" w:eastAsia="Times New Roman" w:hAnsi="Times New Roman" w:cs="Times New Roman"/>
+          <w:b/>
+          <w:bCs/>
+          <w:sz w:val="27"/>
+          <w:szCs w:val="27"/>
+        </w:rPr>
+        <w:t xml:space="preserve"> </w:t>
+      </w:r>
+      <w:proofErr w:type="spellStart"/>
+      <w:r>
+        <w:rPr>
+          <w:rFonts w:ascii="Times New Roman" w:eastAsia="Times New Roman" w:hAnsi="Times New Roman" w:cs="Times New Roman"/>
+          <w:b/>
+          <w:bCs/>
+          <w:sz w:val="27"/>
+          <w:szCs w:val="27"/>
+        </w:rPr>
+        <w:t>hota</w:t>
+      </w:r>
+      <w:proofErr w:type="spellEnd"/>
+      <w:r>
+        <w:rPr>
+          <w:rFonts w:ascii="Times New Roman" w:eastAsia="Times New Roman" w:hAnsi="Times New Roman" w:cs="Times New Roman"/>
+          <w:b/>
+          <w:bCs/>
+          <w:sz w:val="27"/>
+          <w:szCs w:val="27"/>
+        </w:rPr>
+        <w:t xml:space="preserve"> </w:t>
+      </w:r>
+      <w:proofErr w:type="spellStart"/>
+      <w:r>
+        <w:rPr>
+          <w:rFonts w:ascii="Times New Roman" w:eastAsia="Times New Roman" w:hAnsi="Times New Roman" w:cs="Times New Roman"/>
+          <w:b/>
+          <w:bCs/>
+          <w:sz w:val="27"/>
+          <w:szCs w:val="27"/>
+        </w:rPr>
+        <w:t>hai</w:t>
+      </w:r>
+      <w:proofErr w:type="spellEnd"/>
+      <w:r>
+        <w:rPr>
+          <w:rFonts w:ascii="Times New Roman" w:eastAsia="Times New Roman" w:hAnsi="Times New Roman" w:cs="Times New Roman"/>
+          <w:b/>
+          <w:bCs/>
+          <w:sz w:val="27"/>
+          <w:szCs w:val="27"/>
+        </w:rPr>
+        <w:t>?</w:t>
       </w:r>
     </w:p>
     <w:p>
@@ -3284,7 +5874,97 @@
           <w:szCs w:val="24"/>
         </w:rPr>
         <w:br/>
-        <w:t>Controller user ke request handle karta hai aur appropriate response bhejta hai.</w:t>
+        <w:t xml:space="preserve">Controller user </w:t>
+      </w:r>
+      <w:proofErr w:type="spellStart"/>
+      <w:r>
+        <w:rPr>
+          <w:rFonts w:ascii="Times New Roman" w:eastAsia="Times New Roman" w:hAnsi="Times New Roman" w:cs="Times New Roman"/>
+          <w:sz w:val="24"/>
+          <w:szCs w:val="24"/>
+        </w:rPr>
+        <w:t>ke</w:t>
+      </w:r>
+      <w:proofErr w:type="spellEnd"/>
+      <w:r>
+        <w:rPr>
+          <w:rFonts w:ascii="Times New Roman" w:eastAsia="Times New Roman" w:hAnsi="Times New Roman" w:cs="Times New Roman"/>
+          <w:sz w:val="24"/>
+          <w:szCs w:val="24"/>
+        </w:rPr>
+        <w:t xml:space="preserve"> request handle </w:t>
+      </w:r>
+      <w:proofErr w:type="spellStart"/>
+      <w:r>
+        <w:rPr>
+          <w:rFonts w:ascii="Times New Roman" w:eastAsia="Times New Roman" w:hAnsi="Times New Roman" w:cs="Times New Roman"/>
+          <w:sz w:val="24"/>
+          <w:szCs w:val="24"/>
+        </w:rPr>
+        <w:t>karta</w:t>
+      </w:r>
+      <w:proofErr w:type="spellEnd"/>
+      <w:r>
+        <w:rPr>
+          <w:rFonts w:ascii="Times New Roman" w:eastAsia="Times New Roman" w:hAnsi="Times New Roman" w:cs="Times New Roman"/>
+          <w:sz w:val="24"/>
+          <w:szCs w:val="24"/>
+        </w:rPr>
+        <w:t xml:space="preserve"> </w:t>
+      </w:r>
+      <w:proofErr w:type="spellStart"/>
+      <w:r>
+        <w:rPr>
+          <w:rFonts w:ascii="Times New Roman" w:eastAsia="Times New Roman" w:hAnsi="Times New Roman" w:cs="Times New Roman"/>
+          <w:sz w:val="24"/>
+          <w:szCs w:val="24"/>
+        </w:rPr>
+        <w:t>hai</w:t>
+      </w:r>
+      <w:proofErr w:type="spellEnd"/>
+      <w:r>
+        <w:rPr>
+          <w:rFonts w:ascii="Times New Roman" w:eastAsia="Times New Roman" w:hAnsi="Times New Roman" w:cs="Times New Roman"/>
+          <w:sz w:val="24"/>
+          <w:szCs w:val="24"/>
+        </w:rPr>
+        <w:t xml:space="preserve"> aur appropriate response </w:t>
+      </w:r>
+      <w:proofErr w:type="spellStart"/>
+      <w:r>
+        <w:rPr>
+          <w:rFonts w:ascii="Times New Roman" w:eastAsia="Times New Roman" w:hAnsi="Times New Roman" w:cs="Times New Roman"/>
+          <w:sz w:val="24"/>
+          <w:szCs w:val="24"/>
+        </w:rPr>
+        <w:t>bhejta</w:t>
+      </w:r>
+      <w:proofErr w:type="spellEnd"/>
+      <w:r>
+        <w:rPr>
+          <w:rFonts w:ascii="Times New Roman" w:eastAsia="Times New Roman" w:hAnsi="Times New Roman" w:cs="Times New Roman"/>
+          <w:sz w:val="24"/>
+          <w:szCs w:val="24"/>
+        </w:rPr>
+        <w:t xml:space="preserve"> </w:t>
+      </w:r>
+      <w:proofErr w:type="spellStart"/>
+      <w:r>
+        <w:rPr>
+          <w:rFonts w:ascii="Times New Roman" w:eastAsia="Times New Roman" w:hAnsi="Times New Roman" w:cs="Times New Roman"/>
+          <w:sz w:val="24"/>
+          <w:szCs w:val="24"/>
+        </w:rPr>
+        <w:t>hai</w:t>
+      </w:r>
+      <w:proofErr w:type="spellEnd"/>
+      <w:r>
+        <w:rPr>
+          <w:rFonts w:ascii="Times New Roman" w:eastAsia="Times New Roman" w:hAnsi="Times New Roman" w:cs="Times New Roman"/>
+          <w:sz w:val="24"/>
+          <w:szCs w:val="24"/>
+        </w:rPr>
+        <w:t>.</w:t>
       </w:r>
     </w:p>
     <w:p>
@@ -3302,7 +5982,7 @@
           <w:sz w:val="24"/>
           <w:szCs w:val="24"/>
         </w:rPr>
-        <w:pict>
+        <w:pict w14:anchorId="16EE8B92">
           <v:rect id="_x0000_i1040" style="width:0;height:1.5pt" o:hralign="center" o:hrstd="t" o:hr="t" fillcolor="#a0a0a0" stroked="f"/>
         </w:pict>
       </w:r>
@@ -3327,7 +6007,95 @@
           <w:sz w:val="27"/>
           <w:szCs w:val="27"/>
         </w:rPr>
-        <w:t>Q5: MVC ke fayde kya hain?</w:t>
+        <w:t xml:space="preserve">Q5: MVC </w:t>
+      </w:r>
+      <w:proofErr w:type="spellStart"/>
+      <w:r>
+        <w:rPr>
+          <w:rFonts w:ascii="Times New Roman" w:eastAsia="Times New Roman" w:hAnsi="Times New Roman" w:cs="Times New Roman"/>
+          <w:b/>
+          <w:bCs/>
+          <w:sz w:val="27"/>
+          <w:szCs w:val="27"/>
+        </w:rPr>
+        <w:t>ke</w:t>
+      </w:r>
+      <w:proofErr w:type="spellEnd"/>
+      <w:r>
+        <w:rPr>
+          <w:rFonts w:ascii="Times New Roman" w:eastAsia="Times New Roman" w:hAnsi="Times New Roman" w:cs="Times New Roman"/>
+          <w:b/>
+          <w:bCs/>
+          <w:sz w:val="27"/>
+          <w:szCs w:val="27"/>
+        </w:rPr>
+        <w:t xml:space="preserve"> </w:t>
+      </w:r>
+      <w:proofErr w:type="spellStart"/>
+      <w:r>
+        <w:rPr>
+          <w:rFonts w:ascii="Times New Roman" w:eastAsia="Times New Roman" w:hAnsi="Times New Roman" w:cs="Times New Roman"/>
+          <w:b/>
+          <w:bCs/>
+          <w:sz w:val="27"/>
+          <w:szCs w:val="27"/>
+        </w:rPr>
+        <w:t>fayde</w:t>
+      </w:r>
+      <w:proofErr w:type="spellEnd"/>
+      <w:r>
+        <w:rPr>
+          <w:rFonts w:ascii="Times New Roman" w:eastAsia="Times New Roman" w:hAnsi="Times New Roman" w:cs="Times New Roman"/>
+          <w:b/>
+          <w:bCs/>
+          <w:sz w:val="27"/>
+          <w:szCs w:val="27"/>
+        </w:rPr>
+        <w:t xml:space="preserve"> </w:t>
+      </w:r>
+      <w:proofErr w:type="spellStart"/>
+      <w:r>
+        <w:rPr>
+          <w:rFonts w:ascii="Times New Roman" w:eastAsia="Times New Roman" w:hAnsi="Times New Roman" w:cs="Times New Roman"/>
+          <w:b/>
+          <w:bCs/>
+          <w:sz w:val="27"/>
+          <w:szCs w:val="27"/>
+        </w:rPr>
+        <w:t>kya</w:t>
+      </w:r>
+      <w:proofErr w:type="spellEnd"/>
+      <w:r>
+        <w:rPr>
+          <w:rFonts w:ascii="Times New Roman" w:eastAsia="Times New Roman" w:hAnsi="Times New Roman" w:cs="Times New Roman"/>
+          <w:b/>
+          <w:bCs/>
+          <w:sz w:val="27"/>
+          <w:szCs w:val="27"/>
+        </w:rPr>
+        <w:t xml:space="preserve"> </w:t>
+      </w:r>
+      <w:proofErr w:type="spellStart"/>
+      <w:r>
+        <w:rPr>
+          <w:rFonts w:ascii="Times New Roman" w:eastAsia="Times New Roman" w:hAnsi="Times New Roman" w:cs="Times New Roman"/>
+          <w:b/>
+          <w:bCs/>
+          <w:sz w:val="27"/>
+          <w:szCs w:val="27"/>
+        </w:rPr>
+        <w:t>hain</w:t>
+      </w:r>
+      <w:proofErr w:type="spellEnd"/>
+      <w:r>
+        <w:rPr>
+          <w:rFonts w:ascii="Times New Roman" w:eastAsia="Times New Roman" w:hAnsi="Times New Roman" w:cs="Times New Roman"/>
+          <w:b/>
+          <w:bCs/>
+          <w:sz w:val="27"/>
+          <w:szCs w:val="27"/>
+        </w:rPr>
+        <w:t>?</w:t>
       </w:r>
     </w:p>
     <w:p>
@@ -3453,7 +6221,7 @@
           <w:sz w:val="24"/>
           <w:szCs w:val="24"/>
         </w:rPr>
-        <w:pict>
+        <w:pict w14:anchorId="586D2905">
           <v:rect id="_x0000_i1041" style="width:0;height:1.5pt" o:hralign="center" o:hrstd="t" o:hr="t" fillcolor="#a0a0a0" stroked="f"/>
         </w:pict>
       </w:r>
@@ -3508,14 +6276,17 @@
           <w:szCs w:val="20"/>
         </w:rPr>
       </w:pPr>
-      <w:r>
-        <w:rPr>
-          <w:rFonts w:ascii="Courier New" w:eastAsia="Times New Roman" w:hAnsi="Courier New" w:cs="Courier New"/>
-          <w:sz w:val="20"/>
-          <w:szCs w:val="20"/>
-        </w:rPr>
+      <w:proofErr w:type="spellStart"/>
+      <w:r>
+        <w:rPr>
+          <w:rFonts w:ascii="Courier New" w:eastAsia="Times New Roman" w:hAnsi="Courier New" w:cs="Courier New"/>
+          <w:sz w:val="20"/>
+          <w:szCs w:val="20"/>
+        </w:rPr>
+        <w:lastRenderedPageBreak/>
         <w:t>arduino</w:t>
       </w:r>
+      <w:proofErr w:type="spellEnd"/>
     </w:p>
     <w:p>
       <w:pPr>
@@ -3544,6 +6315,7 @@
           <w:szCs w:val="20"/>
         </w:rPr>
       </w:pPr>
+      <w:proofErr w:type="spellStart"/>
       <w:r>
         <w:rPr>
           <w:rFonts w:ascii="Courier New" w:eastAsia="Times New Roman" w:hAnsi="Courier New" w:cs="Courier New"/>
@@ -3552,6 +6324,7 @@
         </w:rPr>
         <w:t>CopyEdit</w:t>
       </w:r>
+      <w:proofErr w:type="spellEnd"/>
     </w:p>
     <w:p>
       <w:pPr>
@@ -3586,7 +6359,6 @@
           <w:sz w:val="20"/>
           <w:szCs w:val="20"/>
         </w:rPr>
-        <w:lastRenderedPageBreak/>
         <w:t>app/</w:t>
       </w:r>
     </w:p>
@@ -3803,8 +6575,18 @@
           <w:sz w:val="20"/>
           <w:szCs w:val="20"/>
         </w:rPr>
-        <w:t>│   └── home.ejs</w:t>
-      </w:r>
+        <w:t xml:space="preserve">│   └── </w:t>
+      </w:r>
+      <w:proofErr w:type="spellStart"/>
+      <w:r>
+        <w:rPr>
+          <w:rFonts w:ascii="Courier New" w:eastAsia="Times New Roman" w:hAnsi="Courier New" w:cs="Courier New"/>
+          <w:sz w:val="20"/>
+          <w:szCs w:val="20"/>
+        </w:rPr>
+        <w:t>home.ejs</w:t>
+      </w:r>
+      <w:proofErr w:type="spellEnd"/>
     </w:p>
     <w:p>
       <w:pPr>
@@ -3929,7 +6711,7 @@
           <w:sz w:val="24"/>
           <w:szCs w:val="24"/>
         </w:rPr>
-        <w:pict>
+        <w:pict w14:anchorId="6ECB7B82">
           <v:rect id="_x0000_i1042" style="width:0;height:1.5pt" o:hralign="center" o:hrstd="t" o:hr="t" fillcolor="#a0a0a0" stroked="f"/>
         </w:pict>
       </w:r>
@@ -3979,15 +6761,29 @@
         </w:rPr>
         <w:t xml:space="preserve">Q: </w:t>
       </w:r>
-      <w:r>
-        <w:rPr>
-          <w:rFonts w:ascii="Courier New" w:eastAsia="Times New Roman" w:hAnsi="Courier New" w:cs="Courier New"/>
-          <w:b/>
-          <w:bCs/>
-          <w:sz w:val="20"/>
-          <w:szCs w:val="20"/>
-        </w:rPr>
-        <w:t>fs.writeFileSync()</w:t>
+      <w:proofErr w:type="spellStart"/>
+      <w:proofErr w:type="gramStart"/>
+      <w:r>
+        <w:rPr>
+          <w:rFonts w:ascii="Courier New" w:eastAsia="Times New Roman" w:hAnsi="Courier New" w:cs="Courier New"/>
+          <w:b/>
+          <w:bCs/>
+          <w:sz w:val="20"/>
+          <w:szCs w:val="20"/>
+        </w:rPr>
+        <w:t>fs.writeFileSync</w:t>
+      </w:r>
+      <w:proofErr w:type="spellEnd"/>
+      <w:proofErr w:type="gramEnd"/>
+      <w:r>
+        <w:rPr>
+          <w:rFonts w:ascii="Courier New" w:eastAsia="Times New Roman" w:hAnsi="Courier New" w:cs="Courier New"/>
+          <w:b/>
+          <w:bCs/>
+          <w:sz w:val="20"/>
+          <w:szCs w:val="20"/>
+        </w:rPr>
+        <w:t>()</w:t>
       </w:r>
       <w:r>
         <w:rPr>
@@ -4027,6 +6823,7 @@
           <w:szCs w:val="20"/>
         </w:rPr>
       </w:pPr>
+      <w:proofErr w:type="spellStart"/>
       <w:r>
         <w:rPr>
           <w:rFonts w:ascii="Courier New" w:eastAsia="Times New Roman" w:hAnsi="Courier New" w:cs="Courier New"/>
@@ -4035,6 +6832,7 @@
         </w:rPr>
         <w:t>js</w:t>
       </w:r>
+      <w:proofErr w:type="spellEnd"/>
     </w:p>
     <w:p>
       <w:pPr>
@@ -4063,6 +6861,7 @@
           <w:szCs w:val="20"/>
         </w:rPr>
       </w:pPr>
+      <w:proofErr w:type="spellStart"/>
       <w:r>
         <w:rPr>
           <w:rFonts w:ascii="Courier New" w:eastAsia="Times New Roman" w:hAnsi="Courier New" w:cs="Courier New"/>
@@ -4071,6 +6870,7 @@
         </w:rPr>
         <w:t>CopyEdit</w:t>
       </w:r>
+      <w:proofErr w:type="spellEnd"/>
     </w:p>
     <w:p>
       <w:pPr>
@@ -4105,7 +6905,25 @@
           <w:sz w:val="20"/>
           <w:szCs w:val="20"/>
         </w:rPr>
-        <w:t>const fs = require('fs');</w:t>
+        <w:t>const fs = require('</w:t>
+      </w:r>
+      <w:proofErr w:type="spellStart"/>
+      <w:r>
+        <w:rPr>
+          <w:rFonts w:ascii="Courier New" w:eastAsia="Times New Roman" w:hAnsi="Courier New" w:cs="Courier New"/>
+          <w:sz w:val="20"/>
+          <w:szCs w:val="20"/>
+        </w:rPr>
+        <w:t>fs'</w:t>
+      </w:r>
+      <w:proofErr w:type="spellEnd"/>
+      <w:r>
+        <w:rPr>
+          <w:rFonts w:ascii="Courier New" w:eastAsia="Times New Roman" w:hAnsi="Courier New" w:cs="Courier New"/>
+          <w:sz w:val="20"/>
+          <w:szCs w:val="20"/>
+        </w:rPr>
+        <w:t>);</w:t>
       </w:r>
     </w:p>
     <w:p>
@@ -4135,13 +6953,43 @@
           <w:szCs w:val="20"/>
         </w:rPr>
       </w:pPr>
-      <w:r>
-        <w:rPr>
-          <w:rFonts w:ascii="Courier New" w:eastAsia="Times New Roman" w:hAnsi="Courier New" w:cs="Courier New"/>
-          <w:sz w:val="20"/>
-          <w:szCs w:val="20"/>
-        </w:rPr>
-        <w:t>fs.writeFileSync('data.txt', 'This is test data');</w:t>
+      <w:proofErr w:type="spellStart"/>
+      <w:proofErr w:type="gramStart"/>
+      <w:r>
+        <w:rPr>
+          <w:rFonts w:ascii="Courier New" w:eastAsia="Times New Roman" w:hAnsi="Courier New" w:cs="Courier New"/>
+          <w:sz w:val="20"/>
+          <w:szCs w:val="20"/>
+        </w:rPr>
+        <w:t>fs.writeFileSync</w:t>
+      </w:r>
+      <w:proofErr w:type="spellEnd"/>
+      <w:proofErr w:type="gramEnd"/>
+      <w:r>
+        <w:rPr>
+          <w:rFonts w:ascii="Courier New" w:eastAsia="Times New Roman" w:hAnsi="Courier New" w:cs="Courier New"/>
+          <w:sz w:val="20"/>
+          <w:szCs w:val="20"/>
+        </w:rPr>
+        <w:t xml:space="preserve">('data.txt', 'This is </w:t>
+      </w:r>
+      <w:proofErr w:type="gramStart"/>
+      <w:r>
+        <w:rPr>
+          <w:rFonts w:ascii="Courier New" w:eastAsia="Times New Roman" w:hAnsi="Courier New" w:cs="Courier New"/>
+          <w:sz w:val="20"/>
+          <w:szCs w:val="20"/>
+        </w:rPr>
+        <w:t>test</w:t>
+      </w:r>
+      <w:proofErr w:type="gramEnd"/>
+      <w:r>
+        <w:rPr>
+          <w:rFonts w:ascii="Courier New" w:eastAsia="Times New Roman" w:hAnsi="Courier New" w:cs="Courier New"/>
+          <w:sz w:val="20"/>
+          <w:szCs w:val="20"/>
+        </w:rPr>
+        <w:t xml:space="preserve"> data');</w:t>
       </w:r>
     </w:p>
     <w:p>
@@ -4166,25 +7014,93 @@
         </w:rPr>
         <w:t xml:space="preserve">Q: </w:t>
       </w:r>
-      <w:r>
-        <w:rPr>
-          <w:rFonts w:ascii="Courier New" w:eastAsia="Times New Roman" w:hAnsi="Courier New" w:cs="Courier New"/>
-          <w:b/>
-          <w:bCs/>
-          <w:sz w:val="20"/>
-          <w:szCs w:val="20"/>
-        </w:rPr>
-        <w:t>app.set('view engine', 'ejs')</w:t>
-      </w:r>
-      <w:r>
-        <w:rPr>
-          <w:rFonts w:ascii="Times New Roman" w:eastAsia="Times New Roman" w:hAnsi="Times New Roman" w:cs="Times New Roman"/>
-          <w:b/>
-          <w:bCs/>
-          <w:sz w:val="27"/>
-          <w:szCs w:val="27"/>
-        </w:rPr>
-        <w:t xml:space="preserve"> ka matlab?</w:t>
+      <w:proofErr w:type="spellStart"/>
+      <w:proofErr w:type="gramStart"/>
+      <w:r>
+        <w:rPr>
+          <w:rFonts w:ascii="Courier New" w:eastAsia="Times New Roman" w:hAnsi="Courier New" w:cs="Courier New"/>
+          <w:b/>
+          <w:bCs/>
+          <w:sz w:val="20"/>
+          <w:szCs w:val="20"/>
+        </w:rPr>
+        <w:t>app.set</w:t>
+      </w:r>
+      <w:proofErr w:type="spellEnd"/>
+      <w:r>
+        <w:rPr>
+          <w:rFonts w:ascii="Courier New" w:eastAsia="Times New Roman" w:hAnsi="Courier New" w:cs="Courier New"/>
+          <w:b/>
+          <w:bCs/>
+          <w:sz w:val="20"/>
+          <w:szCs w:val="20"/>
+        </w:rPr>
+        <w:t>(</w:t>
+      </w:r>
+      <w:proofErr w:type="gramEnd"/>
+      <w:r>
+        <w:rPr>
+          <w:rFonts w:ascii="Courier New" w:eastAsia="Times New Roman" w:hAnsi="Courier New" w:cs="Courier New"/>
+          <w:b/>
+          <w:bCs/>
+          <w:sz w:val="20"/>
+          <w:szCs w:val="20"/>
+        </w:rPr>
+        <w:t>'view engine', '</w:t>
+      </w:r>
+      <w:proofErr w:type="spellStart"/>
+      <w:r>
+        <w:rPr>
+          <w:rFonts w:ascii="Courier New" w:eastAsia="Times New Roman" w:hAnsi="Courier New" w:cs="Courier New"/>
+          <w:b/>
+          <w:bCs/>
+          <w:sz w:val="20"/>
+          <w:szCs w:val="20"/>
+        </w:rPr>
+        <w:t>ejs</w:t>
+      </w:r>
+      <w:proofErr w:type="spellEnd"/>
+      <w:r>
+        <w:rPr>
+          <w:rFonts w:ascii="Courier New" w:eastAsia="Times New Roman" w:hAnsi="Courier New" w:cs="Courier New"/>
+          <w:b/>
+          <w:bCs/>
+          <w:sz w:val="20"/>
+          <w:szCs w:val="20"/>
+        </w:rPr>
+        <w:t>')</w:t>
+      </w:r>
+      <w:r>
+        <w:rPr>
+          <w:rFonts w:ascii="Times New Roman" w:eastAsia="Times New Roman" w:hAnsi="Times New Roman" w:cs="Times New Roman"/>
+          <w:b/>
+          <w:bCs/>
+          <w:sz w:val="27"/>
+          <w:szCs w:val="27"/>
+        </w:rPr>
+        <w:t xml:space="preserve"> ka </w:t>
+      </w:r>
+      <w:proofErr w:type="spellStart"/>
+      <w:r>
+        <w:rPr>
+          <w:rFonts w:ascii="Times New Roman" w:eastAsia="Times New Roman" w:hAnsi="Times New Roman" w:cs="Times New Roman"/>
+          <w:b/>
+          <w:bCs/>
+          <w:sz w:val="27"/>
+          <w:szCs w:val="27"/>
+        </w:rPr>
+        <w:t>matlab</w:t>
+      </w:r>
+      <w:proofErr w:type="spellEnd"/>
+      <w:r>
+        <w:rPr>
+          <w:rFonts w:ascii="Times New Roman" w:eastAsia="Times New Roman" w:hAnsi="Times New Roman" w:cs="Times New Roman"/>
+          <w:b/>
+          <w:bCs/>
+          <w:sz w:val="27"/>
+          <w:szCs w:val="27"/>
+        </w:rPr>
+        <w:t>?</w:t>
       </w:r>
     </w:p>
     <w:p>
@@ -4213,12 +7129,85 @@
           <w:szCs w:val="24"/>
         </w:rPr>
         <w:br/>
-        <w:t>Ye Express app ko batata hai ki view engine ke liye EJS use kare.</w:t>
-      </w:r>
-    </w:p>
-    <w:p>
-      <w:bookmarkStart w:id="0" w:name="_GoBack"/>
-      <w:bookmarkEnd w:id="0"/>
+        <w:t xml:space="preserve">Ye Express app ko batata </w:t>
+      </w:r>
+      <w:proofErr w:type="spellStart"/>
+      <w:r>
+        <w:rPr>
+          <w:rFonts w:ascii="Times New Roman" w:eastAsia="Times New Roman" w:hAnsi="Times New Roman" w:cs="Times New Roman"/>
+          <w:sz w:val="24"/>
+          <w:szCs w:val="24"/>
+        </w:rPr>
+        <w:t>hai</w:t>
+      </w:r>
+      <w:proofErr w:type="spellEnd"/>
+      <w:r>
+        <w:rPr>
+          <w:rFonts w:ascii="Times New Roman" w:eastAsia="Times New Roman" w:hAnsi="Times New Roman" w:cs="Times New Roman"/>
+          <w:sz w:val="24"/>
+          <w:szCs w:val="24"/>
+        </w:rPr>
+        <w:t xml:space="preserve"> ki view engine </w:t>
+      </w:r>
+      <w:proofErr w:type="spellStart"/>
+      <w:r>
+        <w:rPr>
+          <w:rFonts w:ascii="Times New Roman" w:eastAsia="Times New Roman" w:hAnsi="Times New Roman" w:cs="Times New Roman"/>
+          <w:sz w:val="24"/>
+          <w:szCs w:val="24"/>
+        </w:rPr>
+        <w:t>ke</w:t>
+      </w:r>
+      <w:proofErr w:type="spellEnd"/>
+      <w:r>
+        <w:rPr>
+          <w:rFonts w:ascii="Times New Roman" w:eastAsia="Times New Roman" w:hAnsi="Times New Roman" w:cs="Times New Roman"/>
+          <w:sz w:val="24"/>
+          <w:szCs w:val="24"/>
+        </w:rPr>
+        <w:t xml:space="preserve"> </w:t>
+      </w:r>
+      <w:proofErr w:type="spellStart"/>
+      <w:r>
+        <w:rPr>
+          <w:rFonts w:ascii="Times New Roman" w:eastAsia="Times New Roman" w:hAnsi="Times New Roman" w:cs="Times New Roman"/>
+          <w:sz w:val="24"/>
+          <w:szCs w:val="24"/>
+        </w:rPr>
+        <w:t>liye</w:t>
+      </w:r>
+      <w:proofErr w:type="spellEnd"/>
+      <w:r>
+        <w:rPr>
+          <w:rFonts w:ascii="Times New Roman" w:eastAsia="Times New Roman" w:hAnsi="Times New Roman" w:cs="Times New Roman"/>
+          <w:sz w:val="24"/>
+          <w:szCs w:val="24"/>
+        </w:rPr>
+        <w:t xml:space="preserve"> EJS use </w:t>
+      </w:r>
+      <w:proofErr w:type="spellStart"/>
+      <w:r>
+        <w:rPr>
+          <w:rFonts w:ascii="Times New Roman" w:eastAsia="Times New Roman" w:hAnsi="Times New Roman" w:cs="Times New Roman"/>
+          <w:sz w:val="24"/>
+          <w:szCs w:val="24"/>
+        </w:rPr>
+        <w:t>kare</w:t>
+      </w:r>
+      <w:proofErr w:type="spellEnd"/>
+      <w:r>
+        <w:rPr>
+          <w:rFonts w:ascii="Times New Roman" w:eastAsia="Times New Roman" w:hAnsi="Times New Roman" w:cs="Times New Roman"/>
+          <w:sz w:val="24"/>
+          <w:szCs w:val="24"/>
+        </w:rPr>
+        <w:t>.</w:t>
+      </w:r>
+    </w:p>
+    <w:p>
+      <w:r>
+        <w:t xml:space="preserve"> </w:t>
+      </w:r>
     </w:p>
     <w:sectPr>
       <w:pgSz w:w="12240" w:h="15840"/>
@@ -4231,8 +7220,8 @@
 </file>
 
 <file path=word/numbering.xml><?xml version="1.0" encoding="utf-8"?>
-<w:numbering xmlns:wpc="http://schemas.microsoft.com/office/word/2010/wordprocessingCanvas" xmlns:mc="http://schemas.openxmlformats.org/markup-compatibility/2006" xmlns:o="urn:schemas-microsoft-com:office:office" xmlns:r="http://schemas.openxmlformats.org/officeDocument/2006/relationships" xmlns:m="http://schemas.openxmlformats.org/officeDocument/2006/math" xmlns:v="urn:schemas-microsoft-com:vml" xmlns:wp14="http://schemas.microsoft.com/office/word/2010/wordprocessingDrawing" xmlns:wp="http://schemas.openxmlformats.org/drawingml/2006/wordprocessingDrawing" xmlns:w10="urn:schemas-microsoft-com:office:word" xmlns:w="http://schemas.openxmlformats.org/wordprocessingml/2006/main" xmlns:w14="http://schemas.microsoft.com/office/word/2010/wordml" xmlns:wpg="http://schemas.microsoft.com/office/word/2010/wordprocessingGroup" xmlns:wpi="http://schemas.microsoft.com/office/word/2010/wordprocessingInk" xmlns:wne="http://schemas.microsoft.com/office/word/2006/wordml" xmlns:wps="http://schemas.microsoft.com/office/word/2010/wordprocessingShape" mc:Ignorable="w14 wp14">
-  <w:abstractNum w:abstractNumId="0">
+<w:numbering xmlns:wpc="http://schemas.microsoft.com/office/word/2010/wordprocessingCanvas" xmlns:cx="http://schemas.microsoft.com/office/drawing/2014/chartex" xmlns:cx1="http://schemas.microsoft.com/office/drawing/2015/9/8/chartex" xmlns:cx2="http://schemas.microsoft.com/office/drawing/2015/10/21/chartex" xmlns:cx3="http://schemas.microsoft.com/office/drawing/2016/5/9/chartex" xmlns:cx4="http://schemas.microsoft.com/office/drawing/2016/5/10/chartex" xmlns:cx5="http://schemas.microsoft.com/office/drawing/2016/5/11/chartex" xmlns:cx6="http://schemas.microsoft.com/office/drawing/2016/5/12/chartex" xmlns:cx7="http://schemas.microsoft.com/office/drawing/2016/5/13/chartex" xmlns:cx8="http://schemas.microsoft.com/office/drawing/2016/5/14/chartex" xmlns:mc="http://schemas.openxmlformats.org/markup-compatibility/2006" xmlns:aink="http://schemas.microsoft.com/office/drawing/2016/ink" xmlns:am3d="http://schemas.microsoft.com/office/drawing/2017/model3d" xmlns:o="urn:schemas-microsoft-com:office:office" xmlns:oel="http://schemas.microsoft.com/office/2019/extlst" xmlns:r="http://schemas.openxmlformats.org/officeDocument/2006/relationships" xmlns:m="http://schemas.openxmlformats.org/officeDocument/2006/math" xmlns:v="urn:schemas-microsoft-com:vml" xmlns:wp14="http://schemas.microsoft.com/office/word/2010/wordprocessingDrawing" xmlns:wp="http://schemas.openxmlformats.org/drawingml/2006/wordprocessingDrawing" xmlns:w10="urn:schemas-microsoft-com:office:word" xmlns:w="http://schemas.openxmlformats.org/wordprocessingml/2006/main" xmlns:w14="http://schemas.microsoft.com/office/word/2010/wordml" xmlns:w15="http://schemas.microsoft.com/office/word/2012/wordml" xmlns:w16cex="http://schemas.microsoft.com/office/word/2018/wordml/cex" xmlns:w16cid="http://schemas.microsoft.com/office/word/2016/wordml/cid" xmlns:w16="http://schemas.microsoft.com/office/word/2018/wordml" xmlns:w16du="http://schemas.microsoft.com/office/word/2023/wordml/word16du" xmlns:w16sdtdh="http://schemas.microsoft.com/office/word/2020/wordml/sdtdatahash" xmlns:w16sdtfl="http://schemas.microsoft.com/office/word/2024/wordml/sdtformatlock" xmlns:w16se="http://schemas.microsoft.com/office/word/2015/wordml/symex" xmlns:wpg="http://schemas.microsoft.com/office/word/2010/wordprocessingGroup" xmlns:wpi="http://schemas.microsoft.com/office/word/2010/wordprocessingInk" xmlns:wne="http://schemas.microsoft.com/office/word/2006/wordml" xmlns:wps="http://schemas.microsoft.com/office/word/2010/wordprocessingShape" mc:Ignorable="w14 w15 w16se w16cid w16 w16cex w16sdtdh w16sdtfl w16du wp14">
+  <w:abstractNum w:abstractNumId="0" w15:restartNumberingAfterBreak="0">
     <w:nsid w:val="150F0D2D"/>
     <w:multiLevelType w:val="multilevel"/>
     <w:tmpl w:val="52F26386"/>
@@ -4381,7 +7370,7 @@
       </w:rPr>
     </w:lvl>
   </w:abstractNum>
-  <w:abstractNum w:abstractNumId="1">
+  <w:abstractNum w:abstractNumId="1" w15:restartNumberingAfterBreak="0">
     <w:nsid w:val="2CA744D9"/>
     <w:multiLevelType w:val="multilevel"/>
     <w:tmpl w:val="F7808156"/>
@@ -4530,7 +7519,7 @@
       </w:rPr>
     </w:lvl>
   </w:abstractNum>
-  <w:abstractNum w:abstractNumId="2">
+  <w:abstractNum w:abstractNumId="2" w15:restartNumberingAfterBreak="0">
     <w:nsid w:val="393B4500"/>
     <w:multiLevelType w:val="multilevel"/>
     <w:tmpl w:val="88580078"/>
@@ -4679,7 +7668,7 @@
       </w:rPr>
     </w:lvl>
   </w:abstractNum>
-  <w:abstractNum w:abstractNumId="3">
+  <w:abstractNum w:abstractNumId="3" w15:restartNumberingAfterBreak="0">
     <w:nsid w:val="4047375F"/>
     <w:multiLevelType w:val="multilevel"/>
     <w:tmpl w:val="CD8AB952"/>
@@ -4828,7 +7817,7 @@
       </w:rPr>
     </w:lvl>
   </w:abstractNum>
-  <w:abstractNum w:abstractNumId="4">
+  <w:abstractNum w:abstractNumId="4" w15:restartNumberingAfterBreak="0">
     <w:nsid w:val="4FDD05FC"/>
     <w:multiLevelType w:val="multilevel"/>
     <w:tmpl w:val="8E525C46"/>
@@ -4977,26 +7966,26 @@
       </w:rPr>
     </w:lvl>
   </w:abstractNum>
-  <w:num w:numId="1">
+  <w:num w:numId="1" w16cid:durableId="1287005174">
     <w:abstractNumId w:val="0"/>
   </w:num>
-  <w:num w:numId="2">
+  <w:num w:numId="2" w16cid:durableId="1487670207">
     <w:abstractNumId w:val="1"/>
   </w:num>
-  <w:num w:numId="3">
+  <w:num w:numId="3" w16cid:durableId="299504951">
     <w:abstractNumId w:val="4"/>
   </w:num>
-  <w:num w:numId="4">
+  <w:num w:numId="4" w16cid:durableId="531306706">
     <w:abstractNumId w:val="3"/>
   </w:num>
-  <w:num w:numId="5">
+  <w:num w:numId="5" w16cid:durableId="1538544376">
     <w:abstractNumId w:val="2"/>
   </w:num>
 </w:numbering>
 </file>
 
 <file path=word/styles.xml><?xml version="1.0" encoding="utf-8"?>
-<w:styles xmlns:mc="http://schemas.openxmlformats.org/markup-compatibility/2006" xmlns:r="http://schemas.openxmlformats.org/officeDocument/2006/relationships" xmlns:w="http://schemas.openxmlformats.org/wordprocessingml/2006/main" xmlns:w14="http://schemas.microsoft.com/office/word/2010/wordml" mc:Ignorable="w14">
+<w:styles xmlns:mc="http://schemas.openxmlformats.org/markup-compatibility/2006" xmlns:r="http://schemas.openxmlformats.org/officeDocument/2006/relationships" xmlns:w="http://schemas.openxmlformats.org/wordprocessingml/2006/main" xmlns:w14="http://schemas.microsoft.com/office/word/2010/wordml" xmlns:w15="http://schemas.microsoft.com/office/word/2012/wordml" xmlns:w16cex="http://schemas.microsoft.com/office/word/2018/wordml/cex" xmlns:w16cid="http://schemas.microsoft.com/office/word/2016/wordml/cid" xmlns:w16="http://schemas.microsoft.com/office/word/2018/wordml" xmlns:w16du="http://schemas.microsoft.com/office/word/2023/wordml/word16du" xmlns:w16sdtdh="http://schemas.microsoft.com/office/word/2020/wordml/sdtdatahash" xmlns:w16sdtfl="http://schemas.microsoft.com/office/word/2024/wordml/sdtformatlock" xmlns:w16se="http://schemas.microsoft.com/office/word/2015/wordml/symex" mc:Ignorable="w14 w15 w16se w16cid w16 w16cex w16sdtdh w16sdtfl w16du">
   <w:docDefaults>
     <w:rPrDefault>
       <w:rPr>
@@ -5012,543 +8001,383 @@
       </w:pPr>
     </w:pPrDefault>
   </w:docDefaults>
-  <w:latentStyles w:defLockedState="0" w:defUIPriority="99" w:defSemiHidden="1" w:defUnhideWhenUsed="1" w:defQFormat="0" w:count="267">
-    <w:lsdException w:name="Normal" w:semiHidden="0" w:uiPriority="0" w:unhideWhenUsed="0" w:qFormat="1"/>
-    <w:lsdException w:name="heading 1" w:semiHidden="0" w:uiPriority="9" w:unhideWhenUsed="0" w:qFormat="1"/>
-    <w:lsdException w:name="heading 2" w:uiPriority="9" w:qFormat="1"/>
-    <w:lsdException w:name="heading 3" w:uiPriority="9" w:qFormat="1"/>
-    <w:lsdException w:name="heading 4" w:uiPriority="9" w:qFormat="1"/>
-    <w:lsdException w:name="heading 5" w:uiPriority="9" w:qFormat="1"/>
-    <w:lsdException w:name="heading 6" w:uiPriority="9" w:qFormat="1"/>
-    <w:lsdException w:name="heading 7" w:uiPriority="9" w:qFormat="1"/>
-    <w:lsdException w:name="heading 8" w:uiPriority="9" w:qFormat="1"/>
-    <w:lsdException w:name="heading 9" w:uiPriority="9" w:qFormat="1"/>
-    <w:lsdException w:name="toc 1" w:uiPriority="39"/>
-    <w:lsdException w:name="toc 2" w:uiPriority="39"/>
-    <w:lsdException w:name="toc 3" w:uiPriority="39"/>
-    <w:lsdException w:name="toc 4" w:uiPriority="39"/>
-    <w:lsdException w:name="toc 5" w:uiPriority="39"/>
-    <w:lsdException w:name="toc 6" w:uiPriority="39"/>
-    <w:lsdException w:name="toc 7" w:uiPriority="39"/>
-    <w:lsdException w:name="toc 8" w:uiPriority="39"/>
-    <w:lsdException w:name="toc 9" w:uiPriority="39"/>
-    <w:lsdException w:name="caption" w:uiPriority="35" w:qFormat="1"/>
-    <w:lsdException w:name="Title" w:semiHidden="0" w:uiPriority="10" w:unhideWhenUsed="0" w:qFormat="1"/>
-    <w:lsdException w:name="Default Paragraph Font" w:uiPriority="1"/>
-    <w:lsdException w:name="Subtitle" w:semiHidden="0" w:uiPriority="11" w:unhideWhenUsed="0" w:qFormat="1"/>
-    <w:lsdException w:name="Strong" w:semiHidden="0" w:uiPriority="22" w:unhideWhenUsed="0" w:qFormat="1"/>
-    <w:lsdException w:name="Emphasis" w:semiHidden="0" w:uiPriority="20" w:unhideWhenUsed="0" w:qFormat="1"/>
-    <w:lsdException w:name="Table Grid" w:semiHidden="0" w:uiPriority="59" w:unhideWhenUsed="0"/>
-    <w:lsdException w:name="Placeholder Text" w:unhideWhenUsed="0"/>
-    <w:lsdException w:name="No Spacing" w:semiHidden="0" w:uiPriority="1" w:unhideWhenUsed="0" w:qFormat="1"/>
-    <w:lsdException w:name="Light Shading" w:semiHidden="0" w:uiPriority="60" w:unhideWhenUsed="0"/>
-    <w:lsdException w:name="Light List" w:semiHidden="0" w:uiPriority="61" w:unhideWhenUsed="0"/>
-    <w:lsdException w:name="Light Grid" w:semiHidden="0" w:uiPriority="62" w:unhideWhenUsed="0"/>
-    <w:lsdException w:name="Medium Shading 1" w:semiHidden="0" w:uiPriority="63" w:unhideWhenUsed="0"/>
-    <w:lsdException w:name="Medium Shading 2" w:semiHidden="0" w:uiPriority="64" w:unhideWhenUsed="0"/>
-    <w:lsdException w:name="Medium List 1" w:semiHidden="0" w:uiPriority="65" w:unhideWhenUsed="0"/>
-    <w:lsdException w:name="Medium List 2" w:semiHidden="0" w:uiPriority="66" w:unhideWhenUsed="0"/>
-    <w:lsdException w:name="Medium Grid 1" w:semiHidden="0" w:uiPriority="67" w:unhideWhenUsed="0"/>
-    <w:lsdException w:name="Medium Grid 2" w:semiHidden="0" w:uiPriority="68" w:unhideWhenUsed="0"/>
-    <w:lsdException w:name="Medium Grid 3" w:semiHidden="0" w:uiPriority="69" w:unhideWhenUsed="0"/>
-    <w:lsdException w:name="Dark List" w:semiHidden="0" w:uiPriority="70" w:unhideWhenUsed="0"/>
-    <w:lsdException w:name="Colorful Shading" w:semiHidden="0" w:uiPriority="71" w:unhideWhenUsed="0"/>
-    <w:lsdException w:name="Colorful List" w:semiHidden="0" w:uiPriority="72" w:unhideWhenUsed="0"/>
-    <w:lsdException w:name="Colorful Grid" w:semiHidden="0" w:uiPriority="73" w:unhideWhenUsed="0"/>
-    <w:lsdException w:name="Light Shading Accent 1" w:semiHidden="0" w:uiPriority="60" w:unhideWhenUsed="0"/>
-    <w:lsdException w:name="Light List Accent 1" w:semiHidden="0" w:uiPriority="61" w:unhideWhenUsed="0"/>
-    <w:lsdException w:name="Light Grid Accent 1" w:semiHidden="0" w:uiPriority="62" w:unhideWhenUsed="0"/>
-    <w:lsdException w:name="Medium Shading 1 Accent 1" w:semiHidden="0" w:uiPriority="63" w:unhideWhenUsed="0"/>
-    <w:lsdException w:name="Medium Shading 2 Accent 1" w:semiHidden="0" w:uiPriority="64" w:unhideWhenUsed="0"/>
-    <w:lsdException w:name="Medium List 1 Accent 1" w:semiHidden="0" w:uiPriority="65" w:unhideWhenUsed="0"/>
-    <w:lsdException w:name="Revision" w:unhideWhenUsed="0"/>
-    <w:lsdException w:name="List Paragraph" w:semiHidden="0" w:uiPriority="34" w:unhideWhenUsed="0" w:qFormat="1"/>
-    <w:lsdException w:name="Quote" w:semiHidden="0" w:uiPriority="29" w:unhideWhenUsed="0" w:qFormat="1"/>
-    <w:lsdException w:name="Intense Quote" w:semiHidden="0" w:uiPriority="30" w:unhideWhenUsed="0" w:qFormat="1"/>
-    <w:lsdException w:name="Medium List 2 Accent 1" w:semiHidden="0" w:uiPriority="66" w:unhideWhenUsed="0"/>
-    <w:lsdException w:name="Medium Grid 1 Accent 1" w:semiHidden="0" w:uiPriority="67" w:unhideWhenUsed="0"/>
-    <w:lsdException w:name="Medium Grid 2 Accent 1" w:semiHidden="0" w:uiPriority="68" w:unhideWhenUsed="0"/>
-    <w:lsdException w:name="Medium Grid 3 Accent 1" w:semiHidden="0" w:uiPriority="69" w:unhideWhenUsed="0"/>
-    <w:lsdException w:name="Dark List Accent 1" w:semiHidden="0" w:uiPriority="70" w:unhideWhenUsed="0"/>
-    <w:lsdException w:name="Colorful Shading Accent 1" w:semiHidden="0" w:uiPriority="71" w:unhideWhenUsed="0"/>
-    <w:lsdException w:name="Colorful List Accent 1" w:semiHidden="0" w:uiPriority="72" w:unhideWhenUsed="0"/>
-    <w:lsdException w:name="Colorful Grid Accent 1" w:semiHidden="0" w:uiPriority="73" w:unhideWhenUsed="0"/>
-    <w:lsdException w:name="Light Shading Accent 2" w:semiHidden="0" w:uiPriority="60" w:unhideWhenUsed="0"/>
-    <w:lsdException w:name="Light List Accent 2" w:semiHidden="0" w:uiPriority="61" w:unhideWhenUsed="0"/>
-    <w:lsdException w:name="Light Grid Accent 2" w:semiHidden="0" w:uiPriority="62" w:unhideWhenUsed="0"/>
-    <w:lsdException w:name="Medium Shading 1 Accent 2" w:semiHidden="0" w:uiPriority="63" w:unhideWhenUsed="0"/>
-    <w:lsdException w:name="Medium Shading 2 Accent 2" w:semiHidden="0" w:uiPriority="64" w:unhideWhenUsed="0"/>
-    <w:lsdException w:name="Medium List 1 Accent 2" w:semiHidden="0" w:uiPriority="65" w:unhideWhenUsed="0"/>
-    <w:lsdException w:name="Medium List 2 Accent 2" w:semiHidden="0" w:uiPriority="66" w:unhideWhenUsed="0"/>
-    <w:lsdException w:name="Medium Grid 1 Accent 2" w:semiHidden="0" w:uiPriority="67" w:unhideWhenUsed="0"/>
-    <w:lsdException w:name="Medium Grid 2 Accent 2" w:semiHidden="0" w:uiPriority="68" w:unhideWhenUsed="0"/>
-    <w:lsdException w:name="Medium Grid 3 Accent 2" w:semiHidden="0" w:uiPriority="69" w:unhideWhenUsed="0"/>
-    <w:lsdException w:name="Dark List Accent 2" w:semiHidden="0" w:uiPriority="70" w:unhideWhenUsed="0"/>
-    <w:lsdException w:name="Colorful Shading Accent 2" w:semiHidden="0" w:uiPriority="71" w:unhideWhenUsed="0"/>
-    <w:lsdException w:name="Colorful List Accent 2" w:semiHidden="0" w:uiPriority="72" w:unhideWhenUsed="0"/>
-    <w:lsdException w:name="Colorful Grid Accent 2" w:semiHidden="0" w:uiPriority="73" w:unhideWhenUsed="0"/>
-    <w:lsdException w:name="Light Shading Accent 3" w:semiHidden="0" w:uiPriority="60" w:unhideWhenUsed="0"/>
-    <w:lsdException w:name="Light List Accent 3" w:semiHidden="0" w:uiPriority="61" w:unhideWhenUsed="0"/>
-    <w:lsdException w:name="Light Grid Accent 3" w:semiHidden="0" w:uiPriority="62" w:unhideWhenUsed="0"/>
-    <w:lsdException w:name="Medium Shading 1 Accent 3" w:semiHidden="0" w:uiPriority="63" w:unhideWhenUsed="0"/>
-    <w:lsdException w:name="Medium Shading 2 Accent 3" w:semiHidden="0" w:uiPriority="64" w:unhideWhenUsed="0"/>
-    <w:lsdException w:name="Medium List 1 Accent 3" w:semiHidden="0" w:uiPriority="65" w:unhideWhenUsed="0"/>
-    <w:lsdException w:name="Medium List 2 Accent 3" w:semiHidden="0" w:uiPriority="66" w:unhideWhenUsed="0"/>
-    <w:lsdException w:name="Medium Grid 1 Accent 3" w:semiHidden="0" w:uiPriority="67" w:unhideWhenUsed="0"/>
-    <w:lsdException w:name="Medium Grid 2 Accent 3" w:semiHidden="0" w:uiPriority="68" w:unhideWhenUsed="0"/>
-    <w:lsdException w:name="Medium Grid 3 Accent 3" w:semiHidden="0" w:uiPriority="69" w:unhideWhenUsed="0"/>
-    <w:lsdException w:name="Dark List Accent 3" w:semiHidden="0" w:uiPriority="70" w:unhideWhenUsed="0"/>
-    <w:lsdException w:name="Colorful Shading Accent 3" w:semiHidden="0" w:uiPriority="71" w:unhideWhenUsed="0"/>
-    <w:lsdException w:name="Colorful List Accent 3" w:semiHidden="0" w:uiPriority="72" w:unhideWhenUsed="0"/>
-    <w:lsdException w:name="Colorful Grid Accent 3" w:semiHidden="0" w:uiPriority="73" w:unhideWhenUsed="0"/>
-    <w:lsdException w:name="Light Shading Accent 4" w:semiHidden="0" w:uiPriority="60" w:unhideWhenUsed="0"/>
-    <w:lsdException w:name="Light List Accent 4" w:semiHidden="0" w:uiPriority="61" w:unhideWhenUsed="0"/>
-    <w:lsdException w:name="Light Grid Accent 4" w:semiHidden="0" w:uiPriority="62" w:unhideWhenUsed="0"/>
-    <w:lsdException w:name="Medium Shading 1 Accent 4" w:semiHidden="0" w:uiPriority="63" w:unhideWhenUsed="0"/>
-    <w:lsdException w:name="Medium Shading 2 Accent 4" w:semiHidden="0" w:uiPriority="64" w:unhideWhenUsed="0"/>
-    <w:lsdException w:name="Medium List 1 Accent 4" w:semiHidden="0" w:uiPriority="65" w:unhideWhenUsed="0"/>
-    <w:lsdException w:name="Medium List 2 Accent 4" w:semiHidden="0" w:uiPriority="66" w:unhideWhenUsed="0"/>
-    <w:lsdException w:name="Medium Grid 1 Accent 4" w:semiHidden="0" w:uiPriority="67" w:unhideWhenUsed="0"/>
-    <w:lsdException w:name="Medium Grid 2 Accent 4" w:semiHidden="0" w:uiPriority="68" w:unhideWhenUsed="0"/>
-    <w:lsdException w:name="Medium Grid 3 Accent 4" w:semiHidden="0" w:uiPriority="69" w:unhideWhenUsed="0"/>
-    <w:lsdException w:name="Dark List Accent 4" w:semiHidden="0" w:uiPriority="70" w:unhideWhenUsed="0"/>
-    <w:lsdException w:name="Colorful Shading Accent 4" w:semiHidden="0" w:uiPriority="71" w:unhideWhenUsed="0"/>
-    <w:lsdException w:name="Colorful List Accent 4" w:semiHidden="0" w:uiPriority="72" w:unhideWhenUsed="0"/>
-    <w:lsdException w:name="Colorful Grid Accent 4" w:semiHidden="0" w:uiPriority="73" w:unhideWhenUsed="0"/>
-    <w:lsdException w:name="Light Shading Accent 5" w:semiHidden="0" w:uiPriority="60" w:unhideWhenUsed="0"/>
-    <w:lsdException w:name="Light List Accent 5" w:semiHidden="0" w:uiPriority="61" w:unhideWhenUsed="0"/>
-    <w:lsdException w:name="Light Grid Accent 5" w:semiHidden="0" w:uiPriority="62" w:unhideWhenUsed="0"/>
-    <w:lsdException w:name="Medium Shading 1 Accent 5" w:semiHidden="0" w:uiPriority="63" w:unhideWhenUsed="0"/>
-    <w:lsdException w:name="Medium Shading 2 Accent 5" w:semiHidden="0" w:uiPriority="64" w:unhideWhenUsed="0"/>
-    <w:lsdException w:name="Medium List 1 Accent 5" w:semiHidden="0" w:uiPriority="65" w:unhideWhenUsed="0"/>
-    <w:lsdException w:name="Medium List 2 Accent 5" w:semiHidden="0" w:uiPriority="66" w:unhideWhenUsed="0"/>
-    <w:lsdException w:name="Medium Grid 1 Accent 5" w:semiHidden="0" w:uiPriority="67" w:unhideWhenUsed="0"/>
-    <w:lsdException w:name="Medium Grid 2 Accent 5" w:semiHidden="0" w:uiPriority="68" w:unhideWhenUsed="0"/>
-    <w:lsdException w:name="Medium Grid 3 Accent 5" w:semiHidden="0" w:uiPriority="69" w:unhideWhenUsed="0"/>
-    <w:lsdException w:name="Dark List Accent 5" w:semiHidden="0" w:uiPriority="70" w:unhideWhenUsed="0"/>
-    <w:lsdException w:name="Colorful Shading Accent 5" w:semiHidden="0" w:uiPriority="71" w:unhideWhenUsed="0"/>
-    <w:lsdException w:name="Colorful List Accent 5" w:semiHidden="0" w:uiPriority="72" w:unhideWhenUsed="0"/>
-    <w:lsdException w:name="Colorful Grid Accent 5" w:semiHidden="0" w:uiPriority="73" w:unhideWhenUsed="0"/>
-    <w:lsdException w:name="Light Shading Accent 6" w:semiHidden="0" w:uiPriority="60" w:unhideWhenUsed="0"/>
-    <w:lsdException w:name="Light List Accent 6" w:semiHidden="0" w:uiPriority="61" w:unhideWhenUsed="0"/>
-    <w:lsdException w:name="Light Grid Accent 6" w:semiHidden="0" w:uiPriority="62" w:unhideWhenUsed="0"/>
-    <w:lsdException w:name="Medium Shading 1 Accent 6" w:semiHidden="0" w:uiPriority="63" w:unhideWhenUsed="0"/>
-    <w:lsdException w:name="Medium Shading 2 Accent 6" w:semiHidden="0" w:uiPriority="64" w:unhideWhenUsed="0"/>
-    <w:lsdException w:name="Medium List 1 Accent 6" w:semiHidden="0" w:uiPriority="65" w:unhideWhenUsed="0"/>
-    <w:lsdException w:name="Medium List 2 Accent 6" w:semiHidden="0" w:uiPriority="66" w:unhideWhenUsed="0"/>
-    <w:lsdException w:name="Medium Grid 1 Accent 6" w:semiHidden="0" w:uiPriority="67" w:unhideWhenUsed="0"/>
-    <w:lsdException w:name="Medium Grid 2 Accent 6" w:semiHidden="0" w:uiPriority="68" w:unhideWhenUsed="0"/>
-    <w:lsdException w:name="Medium Grid 3 Accent 6" w:semiHidden="0" w:uiPriority="69" w:unhideWhenUsed="0"/>
-    <w:lsdException w:name="Dark List Accent 6" w:semiHidden="0" w:uiPriority="70" w:unhideWhenUsed="0"/>
-    <w:lsdException w:name="Colorful Shading Accent 6" w:semiHidden="0" w:uiPriority="71" w:unhideWhenUsed="0"/>
-    <w:lsdException w:name="Colorful List Accent 6" w:semiHidden="0" w:uiPriority="72" w:unhideWhenUsed="0"/>
-    <w:lsdException w:name="Colorful Grid Accent 6" w:semiHidden="0" w:uiPriority="73" w:unhideWhenUsed="0"/>
-    <w:lsdException w:name="Subtle Emphasis" w:semiHidden="0" w:uiPriority="19" w:unhideWhenUsed="0" w:qFormat="1"/>
-    <w:lsdException w:name="Intense Emphasis" w:semiHidden="0" w:uiPriority="21" w:unhideWhenUsed="0" w:qFormat="1"/>
-    <w:lsdException w:name="Subtle Reference" w:semiHidden="0" w:uiPriority="31" w:unhideWhenUsed="0" w:qFormat="1"/>
-    <w:lsdException w:name="Intense Reference" w:semiHidden="0" w:uiPriority="32" w:unhideWhenUsed="0" w:qFormat="1"/>
-    <w:lsdException w:name="Book Title" w:semiHidden="0" w:uiPriority="33" w:unhideWhenUsed="0" w:qFormat="1"/>
-    <w:lsdException w:name="Bibliography" w:uiPriority="37"/>
-    <w:lsdException w:name="TOC Heading" w:uiPriority="39" w:qFormat="1"/>
-  </w:latentStyles>
-  <w:style w:type="paragraph" w:default="1" w:styleId="Normal">
-    <w:name w:val="Normal"/>
-    <w:qFormat/>
-  </w:style>
-  <w:style w:type="paragraph" w:styleId="Heading2">
-    <w:name w:val="heading 2"/>
-    <w:basedOn w:val="Normal"/>
-    <w:link w:val="Heading2Char"/>
-    <w:uiPriority w:val="9"/>
-    <w:qFormat/>
-    <w:rsid w:val="00875E81"/>
-    <w:pPr>
-      <w:spacing w:before="100" w:beforeAutospacing="1" w:after="100" w:afterAutospacing="1" w:line="240" w:lineRule="auto"/>
-      <w:outlineLvl w:val="1"/>
-    </w:pPr>
-    <w:rPr>
-      <w:rFonts w:ascii="Times New Roman" w:eastAsia="Times New Roman" w:hAnsi="Times New Roman" w:cs="Times New Roman"/>
-      <w:b/>
-      <w:bCs/>
-      <w:sz w:val="36"/>
-      <w:szCs w:val="36"/>
-    </w:rPr>
-  </w:style>
-  <w:style w:type="paragraph" w:styleId="Heading3">
-    <w:name w:val="heading 3"/>
-    <w:basedOn w:val="Normal"/>
-    <w:link w:val="Heading3Char"/>
-    <w:uiPriority w:val="9"/>
-    <w:qFormat/>
-    <w:rsid w:val="00875E81"/>
-    <w:pPr>
-      <w:spacing w:before="100" w:beforeAutospacing="1" w:after="100" w:afterAutospacing="1" w:line="240" w:lineRule="auto"/>
-      <w:outlineLvl w:val="2"/>
-    </w:pPr>
-    <w:rPr>
-      <w:rFonts w:ascii="Times New Roman" w:eastAsia="Times New Roman" w:hAnsi="Times New Roman" w:cs="Times New Roman"/>
-      <w:b/>
-      <w:bCs/>
-      <w:sz w:val="27"/>
-      <w:szCs w:val="27"/>
-    </w:rPr>
-  </w:style>
-  <w:style w:type="character" w:default="1" w:styleId="DefaultParagraphFont">
-    <w:name w:val="Default Paragraph Font"/>
-    <w:uiPriority w:val="1"/>
-    <w:semiHidden/>
-    <w:unhideWhenUsed/>
-  </w:style>
-  <w:style w:type="table" w:default="1" w:styleId="TableNormal">
-    <w:name w:val="Normal Table"/>
-    <w:uiPriority w:val="99"/>
-    <w:semiHidden/>
-    <w:unhideWhenUsed/>
-    <w:tblPr>
-      <w:tblInd w:w="0" w:type="dxa"/>
-      <w:tblCellMar>
-        <w:top w:w="0" w:type="dxa"/>
-        <w:left w:w="108" w:type="dxa"/>
-        <w:bottom w:w="0" w:type="dxa"/>
-        <w:right w:w="108" w:type="dxa"/>
-      </w:tblCellMar>
-    </w:tblPr>
-  </w:style>
-  <w:style w:type="numbering" w:default="1" w:styleId="NoList">
-    <w:name w:val="No List"/>
-    <w:uiPriority w:val="99"/>
-    <w:semiHidden/>
-    <w:unhideWhenUsed/>
-  </w:style>
-  <w:style w:type="character" w:customStyle="1" w:styleId="Heading2Char">
-    <w:name w:val="Heading 2 Char"/>
-    <w:basedOn w:val="DefaultParagraphFont"/>
-    <w:link w:val="Heading2"/>
-    <w:uiPriority w:val="9"/>
-    <w:rsid w:val="00875E81"/>
-    <w:rPr>
-      <w:rFonts w:ascii="Times New Roman" w:eastAsia="Times New Roman" w:hAnsi="Times New Roman" w:cs="Times New Roman"/>
-      <w:b/>
-      <w:bCs/>
-      <w:sz w:val="36"/>
-      <w:szCs w:val="36"/>
-    </w:rPr>
-  </w:style>
-  <w:style w:type="character" w:customStyle="1" w:styleId="Heading3Char">
-    <w:name w:val="Heading 3 Char"/>
-    <w:basedOn w:val="DefaultParagraphFont"/>
-    <w:link w:val="Heading3"/>
-    <w:uiPriority w:val="9"/>
-    <w:rsid w:val="00875E81"/>
-    <w:rPr>
-      <w:rFonts w:ascii="Times New Roman" w:eastAsia="Times New Roman" w:hAnsi="Times New Roman" w:cs="Times New Roman"/>
-      <w:b/>
-      <w:bCs/>
-      <w:sz w:val="27"/>
-      <w:szCs w:val="27"/>
-    </w:rPr>
-  </w:style>
-  <w:style w:type="character" w:styleId="Strong">
-    <w:name w:val="Strong"/>
-    <w:basedOn w:val="DefaultParagraphFont"/>
-    <w:uiPriority w:val="22"/>
-    <w:qFormat/>
-    <w:rsid w:val="00875E81"/>
-    <w:rPr>
-      <w:b/>
-      <w:bCs/>
-    </w:rPr>
-  </w:style>
-  <w:style w:type="paragraph" w:styleId="NormalWeb">
-    <w:name w:val="Normal (Web)"/>
-    <w:basedOn w:val="Normal"/>
-    <w:uiPriority w:val="99"/>
-    <w:semiHidden/>
-    <w:unhideWhenUsed/>
-    <w:rsid w:val="00875E81"/>
-    <w:pPr>
-      <w:spacing w:before="100" w:beforeAutospacing="1" w:after="100" w:afterAutospacing="1" w:line="240" w:lineRule="auto"/>
-    </w:pPr>
-    <w:rPr>
-      <w:rFonts w:ascii="Times New Roman" w:eastAsia="Times New Roman" w:hAnsi="Times New Roman" w:cs="Times New Roman"/>
-      <w:sz w:val="24"/>
-      <w:szCs w:val="24"/>
-    </w:rPr>
-  </w:style>
-  <w:style w:type="character" w:styleId="HTMLCode">
-    <w:name w:val="HTML Code"/>
-    <w:basedOn w:val="DefaultParagraphFont"/>
-    <w:uiPriority w:val="99"/>
-    <w:semiHidden/>
-    <w:unhideWhenUsed/>
-    <w:rsid w:val="00875E81"/>
-    <w:rPr>
-      <w:rFonts w:ascii="Courier New" w:eastAsia="Times New Roman" w:hAnsi="Courier New" w:cs="Courier New"/>
-      <w:sz w:val="20"/>
-      <w:szCs w:val="20"/>
-    </w:rPr>
-  </w:style>
-  <w:style w:type="paragraph" w:styleId="HTMLPreformatted">
-    <w:name w:val="HTML Preformatted"/>
-    <w:basedOn w:val="Normal"/>
-    <w:link w:val="HTMLPreformattedChar"/>
-    <w:uiPriority w:val="99"/>
-    <w:semiHidden/>
-    <w:unhideWhenUsed/>
-    <w:rsid w:val="00875E81"/>
-    <w:pPr>
-      <w:tabs>
-        <w:tab w:val="left" w:pos="916"/>
-        <w:tab w:val="left" w:pos="1832"/>
-        <w:tab w:val="left" w:pos="2748"/>
-        <w:tab w:val="left" w:pos="3664"/>
-        <w:tab w:val="left" w:pos="4580"/>
-        <w:tab w:val="left" w:pos="5496"/>
-        <w:tab w:val="left" w:pos="6412"/>
-        <w:tab w:val="left" w:pos="7328"/>
-        <w:tab w:val="left" w:pos="8244"/>
-        <w:tab w:val="left" w:pos="9160"/>
-        <w:tab w:val="left" w:pos="10076"/>
-        <w:tab w:val="left" w:pos="10992"/>
-        <w:tab w:val="left" w:pos="11908"/>
-        <w:tab w:val="left" w:pos="12824"/>
-        <w:tab w:val="left" w:pos="13740"/>
-        <w:tab w:val="left" w:pos="14656"/>
-      </w:tabs>
-      <w:spacing w:after="0" w:line="240" w:lineRule="auto"/>
-    </w:pPr>
-    <w:rPr>
-      <w:rFonts w:ascii="Courier New" w:eastAsia="Times New Roman" w:hAnsi="Courier New" w:cs="Courier New"/>
-      <w:sz w:val="20"/>
-      <w:szCs w:val="20"/>
-    </w:rPr>
-  </w:style>
-  <w:style w:type="character" w:customStyle="1" w:styleId="HTMLPreformattedChar">
-    <w:name w:val="HTML Preformatted Char"/>
-    <w:basedOn w:val="DefaultParagraphFont"/>
-    <w:link w:val="HTMLPreformatted"/>
-    <w:uiPriority w:val="99"/>
-    <w:semiHidden/>
-    <w:rsid w:val="00875E81"/>
-    <w:rPr>
-      <w:rFonts w:ascii="Courier New" w:eastAsia="Times New Roman" w:hAnsi="Courier New" w:cs="Courier New"/>
-      <w:sz w:val="20"/>
-      <w:szCs w:val="20"/>
-    </w:rPr>
-  </w:style>
-  <w:style w:type="character" w:customStyle="1" w:styleId="hljs-keyword">
-    <w:name w:val="hljs-keyword"/>
-    <w:basedOn w:val="DefaultParagraphFont"/>
-    <w:rsid w:val="00875E81"/>
-  </w:style>
-  <w:style w:type="character" w:customStyle="1" w:styleId="hljs-builtin">
-    <w:name w:val="hljs-built_in"/>
-    <w:basedOn w:val="DefaultParagraphFont"/>
-    <w:rsid w:val="00875E81"/>
-  </w:style>
-  <w:style w:type="character" w:customStyle="1" w:styleId="hljs-string">
-    <w:name w:val="hljs-string"/>
-    <w:basedOn w:val="DefaultParagraphFont"/>
-    <w:rsid w:val="00875E81"/>
-  </w:style>
-  <w:style w:type="character" w:customStyle="1" w:styleId="hljs-title">
-    <w:name w:val="hljs-title"/>
-    <w:basedOn w:val="DefaultParagraphFont"/>
-    <w:rsid w:val="00875E81"/>
-  </w:style>
-  <w:style w:type="character" w:customStyle="1" w:styleId="hljs-variable">
-    <w:name w:val="hljs-variable"/>
-    <w:basedOn w:val="DefaultParagraphFont"/>
-    <w:rsid w:val="00875E81"/>
-  </w:style>
-  <w:style w:type="character" w:customStyle="1" w:styleId="hljs-function">
-    <w:name w:val="hljs-function"/>
-    <w:basedOn w:val="DefaultParagraphFont"/>
-    <w:rsid w:val="00875E81"/>
-  </w:style>
-  <w:style w:type="character" w:customStyle="1" w:styleId="hljs-params">
-    <w:name w:val="hljs-params"/>
-    <w:basedOn w:val="DefaultParagraphFont"/>
-    <w:rsid w:val="00875E81"/>
-  </w:style>
-  <w:style w:type="character" w:customStyle="1" w:styleId="hljs-number">
-    <w:name w:val="hljs-number"/>
-    <w:basedOn w:val="DefaultParagraphFont"/>
-    <w:rsid w:val="00875E81"/>
-  </w:style>
-  <w:style w:type="character" w:customStyle="1" w:styleId="hljs-attr">
-    <w:name w:val="hljs-attr"/>
-    <w:basedOn w:val="DefaultParagraphFont"/>
-    <w:rsid w:val="00875E81"/>
-  </w:style>
-  <w:style w:type="character" w:customStyle="1" w:styleId="hljs-tag">
-    <w:name w:val="hljs-tag"/>
-    <w:basedOn w:val="DefaultParagraphFont"/>
-    <w:rsid w:val="00875E81"/>
-  </w:style>
-  <w:style w:type="character" w:customStyle="1" w:styleId="hljs-name">
-    <w:name w:val="hljs-name"/>
-    <w:basedOn w:val="DefaultParagraphFont"/>
-    <w:rsid w:val="00875E81"/>
-  </w:style>
-</w:styles>
-</file>
-
-<file path=word/stylesWithEffects.xml><?xml version="1.0" encoding="utf-8"?>
-<w:styles xmlns:wpc="http://schemas.microsoft.com/office/word/2010/wordprocessingCanvas" xmlns:mc="http://schemas.openxmlformats.org/markup-compatibility/2006" xmlns:o="urn:schemas-microsoft-com:office:office" xmlns:r="http://schemas.openxmlformats.org/officeDocument/2006/relationships" xmlns:m="http://schemas.openxmlformats.org/officeDocument/2006/math" xmlns:v="urn:schemas-microsoft-com:vml" xmlns:wp14="http://schemas.microsoft.com/office/word/2010/wordprocessingDrawing" xmlns:wp="http://schemas.openxmlformats.org/drawingml/2006/wordprocessingDrawing" xmlns:w10="urn:schemas-microsoft-com:office:word" xmlns:w="http://schemas.openxmlformats.org/wordprocessingml/2006/main" xmlns:w14="http://schemas.microsoft.com/office/word/2010/wordml" xmlns:wpg="http://schemas.microsoft.com/office/word/2010/wordprocessingGroup" xmlns:wpi="http://schemas.microsoft.com/office/word/2010/wordprocessingInk" xmlns:wne="http://schemas.microsoft.com/office/word/2006/wordml" xmlns:wps="http://schemas.microsoft.com/office/word/2010/wordprocessingShape" mc:Ignorable="w14 wp14">
-  <w:docDefaults>
-    <w:rPrDefault>
-      <w:rPr>
-        <w:rFonts w:asciiTheme="minorHAnsi" w:eastAsiaTheme="minorHAnsi" w:hAnsiTheme="minorHAnsi" w:cstheme="minorBidi"/>
-        <w:sz w:val="22"/>
-        <w:szCs w:val="22"/>
-        <w:lang w:val="en-US" w:eastAsia="en-US" w:bidi="ar-SA"/>
-      </w:rPr>
-    </w:rPrDefault>
-    <w:pPrDefault>
-      <w:pPr>
-        <w:spacing w:after="200" w:line="276" w:lineRule="auto"/>
-      </w:pPr>
-    </w:pPrDefault>
-  </w:docDefaults>
-  <w:latentStyles w:defLockedState="0" w:defUIPriority="99" w:defSemiHidden="1" w:defUnhideWhenUsed="1" w:defQFormat="0" w:count="267">
-    <w:lsdException w:name="Normal" w:semiHidden="0" w:uiPriority="0" w:unhideWhenUsed="0" w:qFormat="1"/>
-    <w:lsdException w:name="heading 1" w:semiHidden="0" w:uiPriority="9" w:unhideWhenUsed="0" w:qFormat="1"/>
-    <w:lsdException w:name="heading 2" w:uiPriority="9" w:qFormat="1"/>
-    <w:lsdException w:name="heading 3" w:uiPriority="9" w:qFormat="1"/>
-    <w:lsdException w:name="heading 4" w:uiPriority="9" w:qFormat="1"/>
-    <w:lsdException w:name="heading 5" w:uiPriority="9" w:qFormat="1"/>
-    <w:lsdException w:name="heading 6" w:uiPriority="9" w:qFormat="1"/>
-    <w:lsdException w:name="heading 7" w:uiPriority="9" w:qFormat="1"/>
-    <w:lsdException w:name="heading 8" w:uiPriority="9" w:qFormat="1"/>
-    <w:lsdException w:name="heading 9" w:uiPriority="9" w:qFormat="1"/>
-    <w:lsdException w:name="toc 1" w:uiPriority="39"/>
-    <w:lsdException w:name="toc 2" w:uiPriority="39"/>
-    <w:lsdException w:name="toc 3" w:uiPriority="39"/>
-    <w:lsdException w:name="toc 4" w:uiPriority="39"/>
-    <w:lsdException w:name="toc 5" w:uiPriority="39"/>
-    <w:lsdException w:name="toc 6" w:uiPriority="39"/>
-    <w:lsdException w:name="toc 7" w:uiPriority="39"/>
-    <w:lsdException w:name="toc 8" w:uiPriority="39"/>
-    <w:lsdException w:name="toc 9" w:uiPriority="39"/>
-    <w:lsdException w:name="caption" w:uiPriority="35" w:qFormat="1"/>
-    <w:lsdException w:name="Title" w:semiHidden="0" w:uiPriority="10" w:unhideWhenUsed="0" w:qFormat="1"/>
-    <w:lsdException w:name="Default Paragraph Font" w:uiPriority="1"/>
-    <w:lsdException w:name="Subtitle" w:semiHidden="0" w:uiPriority="11" w:unhideWhenUsed="0" w:qFormat="1"/>
-    <w:lsdException w:name="Strong" w:semiHidden="0" w:uiPriority="22" w:unhideWhenUsed="0" w:qFormat="1"/>
-    <w:lsdException w:name="Emphasis" w:semiHidden="0" w:uiPriority="20" w:unhideWhenUsed="0" w:qFormat="1"/>
-    <w:lsdException w:name="Table Grid" w:semiHidden="0" w:uiPriority="59" w:unhideWhenUsed="0"/>
-    <w:lsdException w:name="Placeholder Text" w:unhideWhenUsed="0"/>
-    <w:lsdException w:name="No Spacing" w:semiHidden="0" w:uiPriority="1" w:unhideWhenUsed="0" w:qFormat="1"/>
-    <w:lsdException w:name="Light Shading" w:semiHidden="0" w:uiPriority="60" w:unhideWhenUsed="0"/>
-    <w:lsdException w:name="Light List" w:semiHidden="0" w:uiPriority="61" w:unhideWhenUsed="0"/>
-    <w:lsdException w:name="Light Grid" w:semiHidden="0" w:uiPriority="62" w:unhideWhenUsed="0"/>
-    <w:lsdException w:name="Medium Shading 1" w:semiHidden="0" w:uiPriority="63" w:unhideWhenUsed="0"/>
-    <w:lsdException w:name="Medium Shading 2" w:semiHidden="0" w:uiPriority="64" w:unhideWhenUsed="0"/>
-    <w:lsdException w:name="Medium List 1" w:semiHidden="0" w:uiPriority="65" w:unhideWhenUsed="0"/>
-    <w:lsdException w:name="Medium List 2" w:semiHidden="0" w:uiPriority="66" w:unhideWhenUsed="0"/>
-    <w:lsdException w:name="Medium Grid 1" w:semiHidden="0" w:uiPriority="67" w:unhideWhenUsed="0"/>
-    <w:lsdException w:name="Medium Grid 2" w:semiHidden="0" w:uiPriority="68" w:unhideWhenUsed="0"/>
-    <w:lsdException w:name="Medium Grid 3" w:semiHidden="0" w:uiPriority="69" w:unhideWhenUsed="0"/>
-    <w:lsdException w:name="Dark List" w:semiHidden="0" w:uiPriority="70" w:unhideWhenUsed="0"/>
-    <w:lsdException w:name="Colorful Shading" w:semiHidden="0" w:uiPriority="71" w:unhideWhenUsed="0"/>
-    <w:lsdException w:name="Colorful List" w:semiHidden="0" w:uiPriority="72" w:unhideWhenUsed="0"/>
-    <w:lsdException w:name="Colorful Grid" w:semiHidden="0" w:uiPriority="73" w:unhideWhenUsed="0"/>
-    <w:lsdException w:name="Light Shading Accent 1" w:semiHidden="0" w:uiPriority="60" w:unhideWhenUsed="0"/>
-    <w:lsdException w:name="Light List Accent 1" w:semiHidden="0" w:uiPriority="61" w:unhideWhenUsed="0"/>
-    <w:lsdException w:name="Light Grid Accent 1" w:semiHidden="0" w:uiPriority="62" w:unhideWhenUsed="0"/>
-    <w:lsdException w:name="Medium Shading 1 Accent 1" w:semiHidden="0" w:uiPriority="63" w:unhideWhenUsed="0"/>
-    <w:lsdException w:name="Medium Shading 2 Accent 1" w:semiHidden="0" w:uiPriority="64" w:unhideWhenUsed="0"/>
-    <w:lsdException w:name="Medium List 1 Accent 1" w:semiHidden="0" w:uiPriority="65" w:unhideWhenUsed="0"/>
-    <w:lsdException w:name="Revision" w:unhideWhenUsed="0"/>
-    <w:lsdException w:name="List Paragraph" w:semiHidden="0" w:uiPriority="34" w:unhideWhenUsed="0" w:qFormat="1"/>
-    <w:lsdException w:name="Quote" w:semiHidden="0" w:uiPriority="29" w:unhideWhenUsed="0" w:qFormat="1"/>
-    <w:lsdException w:name="Intense Quote" w:semiHidden="0" w:uiPriority="30" w:unhideWhenUsed="0" w:qFormat="1"/>
-    <w:lsdException w:name="Medium List 2 Accent 1" w:semiHidden="0" w:uiPriority="66" w:unhideWhenUsed="0"/>
-    <w:lsdException w:name="Medium Grid 1 Accent 1" w:semiHidden="0" w:uiPriority="67" w:unhideWhenUsed="0"/>
-    <w:lsdException w:name="Medium Grid 2 Accent 1" w:semiHidden="0" w:uiPriority="68" w:unhideWhenUsed="0"/>
-    <w:lsdException w:name="Medium Grid 3 Accent 1" w:semiHidden="0" w:uiPriority="69" w:unhideWhenUsed="0"/>
-    <w:lsdException w:name="Dark List Accent 1" w:semiHidden="0" w:uiPriority="70" w:unhideWhenUsed="0"/>
-    <w:lsdException w:name="Colorful Shading Accent 1" w:semiHidden="0" w:uiPriority="71" w:unhideWhenUsed="0"/>
-    <w:lsdException w:name="Colorful List Accent 1" w:semiHidden="0" w:uiPriority="72" w:unhideWhenUsed="0"/>
-    <w:lsdException w:name="Colorful Grid Accent 1" w:semiHidden="0" w:uiPriority="73" w:unhideWhenUsed="0"/>
-    <w:lsdException w:name="Light Shading Accent 2" w:semiHidden="0" w:uiPriority="60" w:unhideWhenUsed="0"/>
-    <w:lsdException w:name="Light List Accent 2" w:semiHidden="0" w:uiPriority="61" w:unhideWhenUsed="0"/>
-    <w:lsdException w:name="Light Grid Accent 2" w:semiHidden="0" w:uiPriority="62" w:unhideWhenUsed="0"/>
-    <w:lsdException w:name="Medium Shading 1 Accent 2" w:semiHidden="0" w:uiPriority="63" w:unhideWhenUsed="0"/>
-    <w:lsdException w:name="Medium Shading 2 Accent 2" w:semiHidden="0" w:uiPriority="64" w:unhideWhenUsed="0"/>
-    <w:lsdException w:name="Medium List 1 Accent 2" w:semiHidden="0" w:uiPriority="65" w:unhideWhenUsed="0"/>
-    <w:lsdException w:name="Medium List 2 Accent 2" w:semiHidden="0" w:uiPriority="66" w:unhideWhenUsed="0"/>
-    <w:lsdException w:name="Medium Grid 1 Accent 2" w:semiHidden="0" w:uiPriority="67" w:unhideWhenUsed="0"/>
-    <w:lsdException w:name="Medium Grid 2 Accent 2" w:semiHidden="0" w:uiPriority="68" w:unhideWhenUsed="0"/>
-    <w:lsdException w:name="Medium Grid 3 Accent 2" w:semiHidden="0" w:uiPriority="69" w:unhideWhenUsed="0"/>
-    <w:lsdException w:name="Dark List Accent 2" w:semiHidden="0" w:uiPriority="70" w:unhideWhenUsed="0"/>
-    <w:lsdException w:name="Colorful Shading Accent 2" w:semiHidden="0" w:uiPriority="71" w:unhideWhenUsed="0"/>
-    <w:lsdException w:name="Colorful List Accent 2" w:semiHidden="0" w:uiPriority="72" w:unhideWhenUsed="0"/>
-    <w:lsdException w:name="Colorful Grid Accent 2" w:semiHidden="0" w:uiPriority="73" w:unhideWhenUsed="0"/>
-    <w:lsdException w:name="Light Shading Accent 3" w:semiHidden="0" w:uiPriority="60" w:unhideWhenUsed="0"/>
-    <w:lsdException w:name="Light List Accent 3" w:semiHidden="0" w:uiPriority="61" w:unhideWhenUsed="0"/>
-    <w:lsdException w:name="Light Grid Accent 3" w:semiHidden="0" w:uiPriority="62" w:unhideWhenUsed="0"/>
-    <w:lsdException w:name="Medium Shading 1 Accent 3" w:semiHidden="0" w:uiPriority="63" w:unhideWhenUsed="0"/>
-    <w:lsdException w:name="Medium Shading 2 Accent 3" w:semiHidden="0" w:uiPriority="64" w:unhideWhenUsed="0"/>
-    <w:lsdException w:name="Medium List 1 Accent 3" w:semiHidden="0" w:uiPriority="65" w:unhideWhenUsed="0"/>
-    <w:lsdException w:name="Medium List 2 Accent 3" w:semiHidden="0" w:uiPriority="66" w:unhideWhenUsed="0"/>
-    <w:lsdException w:name="Medium Grid 1 Accent 3" w:semiHidden="0" w:uiPriority="67" w:unhideWhenUsed="0"/>
-    <w:lsdException w:name="Medium Grid 2 Accent 3" w:semiHidden="0" w:uiPriority="68" w:unhideWhenUsed="0"/>
-    <w:lsdException w:name="Medium Grid 3 Accent 3" w:semiHidden="0" w:uiPriority="69" w:unhideWhenUsed="0"/>
-    <w:lsdException w:name="Dark List Accent 3" w:semiHidden="0" w:uiPriority="70" w:unhideWhenUsed="0"/>
-    <w:lsdException w:name="Colorful Shading Accent 3" w:semiHidden="0" w:uiPriority="71" w:unhideWhenUsed="0"/>
-    <w:lsdException w:name="Colorful List Accent 3" w:semiHidden="0" w:uiPriority="72" w:unhideWhenUsed="0"/>
-    <w:lsdException w:name="Colorful Grid Accent 3" w:semiHidden="0" w:uiPriority="73" w:unhideWhenUsed="0"/>
-    <w:lsdException w:name="Light Shading Accent 4" w:semiHidden="0" w:uiPriority="60" w:unhideWhenUsed="0"/>
-    <w:lsdException w:name="Light List Accent 4" w:semiHidden="0" w:uiPriority="61" w:unhideWhenUsed="0"/>
-    <w:lsdException w:name="Light Grid Accent 4" w:semiHidden="0" w:uiPriority="62" w:unhideWhenUsed="0"/>
-    <w:lsdException w:name="Medium Shading 1 Accent 4" w:semiHidden="0" w:uiPriority="63" w:unhideWhenUsed="0"/>
-    <w:lsdException w:name="Medium Shading 2 Accent 4" w:semiHidden="0" w:uiPriority="64" w:unhideWhenUsed="0"/>
-    <w:lsdException w:name="Medium List 1 Accent 4" w:semiHidden="0" w:uiPriority="65" w:unhideWhenUsed="0"/>
-    <w:lsdException w:name="Medium List 2 Accent 4" w:semiHidden="0" w:uiPriority="66" w:unhideWhenUsed="0"/>
-    <w:lsdException w:name="Medium Grid 1 Accent 4" w:semiHidden="0" w:uiPriority="67" w:unhideWhenUsed="0"/>
-    <w:lsdException w:name="Medium Grid 2 Accent 4" w:semiHidden="0" w:uiPriority="68" w:unhideWhenUsed="0"/>
-    <w:lsdException w:name="Medium Grid 3 Accent 4" w:semiHidden="0" w:uiPriority="69" w:unhideWhenUsed="0"/>
-    <w:lsdException w:name="Dark List Accent 4" w:semiHidden="0" w:uiPriority="70" w:unhideWhenUsed="0"/>
-    <w:lsdException w:name="Colorful Shading Accent 4" w:semiHidden="0" w:uiPriority="71" w:unhideWhenUsed="0"/>
-    <w:lsdException w:name="Colorful List Accent 4" w:semiHidden="0" w:uiPriority="72" w:unhideWhenUsed="0"/>
-    <w:lsdException w:name="Colorful Grid Accent 4" w:semiHidden="0" w:uiPriority="73" w:unhideWhenUsed="0"/>
-    <w:lsdException w:name="Light Shading Accent 5" w:semiHidden="0" w:uiPriority="60" w:unhideWhenUsed="0"/>
-    <w:lsdException w:name="Light List Accent 5" w:semiHidden="0" w:uiPriority="61" w:unhideWhenUsed="0"/>
-    <w:lsdException w:name="Light Grid Accent 5" w:semiHidden="0" w:uiPriority="62" w:unhideWhenUsed="0"/>
-    <w:lsdException w:name="Medium Shading 1 Accent 5" w:semiHidden="0" w:uiPriority="63" w:unhideWhenUsed="0"/>
-    <w:lsdException w:name="Medium Shading 2 Accent 5" w:semiHidden="0" w:uiPriority="64" w:unhideWhenUsed="0"/>
-    <w:lsdException w:name="Medium List 1 Accent 5" w:semiHidden="0" w:uiPriority="65" w:unhideWhenUsed="0"/>
-    <w:lsdException w:name="Medium List 2 Accent 5" w:semiHidden="0" w:uiPriority="66" w:unhideWhenUsed="0"/>
-    <w:lsdException w:name="Medium Grid 1 Accent 5" w:semiHidden="0" w:uiPriority="67" w:unhideWhenUsed="0"/>
-    <w:lsdException w:name="Medium Grid 2 Accent 5" w:semiHidden="0" w:uiPriority="68" w:unhideWhenUsed="0"/>
-    <w:lsdException w:name="Medium Grid 3 Accent 5" w:semiHidden="0" w:uiPriority="69" w:unhideWhenUsed="0"/>
-    <w:lsdException w:name="Dark List Accent 5" w:semiHidden="0" w:uiPriority="70" w:unhideWhenUsed="0"/>
-    <w:lsdException w:name="Colorful Shading Accent 5" w:semiHidden="0" w:uiPriority="71" w:unhideWhenUsed="0"/>
-    <w:lsdException w:name="Colorful List Accent 5" w:semiHidden="0" w:uiPriority="72" w:unhideWhenUsed="0"/>
-    <w:lsdException w:name="Colorful Grid Accent 5" w:semiHidden="0" w:uiPriority="73" w:unhideWhenUsed="0"/>
-    <w:lsdException w:name="Light Shading Accent 6" w:semiHidden="0" w:uiPriority="60" w:unhideWhenUsed="0"/>
-    <w:lsdException w:name="Light List Accent 6" w:semiHidden="0" w:uiPriority="61" w:unhideWhenUsed="0"/>
-    <w:lsdException w:name="Light Grid Accent 6" w:semiHidden="0" w:uiPriority="62" w:unhideWhenUsed="0"/>
-    <w:lsdException w:name="Medium Shading 1 Accent 6" w:semiHidden="0" w:uiPriority="63" w:unhideWhenUsed="0"/>
-    <w:lsdException w:name="Medium Shading 2 Accent 6" w:semiHidden="0" w:uiPriority="64" w:unhideWhenUsed="0"/>
-    <w:lsdException w:name="Medium List 1 Accent 6" w:semiHidden="0" w:uiPriority="65" w:unhideWhenUsed="0"/>
-    <w:lsdException w:name="Medium List 2 Accent 6" w:semiHidden="0" w:uiPriority="66" w:unhideWhenUsed="0"/>
-    <w:lsdException w:name="Medium Grid 1 Accent 6" w:semiHidden="0" w:uiPriority="67" w:unhideWhenUsed="0"/>
-    <w:lsdException w:name="Medium Grid 2 Accent 6" w:semiHidden="0" w:uiPriority="68" w:unhideWhenUsed="0"/>
-    <w:lsdException w:name="Medium Grid 3 Accent 6" w:semiHidden="0" w:uiPriority="69" w:unhideWhenUsed="0"/>
-    <w:lsdException w:name="Dark List Accent 6" w:semiHidden="0" w:uiPriority="70" w:unhideWhenUsed="0"/>
-    <w:lsdException w:name="Colorful Shading Accent 6" w:semiHidden="0" w:uiPriority="71" w:unhideWhenUsed="0"/>
-    <w:lsdException w:name="Colorful List Accent 6" w:semiHidden="0" w:uiPriority="72" w:unhideWhenUsed="0"/>
-    <w:lsdException w:name="Colorful Grid Accent 6" w:semiHidden="0" w:uiPriority="73" w:unhideWhenUsed="0"/>
-    <w:lsdException w:name="Subtle Emphasis" w:semiHidden="0" w:uiPriority="19" w:unhideWhenUsed="0" w:qFormat="1"/>
-    <w:lsdException w:name="Intense Emphasis" w:semiHidden="0" w:uiPriority="21" w:unhideWhenUsed="0" w:qFormat="1"/>
-    <w:lsdException w:name="Subtle Reference" w:semiHidden="0" w:uiPriority="31" w:unhideWhenUsed="0" w:qFormat="1"/>
-    <w:lsdException w:name="Intense Reference" w:semiHidden="0" w:uiPriority="32" w:unhideWhenUsed="0" w:qFormat="1"/>
-    <w:lsdException w:name="Book Title" w:semiHidden="0" w:uiPriority="33" w:unhideWhenUsed="0" w:qFormat="1"/>
-    <w:lsdException w:name="Bibliography" w:uiPriority="37"/>
-    <w:lsdException w:name="TOC Heading" w:uiPriority="39" w:qFormat="1"/>
+  <w:latentStyles w:defLockedState="0" w:defUIPriority="99" w:defSemiHidden="0" w:defUnhideWhenUsed="0" w:defQFormat="0" w:count="376">
+    <w:lsdException w:name="Normal" w:uiPriority="0" w:qFormat="1"/>
+    <w:lsdException w:name="heading 1" w:uiPriority="9" w:qFormat="1"/>
+    <w:lsdException w:name="heading 2" w:semiHidden="1" w:uiPriority="9" w:unhideWhenUsed="1" w:qFormat="1"/>
+    <w:lsdException w:name="heading 3" w:semiHidden="1" w:uiPriority="9" w:unhideWhenUsed="1" w:qFormat="1"/>
+    <w:lsdException w:name="heading 4" w:semiHidden="1" w:uiPriority="9" w:unhideWhenUsed="1" w:qFormat="1"/>
+    <w:lsdException w:name="heading 5" w:semiHidden="1" w:uiPriority="9" w:unhideWhenUsed="1" w:qFormat="1"/>
+    <w:lsdException w:name="heading 6" w:semiHidden="1" w:uiPriority="9" w:unhideWhenUsed="1" w:qFormat="1"/>
+    <w:lsdException w:name="heading 7" w:semiHidden="1" w:uiPriority="9" w:unhideWhenUsed="1" w:qFormat="1"/>
+    <w:lsdException w:name="heading 8" w:semiHidden="1" w:uiPriority="9" w:unhideWhenUsed="1" w:qFormat="1"/>
+    <w:lsdException w:name="heading 9" w:semiHidden="1" w:uiPriority="9" w:unhideWhenUsed="1" w:qFormat="1"/>
+    <w:lsdException w:name="index 1" w:semiHidden="1" w:unhideWhenUsed="1"/>
+    <w:lsdException w:name="index 2" w:semiHidden="1" w:unhideWhenUsed="1"/>
+    <w:lsdException w:name="index 3" w:semiHidden="1" w:unhideWhenUsed="1"/>
+    <w:lsdException w:name="index 4" w:semiHidden="1" w:unhideWhenUsed="1"/>
+    <w:lsdException w:name="index 5" w:semiHidden="1" w:unhideWhenUsed="1"/>
+    <w:lsdException w:name="index 6" w:semiHidden="1" w:unhideWhenUsed="1"/>
+    <w:lsdException w:name="index 7" w:semiHidden="1" w:unhideWhenUsed="1"/>
+    <w:lsdException w:name="index 8" w:semiHidden="1" w:unhideWhenUsed="1"/>
+    <w:lsdException w:name="index 9" w:semiHidden="1" w:unhideWhenUsed="1"/>
+    <w:lsdException w:name="toc 1" w:semiHidden="1" w:uiPriority="39" w:unhideWhenUsed="1"/>
+    <w:lsdException w:name="toc 2" w:semiHidden="1" w:uiPriority="39" w:unhideWhenUsed="1"/>
+    <w:lsdException w:name="toc 3" w:semiHidden="1" w:uiPriority="39" w:unhideWhenUsed="1"/>
+    <w:lsdException w:name="toc 4" w:semiHidden="1" w:uiPriority="39" w:unhideWhenUsed="1"/>
+    <w:lsdException w:name="toc 5" w:semiHidden="1" w:uiPriority="39" w:unhideWhenUsed="1"/>
+    <w:lsdException w:name="toc 6" w:semiHidden="1" w:uiPriority="39" w:unhideWhenUsed="1"/>
+    <w:lsdException w:name="toc 7" w:semiHidden="1" w:uiPriority="39" w:unhideWhenUsed="1"/>
+    <w:lsdException w:name="toc 8" w:semiHidden="1" w:uiPriority="39" w:unhideWhenUsed="1"/>
+    <w:lsdException w:name="toc 9" w:semiHidden="1" w:uiPriority="39" w:unhideWhenUsed="1"/>
+    <w:lsdException w:name="Normal Indent" w:semiHidden="1" w:unhideWhenUsed="1"/>
+    <w:lsdException w:name="footnote text" w:semiHidden="1" w:unhideWhenUsed="1"/>
+    <w:lsdException w:name="annotation text" w:semiHidden="1" w:unhideWhenUsed="1"/>
+    <w:lsdException w:name="header" w:semiHidden="1" w:unhideWhenUsed="1"/>
+    <w:lsdException w:name="footer" w:semiHidden="1" w:unhideWhenUsed="1"/>
+    <w:lsdException w:name="index heading" w:semiHidden="1" w:unhideWhenUsed="1"/>
+    <w:lsdException w:name="caption" w:semiHidden="1" w:uiPriority="35" w:unhideWhenUsed="1" w:qFormat="1"/>
+    <w:lsdException w:name="table of figures" w:semiHidden="1" w:unhideWhenUsed="1"/>
+    <w:lsdException w:name="envelope address" w:semiHidden="1" w:unhideWhenUsed="1"/>
+    <w:lsdException w:name="envelope return" w:semiHidden="1" w:unhideWhenUsed="1"/>
+    <w:lsdException w:name="footnote reference" w:semiHidden="1" w:unhideWhenUsed="1"/>
+    <w:lsdException w:name="annotation reference" w:semiHidden="1" w:unhideWhenUsed="1"/>
+    <w:lsdException w:name="line number" w:semiHidden="1" w:unhideWhenUsed="1"/>
+    <w:lsdException w:name="page number" w:semiHidden="1" w:unhideWhenUsed="1"/>
+    <w:lsdException w:name="endnote reference" w:semiHidden="1" w:unhideWhenUsed="1"/>
+    <w:lsdException w:name="endnote text" w:semiHidden="1" w:unhideWhenUsed="1"/>
+    <w:lsdException w:name="table of authorities" w:semiHidden="1" w:unhideWhenUsed="1"/>
+    <w:lsdException w:name="macro" w:semiHidden="1" w:unhideWhenUsed="1"/>
+    <w:lsdException w:name="toa heading" w:semiHidden="1" w:unhideWhenUsed="1"/>
+    <w:lsdException w:name="List" w:semiHidden="1" w:unhideWhenUsed="1"/>
+    <w:lsdException w:name="List Bullet" w:semiHidden="1" w:unhideWhenUsed="1"/>
+    <w:lsdException w:name="List Number" w:semiHidden="1" w:unhideWhenUsed="1"/>
+    <w:lsdException w:name="List 2" w:semiHidden="1" w:unhideWhenUsed="1"/>
+    <w:lsdException w:name="List 3" w:semiHidden="1" w:unhideWhenUsed="1"/>
+    <w:lsdException w:name="List 4" w:semiHidden="1" w:unhideWhenUsed="1"/>
+    <w:lsdException w:name="List 5" w:semiHidden="1" w:unhideWhenUsed="1"/>
+    <w:lsdException w:name="List Bullet 2" w:semiHidden="1" w:unhideWhenUsed="1"/>
+    <w:lsdException w:name="List Bullet 3" w:semiHidden="1" w:unhideWhenUsed="1"/>
+    <w:lsdException w:name="List Bullet 4" w:semiHidden="1" w:unhideWhenUsed="1"/>
+    <w:lsdException w:name="List Bullet 5" w:semiHidden="1" w:unhideWhenUsed="1"/>
+    <w:lsdException w:name="List Number 2" w:semiHidden="1" w:unhideWhenUsed="1"/>
+    <w:lsdException w:name="List Number 3" w:semiHidden="1" w:unhideWhenUsed="1"/>
+    <w:lsdException w:name="List Number 4" w:semiHidden="1" w:unhideWhenUsed="1"/>
+    <w:lsdException w:name="List Number 5" w:semiHidden="1" w:unhideWhenUsed="1"/>
+    <w:lsdException w:name="Title" w:uiPriority="10" w:qFormat="1"/>
+    <w:lsdException w:name="Closing" w:semiHidden="1" w:unhideWhenUsed="1"/>
+    <w:lsdException w:name="Signature" w:semiHidden="1" w:unhideWhenUsed="1"/>
+    <w:lsdException w:name="Default Paragraph Font" w:semiHidden="1" w:uiPriority="1" w:unhideWhenUsed="1"/>
+    <w:lsdException w:name="Body Text" w:semiHidden="1" w:unhideWhenUsed="1"/>
+    <w:lsdException w:name="Body Text Indent" w:semiHidden="1" w:unhideWhenUsed="1"/>
+    <w:lsdException w:name="List Continue" w:semiHidden="1" w:unhideWhenUsed="1"/>
+    <w:lsdException w:name="List Continue 2" w:semiHidden="1" w:unhideWhenUsed="1"/>
+    <w:lsdException w:name="List Continue 3" w:semiHidden="1" w:unhideWhenUsed="1"/>
+    <w:lsdException w:name="List Continue 4" w:semiHidden="1" w:unhideWhenUsed="1"/>
+    <w:lsdException w:name="List Continue 5" w:semiHidden="1" w:unhideWhenUsed="1"/>
+    <w:lsdException w:name="Message Header" w:semiHidden="1" w:unhideWhenUsed="1"/>
+    <w:lsdException w:name="Subtitle" w:uiPriority="11" w:qFormat="1"/>
+    <w:lsdException w:name="Salutation" w:semiHidden="1" w:unhideWhenUsed="1"/>
+    <w:lsdException w:name="Date" w:semiHidden="1" w:unhideWhenUsed="1"/>
+    <w:lsdException w:name="Body Text First Indent" w:semiHidden="1" w:unhideWhenUsed="1"/>
+    <w:lsdException w:name="Body Text First Indent 2" w:semiHidden="1" w:unhideWhenUsed="1"/>
+    <w:lsdException w:name="Note Heading" w:semiHidden="1" w:unhideWhenUsed="1"/>
+    <w:lsdException w:name="Body Text 2" w:semiHidden="1" w:unhideWhenUsed="1"/>
+    <w:lsdException w:name="Body Text 3" w:semiHidden="1" w:unhideWhenUsed="1"/>
+    <w:lsdException w:name="Body Text Indent 2" w:semiHidden="1" w:unhideWhenUsed="1"/>
+    <w:lsdException w:name="Body Text Indent 3" w:semiHidden="1" w:unhideWhenUsed="1"/>
+    <w:lsdException w:name="Block Text" w:semiHidden="1" w:unhideWhenUsed="1"/>
+    <w:lsdException w:name="Hyperlink" w:semiHidden="1" w:unhideWhenUsed="1"/>
+    <w:lsdException w:name="FollowedHyperlink" w:semiHidden="1" w:unhideWhenUsed="1"/>
+    <w:lsdException w:name="Strong" w:uiPriority="22" w:qFormat="1"/>
+    <w:lsdException w:name="Emphasis" w:uiPriority="20" w:qFormat="1"/>
+    <w:lsdException w:name="Document Map" w:semiHidden="1" w:unhideWhenUsed="1"/>
+    <w:lsdException w:name="Plain Text" w:semiHidden="1" w:unhideWhenUsed="1"/>
+    <w:lsdException w:name="E-mail Signature" w:semiHidden="1" w:unhideWhenUsed="1"/>
+    <w:lsdException w:name="HTML Top of Form" w:semiHidden="1" w:unhideWhenUsed="1"/>
+    <w:lsdException w:name="HTML Bottom of Form" w:semiHidden="1" w:unhideWhenUsed="1"/>
+    <w:lsdException w:name="Normal (Web)" w:semiHidden="1" w:unhideWhenUsed="1"/>
+    <w:lsdException w:name="HTML Acronym" w:semiHidden="1" w:unhideWhenUsed="1"/>
+    <w:lsdException w:name="HTML Address" w:semiHidden="1" w:unhideWhenUsed="1"/>
+    <w:lsdException w:name="HTML Cite" w:semiHidden="1" w:unhideWhenUsed="1"/>
+    <w:lsdException w:name="HTML Code" w:semiHidden="1" w:unhideWhenUsed="1"/>
+    <w:lsdException w:name="HTML Definition" w:semiHidden="1" w:unhideWhenUsed="1"/>
+    <w:lsdException w:name="HTML Keyboard" w:semiHidden="1" w:unhideWhenUsed="1"/>
+    <w:lsdException w:name="HTML Preformatted" w:semiHidden="1" w:unhideWhenUsed="1"/>
+    <w:lsdException w:name="HTML Sample" w:semiHidden="1" w:unhideWhenUsed="1"/>
+    <w:lsdException w:name="HTML Typewriter" w:semiHidden="1" w:unhideWhenUsed="1"/>
+    <w:lsdException w:name="HTML Variable" w:semiHidden="1" w:unhideWhenUsed="1"/>
+    <w:lsdException w:name="Normal Table" w:semiHidden="1" w:unhideWhenUsed="1"/>
+    <w:lsdException w:name="annotation subject" w:semiHidden="1" w:unhideWhenUsed="1"/>
+    <w:lsdException w:name="No List" w:semiHidden="1" w:unhideWhenUsed="1"/>
+    <w:lsdException w:name="Outline List 1" w:semiHidden="1" w:unhideWhenUsed="1"/>
+    <w:lsdException w:name="Outline List 2" w:semiHidden="1" w:unhideWhenUsed="1"/>
+    <w:lsdException w:name="Outline List 3" w:semiHidden="1" w:unhideWhenUsed="1"/>
+    <w:lsdException w:name="Table Simple 1" w:semiHidden="1" w:unhideWhenUsed="1"/>
+    <w:lsdException w:name="Table Simple 2" w:semiHidden="1" w:unhideWhenUsed="1"/>
+    <w:lsdException w:name="Table Simple 3" w:semiHidden="1" w:unhideWhenUsed="1"/>
+    <w:lsdException w:name="Table Classic 1" w:semiHidden="1" w:unhideWhenUsed="1"/>
+    <w:lsdException w:name="Table Classic 2" w:semiHidden="1" w:unhideWhenUsed="1"/>
+    <w:lsdException w:name="Table Classic 3" w:semiHidden="1" w:unhideWhenUsed="1"/>
+    <w:lsdException w:name="Table Classic 4" w:semiHidden="1" w:unhideWhenUsed="1"/>
+    <w:lsdException w:name="Table Colorful 1" w:semiHidden="1" w:unhideWhenUsed="1"/>
+    <w:lsdException w:name="Table Colorful 2" w:semiHidden="1" w:unhideWhenUsed="1"/>
+    <w:lsdException w:name="Table Colorful 3" w:semiHidden="1" w:unhideWhenUsed="1"/>
+    <w:lsdException w:name="Table Columns 1" w:semiHidden="1" w:unhideWhenUsed="1"/>
+    <w:lsdException w:name="Table Columns 2" w:semiHidden="1" w:unhideWhenUsed="1"/>
+    <w:lsdException w:name="Table Columns 3" w:semiHidden="1" w:unhideWhenUsed="1"/>
+    <w:lsdException w:name="Table Columns 4" w:semiHidden="1" w:unhideWhenUsed="1"/>
+    <w:lsdException w:name="Table Columns 5" w:semiHidden="1" w:unhideWhenUsed="1"/>
+    <w:lsdException w:name="Table Grid 1" w:semiHidden="1" w:unhideWhenUsed="1"/>
+    <w:lsdException w:name="Table Grid 2" w:semiHidden="1" w:unhideWhenUsed="1"/>
+    <w:lsdException w:name="Table Grid 3" w:semiHidden="1" w:unhideWhenUsed="1"/>
+    <w:lsdException w:name="Table Grid 4" w:semiHidden="1" w:unhideWhenUsed="1"/>
+    <w:lsdException w:name="Table Grid 5" w:semiHidden="1" w:unhideWhenUsed="1"/>
+    <w:lsdException w:name="Table Grid 6" w:semiHidden="1" w:unhideWhenUsed="1"/>
+    <w:lsdException w:name="Table Grid 7" w:semiHidden="1" w:unhideWhenUsed="1"/>
+    <w:lsdException w:name="Table Grid 8" w:semiHidden="1" w:unhideWhenUsed="1"/>
+    <w:lsdException w:name="Table List 1" w:semiHidden="1" w:unhideWhenUsed="1"/>
+    <w:lsdException w:name="Table List 2" w:semiHidden="1" w:unhideWhenUsed="1"/>
+    <w:lsdException w:name="Table List 3" w:semiHidden="1" w:unhideWhenUsed="1"/>
+    <w:lsdException w:name="Table List 4" w:semiHidden="1" w:unhideWhenUsed="1"/>
+    <w:lsdException w:name="Table List 5" w:semiHidden="1" w:unhideWhenUsed="1"/>
+    <w:lsdException w:name="Table List 6" w:semiHidden="1" w:unhideWhenUsed="1"/>
+    <w:lsdException w:name="Table List 7" w:semiHidden="1" w:unhideWhenUsed="1"/>
+    <w:lsdException w:name="Table List 8" w:semiHidden="1" w:unhideWhenUsed="1"/>
+    <w:lsdException w:name="Table 3D effects 1" w:semiHidden="1" w:unhideWhenUsed="1"/>
+    <w:lsdException w:name="Table 3D effects 2" w:semiHidden="1" w:unhideWhenUsed="1"/>
+    <w:lsdException w:name="Table 3D effects 3" w:semiHidden="1" w:unhideWhenUsed="1"/>
+    <w:lsdException w:name="Table Contemporary" w:semiHidden="1" w:unhideWhenUsed="1"/>
+    <w:lsdException w:name="Table Elegant" w:semiHidden="1" w:unhideWhenUsed="1"/>
+    <w:lsdException w:name="Table Professional" w:semiHidden="1" w:unhideWhenUsed="1"/>
+    <w:lsdException w:name="Table Subtle 1" w:semiHidden="1" w:unhideWhenUsed="1"/>
+    <w:lsdException w:name="Table Subtle 2" w:semiHidden="1" w:unhideWhenUsed="1"/>
+    <w:lsdException w:name="Table Web 1" w:semiHidden="1" w:unhideWhenUsed="1"/>
+    <w:lsdException w:name="Table Web 2" w:semiHidden="1" w:unhideWhenUsed="1"/>
+    <w:lsdException w:name="Table Web 3" w:semiHidden="1" w:unhideWhenUsed="1"/>
+    <w:lsdException w:name="Balloon Text" w:semiHidden="1" w:unhideWhenUsed="1"/>
+    <w:lsdException w:name="Table Grid" w:uiPriority="59"/>
+    <w:lsdException w:name="Table Theme" w:semiHidden="1" w:unhideWhenUsed="1"/>
+    <w:lsdException w:name="Placeholder Text" w:semiHidden="1"/>
+    <w:lsdException w:name="No Spacing" w:uiPriority="1" w:qFormat="1"/>
+    <w:lsdException w:name="Light Shading" w:uiPriority="60"/>
+    <w:lsdException w:name="Light List" w:uiPriority="61"/>
+    <w:lsdException w:name="Light Grid" w:uiPriority="62"/>
+    <w:lsdException w:name="Medium Shading 1" w:uiPriority="63"/>
+    <w:lsdException w:name="Medium Shading 2" w:uiPriority="64"/>
+    <w:lsdException w:name="Medium List 1" w:uiPriority="65"/>
+    <w:lsdException w:name="Medium List 2" w:uiPriority="66"/>
+    <w:lsdException w:name="Medium Grid 1" w:uiPriority="67"/>
+    <w:lsdException w:name="Medium Grid 2" w:uiPriority="68"/>
+    <w:lsdException w:name="Medium Grid 3" w:uiPriority="69"/>
+    <w:lsdException w:name="Dark List" w:uiPriority="70"/>
+    <w:lsdException w:name="Colorful Shading" w:uiPriority="71"/>
+    <w:lsdException w:name="Colorful List" w:uiPriority="72"/>
+    <w:lsdException w:name="Colorful Grid" w:uiPriority="73"/>
+    <w:lsdException w:name="Light Shading Accent 1" w:uiPriority="60"/>
+    <w:lsdException w:name="Light List Accent 1" w:uiPriority="61"/>
+    <w:lsdException w:name="Light Grid Accent 1" w:uiPriority="62"/>
+    <w:lsdException w:name="Medium Shading 1 Accent 1" w:uiPriority="63"/>
+    <w:lsdException w:name="Medium Shading 2 Accent 1" w:uiPriority="64"/>
+    <w:lsdException w:name="Medium List 1 Accent 1" w:uiPriority="65"/>
+    <w:lsdException w:name="Revision" w:semiHidden="1"/>
+    <w:lsdException w:name="List Paragraph" w:uiPriority="34" w:qFormat="1"/>
+    <w:lsdException w:name="Quote" w:uiPriority="29" w:qFormat="1"/>
+    <w:lsdException w:name="Intense Quote" w:uiPriority="30" w:qFormat="1"/>
+    <w:lsdException w:name="Medium List 2 Accent 1" w:uiPriority="66"/>
+    <w:lsdException w:name="Medium Grid 1 Accent 1" w:uiPriority="67"/>
+    <w:lsdException w:name="Medium Grid 2 Accent 1" w:uiPriority="68"/>
+    <w:lsdException w:name="Medium Grid 3 Accent 1" w:uiPriority="69"/>
+    <w:lsdException w:name="Dark List Accent 1" w:uiPriority="70"/>
+    <w:lsdException w:name="Colorful Shading Accent 1" w:uiPriority="71"/>
+    <w:lsdException w:name="Colorful List Accent 1" w:uiPriority="72"/>
+    <w:lsdException w:name="Colorful Grid Accent 1" w:uiPriority="73"/>
+    <w:lsdException w:name="Light Shading Accent 2" w:uiPriority="60"/>
+    <w:lsdException w:name="Light List Accent 2" w:uiPriority="61"/>
+    <w:lsdException w:name="Light Grid Accent 2" w:uiPriority="62"/>
+    <w:lsdException w:name="Medium Shading 1 Accent 2" w:uiPriority="63"/>
+    <w:lsdException w:name="Medium Shading 2 Accent 2" w:uiPriority="64"/>
+    <w:lsdException w:name="Medium List 1 Accent 2" w:uiPriority="65"/>
+    <w:lsdException w:name="Medium List 2 Accent 2" w:uiPriority="66"/>
+    <w:lsdException w:name="Medium Grid 1 Accent 2" w:uiPriority="67"/>
+    <w:lsdException w:name="Medium Grid 2 Accent 2" w:uiPriority="68"/>
+    <w:lsdException w:name="Medium Grid 3 Accent 2" w:uiPriority="69"/>
+    <w:lsdException w:name="Dark List Accent 2" w:uiPriority="70"/>
+    <w:lsdException w:name="Colorful Shading Accent 2" w:uiPriority="71"/>
+    <w:lsdException w:name="Colorful List Accent 2" w:uiPriority="72"/>
+    <w:lsdException w:name="Colorful Grid Accent 2" w:uiPriority="73"/>
+    <w:lsdException w:name="Light Shading Accent 3" w:uiPriority="60"/>
+    <w:lsdException w:name="Light List Accent 3" w:uiPriority="61"/>
+    <w:lsdException w:name="Light Grid Accent 3" w:uiPriority="62"/>
+    <w:lsdException w:name="Medium Shading 1 Accent 3" w:uiPriority="63"/>
+    <w:lsdException w:name="Medium Shading 2 Accent 3" w:uiPriority="64"/>
+    <w:lsdException w:name="Medium List 1 Accent 3" w:uiPriority="65"/>
+    <w:lsdException w:name="Medium List 2 Accent 3" w:uiPriority="66"/>
+    <w:lsdException w:name="Medium Grid 1 Accent 3" w:uiPriority="67"/>
+    <w:lsdException w:name="Medium Grid 2 Accent 3" w:uiPriority="68"/>
+    <w:lsdException w:name="Medium Grid 3 Accent 3" w:uiPriority="69"/>
+    <w:lsdException w:name="Dark List Accent 3" w:uiPriority="70"/>
+    <w:lsdException w:name="Colorful Shading Accent 3" w:uiPriority="71"/>
+    <w:lsdException w:name="Colorful List Accent 3" w:uiPriority="72"/>
+    <w:lsdException w:name="Colorful Grid Accent 3" w:uiPriority="73"/>
+    <w:lsdException w:name="Light Shading Accent 4" w:uiPriority="60"/>
+    <w:lsdException w:name="Light List Accent 4" w:uiPriority="61"/>
+    <w:lsdException w:name="Light Grid Accent 4" w:uiPriority="62"/>
+    <w:lsdException w:name="Medium Shading 1 Accent 4" w:uiPriority="63"/>
+    <w:lsdException w:name="Medium Shading 2 Accent 4" w:uiPriority="64"/>
+    <w:lsdException w:name="Medium List 1 Accent 4" w:uiPriority="65"/>
+    <w:lsdException w:name="Medium List 2 Accent 4" w:uiPriority="66"/>
+    <w:lsdException w:name="Medium Grid 1 Accent 4" w:uiPriority="67"/>
+    <w:lsdException w:name="Medium Grid 2 Accent 4" w:uiPriority="68"/>
+    <w:lsdException w:name="Medium Grid 3 Accent 4" w:uiPriority="69"/>
+    <w:lsdException w:name="Dark List Accent 4" w:uiPriority="70"/>
+    <w:lsdException w:name="Colorful Shading Accent 4" w:uiPriority="71"/>
+    <w:lsdException w:name="Colorful List Accent 4" w:uiPriority="72"/>
+    <w:lsdException w:name="Colorful Grid Accent 4" w:uiPriority="73"/>
+    <w:lsdException w:name="Light Shading Accent 5" w:uiPriority="60"/>
+    <w:lsdException w:name="Light List Accent 5" w:uiPriority="61"/>
+    <w:lsdException w:name="Light Grid Accent 5" w:uiPriority="62"/>
+    <w:lsdException w:name="Medium Shading 1 Accent 5" w:uiPriority="63"/>
+    <w:lsdException w:name="Medium Shading 2 Accent 5" w:uiPriority="64"/>
+    <w:lsdException w:name="Medium List 1 Accent 5" w:uiPriority="65"/>
+    <w:lsdException w:name="Medium List 2 Accent 5" w:uiPriority="66"/>
+    <w:lsdException w:name="Medium Grid 1 Accent 5" w:uiPriority="67"/>
+    <w:lsdException w:name="Medium Grid 2 Accent 5" w:uiPriority="68"/>
+    <w:lsdException w:name="Medium Grid 3 Accent 5" w:uiPriority="69"/>
+    <w:lsdException w:name="Dark List Accent 5" w:uiPriority="70"/>
+    <w:lsdException w:name="Colorful Shading Accent 5" w:uiPriority="71"/>
+    <w:lsdException w:name="Colorful List Accent 5" w:uiPriority="72"/>
+    <w:lsdException w:name="Colorful Grid Accent 5" w:uiPriority="73"/>
+    <w:lsdException w:name="Light Shading Accent 6" w:uiPriority="60"/>
+    <w:lsdException w:name="Light List Accent 6" w:uiPriority="61"/>
+    <w:lsdException w:name="Light Grid Accent 6" w:uiPriority="62"/>
+    <w:lsdException w:name="Medium Shading 1 Accent 6" w:uiPriority="63"/>
+    <w:lsdException w:name="Medium Shading 2 Accent 6" w:uiPriority="64"/>
+    <w:lsdException w:name="Medium List 1 Accent 6" w:uiPriority="65"/>
+    <w:lsdException w:name="Medium List 2 Accent 6" w:uiPriority="66"/>
+    <w:lsdException w:name="Medium Grid 1 Accent 6" w:uiPriority="67"/>
+    <w:lsdException w:name="Medium Grid 2 Accent 6" w:uiPriority="68"/>
+    <w:lsdException w:name="Medium Grid 3 Accent 6" w:uiPriority="69"/>
+    <w:lsdException w:name="Dark List Accent 6" w:uiPriority="70"/>
+    <w:lsdException w:name="Colorful Shading Accent 6" w:uiPriority="71"/>
+    <w:lsdException w:name="Colorful List Accent 6" w:uiPriority="72"/>
+    <w:lsdException w:name="Colorful Grid Accent 6" w:uiPriority="73"/>
+    <w:lsdException w:name="Subtle Emphasis" w:uiPriority="19" w:qFormat="1"/>
+    <w:lsdException w:name="Intense Emphasis" w:uiPriority="21" w:qFormat="1"/>
+    <w:lsdException w:name="Subtle Reference" w:uiPriority="31" w:qFormat="1"/>
+    <w:lsdException w:name="Intense Reference" w:uiPriority="32" w:qFormat="1"/>
+    <w:lsdException w:name="Book Title" w:uiPriority="33" w:qFormat="1"/>
+    <w:lsdException w:name="Bibliography" w:semiHidden="1" w:uiPriority="37" w:unhideWhenUsed="1"/>
+    <w:lsdException w:name="TOC Heading" w:semiHidden="1" w:uiPriority="39" w:unhideWhenUsed="1" w:qFormat="1"/>
+    <w:lsdException w:name="Plain Table 1" w:uiPriority="41"/>
+    <w:lsdException w:name="Plain Table 2" w:uiPriority="42"/>
+    <w:lsdException w:name="Plain Table 3" w:uiPriority="43"/>
+    <w:lsdException w:name="Plain Table 4" w:uiPriority="44"/>
+    <w:lsdException w:name="Plain Table 5" w:uiPriority="45"/>
+    <w:lsdException w:name="Grid Table Light" w:uiPriority="40"/>
+    <w:lsdException w:name="Grid Table 1 Light" w:uiPriority="46"/>
+    <w:lsdException w:name="Grid Table 2" w:uiPriority="47"/>
+    <w:lsdException w:name="Grid Table 3" w:uiPriority="48"/>
+    <w:lsdException w:name="Grid Table 4" w:uiPriority="49"/>
+    <w:lsdException w:name="Grid Table 5 Dark" w:uiPriority="50"/>
+    <w:lsdException w:name="Grid Table 6 Colorful" w:uiPriority="51"/>
+    <w:lsdException w:name="Grid Table 7 Colorful" w:uiPriority="52"/>
+    <w:lsdException w:name="Grid Table 1 Light Accent 1" w:uiPriority="46"/>
+    <w:lsdException w:name="Grid Table 2 Accent 1" w:uiPriority="47"/>
+    <w:lsdException w:name="Grid Table 3 Accent 1" w:uiPriority="48"/>
+    <w:lsdException w:name="Grid Table 4 Accent 1" w:uiPriority="49"/>
+    <w:lsdException w:name="Grid Table 5 Dark Accent 1" w:uiPriority="50"/>
+    <w:lsdException w:name="Grid Table 6 Colorful Accent 1" w:uiPriority="51"/>
+    <w:lsdException w:name="Grid Table 7 Colorful Accent 1" w:uiPriority="52"/>
+    <w:lsdException w:name="Grid Table 1 Light Accent 2" w:uiPriority="46"/>
+    <w:lsdException w:name="Grid Table 2 Accent 2" w:uiPriority="47"/>
+    <w:lsdException w:name="Grid Table 3 Accent 2" w:uiPriority="48"/>
+    <w:lsdException w:name="Grid Table 4 Accent 2" w:uiPriority="49"/>
+    <w:lsdException w:name="Grid Table 5 Dark Accent 2" w:uiPriority="50"/>
+    <w:lsdException w:name="Grid Table 6 Colorful Accent 2" w:uiPriority="51"/>
+    <w:lsdException w:name="Grid Table 7 Colorful Accent 2" w:uiPriority="52"/>
+    <w:lsdException w:name="Grid Table 1 Light Accent 3" w:uiPriority="46"/>
+    <w:lsdException w:name="Grid Table 2 Accent 3" w:uiPriority="47"/>
+    <w:lsdException w:name="Grid Table 3 Accent 3" w:uiPriority="48"/>
+    <w:lsdException w:name="Grid Table 4 Accent 3" w:uiPriority="49"/>
+    <w:lsdException w:name="Grid Table 5 Dark Accent 3" w:uiPriority="50"/>
+    <w:lsdException w:name="Grid Table 6 Colorful Accent 3" w:uiPriority="51"/>
+    <w:lsdException w:name="Grid Table 7 Colorful Accent 3" w:uiPriority="52"/>
+    <w:lsdException w:name="Grid Table 1 Light Accent 4" w:uiPriority="46"/>
+    <w:lsdException w:name="Grid Table 2 Accent 4" w:uiPriority="47"/>
+    <w:lsdException w:name="Grid Table 3 Accent 4" w:uiPriority="48"/>
+    <w:lsdException w:name="Grid Table 4 Accent 4" w:uiPriority="49"/>
+    <w:lsdException w:name="Grid Table 5 Dark Accent 4" w:uiPriority="50"/>
+    <w:lsdException w:name="Grid Table 6 Colorful Accent 4" w:uiPriority="51"/>
+    <w:lsdException w:name="Grid Table 7 Colorful Accent 4" w:uiPriority="52"/>
+    <w:lsdException w:name="Grid Table 1 Light Accent 5" w:uiPriority="46"/>
+    <w:lsdException w:name="Grid Table 2 Accent 5" w:uiPriority="47"/>
+    <w:lsdException w:name="Grid Table 3 Accent 5" w:uiPriority="48"/>
+    <w:lsdException w:name="Grid Table 4 Accent 5" w:uiPriority="49"/>
+    <w:lsdException w:name="Grid Table 5 Dark Accent 5" w:uiPriority="50"/>
+    <w:lsdException w:name="Grid Table 6 Colorful Accent 5" w:uiPriority="51"/>
+    <w:lsdException w:name="Grid Table 7 Colorful Accent 5" w:uiPriority="52"/>
+    <w:lsdException w:name="Grid Table 1 Light Accent 6" w:uiPriority="46"/>
+    <w:lsdException w:name="Grid Table 2 Accent 6" w:uiPriority="47"/>
+    <w:lsdException w:name="Grid Table 3 Accent 6" w:uiPriority="48"/>
+    <w:lsdException w:name="Grid Table 4 Accent 6" w:uiPriority="49"/>
+    <w:lsdException w:name="Grid Table 5 Dark Accent 6" w:uiPriority="50"/>
+    <w:lsdException w:name="Grid Table 6 Colorful Accent 6" w:uiPriority="51"/>
+    <w:lsdException w:name="Grid Table 7 Colorful Accent 6" w:uiPriority="52"/>
+    <w:lsdException w:name="List Table 1 Light" w:uiPriority="46"/>
+    <w:lsdException w:name="List Table 2" w:uiPriority="47"/>
+    <w:lsdException w:name="List Table 3" w:uiPriority="48"/>
+    <w:lsdException w:name="List Table 4" w:uiPriority="49"/>
+    <w:lsdException w:name="List Table 5 Dark" w:uiPriority="50"/>
+    <w:lsdException w:name="List Table 6 Colorful" w:uiPriority="51"/>
+    <w:lsdException w:name="List Table 7 Colorful" w:uiPriority="52"/>
+    <w:lsdException w:name="List Table 1 Light Accent 1" w:uiPriority="46"/>
+    <w:lsdException w:name="List Table 2 Accent 1" w:uiPriority="47"/>
+    <w:lsdException w:name="List Table 3 Accent 1" w:uiPriority="48"/>
+    <w:lsdException w:name="List Table 4 Accent 1" w:uiPriority="49"/>
+    <w:lsdException w:name="List Table 5 Dark Accent 1" w:uiPriority="50"/>
+    <w:lsdException w:name="List Table 6 Colorful Accent 1" w:uiPriority="51"/>
+    <w:lsdException w:name="List Table 7 Colorful Accent 1" w:uiPriority="52"/>
+    <w:lsdException w:name="List Table 1 Light Accent 2" w:uiPriority="46"/>
+    <w:lsdException w:name="List Table 2 Accent 2" w:uiPriority="47"/>
+    <w:lsdException w:name="List Table 3 Accent 2" w:uiPriority="48"/>
+    <w:lsdException w:name="List Table 4 Accent 2" w:uiPriority="49"/>
+    <w:lsdException w:name="List Table 5 Dark Accent 2" w:uiPriority="50"/>
+    <w:lsdException w:name="List Table 6 Colorful Accent 2" w:uiPriority="51"/>
+    <w:lsdException w:name="List Table 7 Colorful Accent 2" w:uiPriority="52"/>
+    <w:lsdException w:name="List Table 1 Light Accent 3" w:uiPriority="46"/>
+    <w:lsdException w:name="List Table 2 Accent 3" w:uiPriority="47"/>
+    <w:lsdException w:name="List Table 3 Accent 3" w:uiPriority="48"/>
+    <w:lsdException w:name="List Table 4 Accent 3" w:uiPriority="49"/>
+    <w:lsdException w:name="List Table 5 Dark Accent 3" w:uiPriority="50"/>
+    <w:lsdException w:name="List Table 6 Colorful Accent 3" w:uiPriority="51"/>
+    <w:lsdException w:name="List Table 7 Colorful Accent 3" w:uiPriority="52"/>
+    <w:lsdException w:name="List Table 1 Light Accent 4" w:uiPriority="46"/>
+    <w:lsdException w:name="List Table 2 Accent 4" w:uiPriority="47"/>
+    <w:lsdException w:name="List Table 3 Accent 4" w:uiPriority="48"/>
+    <w:lsdException w:name="List Table 4 Accent 4" w:uiPriority="49"/>
+    <w:lsdException w:name="List Table 5 Dark Accent 4" w:uiPriority="50"/>
+    <w:lsdException w:name="List Table 6 Colorful Accent 4" w:uiPriority="51"/>
+    <w:lsdException w:name="List Table 7 Colorful Accent 4" w:uiPriority="52"/>
+    <w:lsdException w:name="List Table 1 Light Accent 5" w:uiPriority="46"/>
+    <w:lsdException w:name="List Table 2 Accent 5" w:uiPriority="47"/>
+    <w:lsdException w:name="List Table 3 Accent 5" w:uiPriority="48"/>
+    <w:lsdException w:name="List Table 4 Accent 5" w:uiPriority="49"/>
+    <w:lsdException w:name="List Table 5 Dark Accent 5" w:uiPriority="50"/>
+    <w:lsdException w:name="List Table 6 Colorful Accent 5" w:uiPriority="51"/>
+    <w:lsdException w:name="List Table 7 Colorful Accent 5" w:uiPriority="52"/>
+    <w:lsdException w:name="List Table 1 Light Accent 6" w:uiPriority="46"/>
+    <w:lsdException w:name="List Table 2 Accent 6" w:uiPriority="47"/>
+    <w:lsdException w:name="List Table 3 Accent 6" w:uiPriority="48"/>
+    <w:lsdException w:name="List Table 4 Accent 6" w:uiPriority="49"/>
+    <w:lsdException w:name="List Table 5 Dark Accent 6" w:uiPriority="50"/>
+    <w:lsdException w:name="List Table 6 Colorful Accent 6" w:uiPriority="51"/>
+    <w:lsdException w:name="List Table 7 Colorful Accent 6" w:uiPriority="52"/>
+    <w:lsdException w:name="Mention" w:semiHidden="1" w:unhideWhenUsed="1"/>
+    <w:lsdException w:name="Smart Hyperlink" w:semiHidden="1" w:unhideWhenUsed="1"/>
+    <w:lsdException w:name="Hashtag" w:semiHidden="1" w:unhideWhenUsed="1"/>
+    <w:lsdException w:name="Unresolved Mention" w:semiHidden="1" w:unhideWhenUsed="1"/>
+    <w:lsdException w:name="Smart Link" w:semiHidden="1" w:unhideWhenUsed="1"/>
   </w:latentStyles>
   <w:style w:type="paragraph" w:default="1" w:styleId="Normal">
     <w:name w:val="Normal"/>
@@ -6076,4 +8905,16 @@
   <a:objectDefaults/>
   <a:extraClrSchemeLst/>
 </a:theme>
+</file>
+
+<file path=customXml/item1.xml><?xml version="1.0" encoding="utf-8"?>
+<b:Sources xmlns:b="http://schemas.openxmlformats.org/officeDocument/2006/bibliography" xmlns="http://schemas.openxmlformats.org/officeDocument/2006/bibliography" SelectedStyle="\APASixthEditionOfficeOnline.xsl" StyleName="APA" Version="6"/>
+</file>
+
+<file path=customXml/itemProps1.xml><?xml version="1.0" encoding="utf-8"?>
+<ds:datastoreItem xmlns:ds="http://schemas.openxmlformats.org/officeDocument/2006/customXml" ds:itemID="{0372A789-2948-4B9A-8D05-F64B7359FBCF}">
+  <ds:schemaRefs>
+    <ds:schemaRef ds:uri="http://schemas.openxmlformats.org/officeDocument/2006/bibliography"/>
+  </ds:schemaRefs>
+</ds:datastoreItem>
 </file>
--- a/nodejs/interview Questions/node.docx
+++ b/nodejs/interview Questions/node.docx
@@ -14,6 +14,16 @@
           <w:szCs w:val="36"/>
         </w:rPr>
       </w:pPr>
+      <w:r>
+        <w:rPr>
+          <w:rFonts w:ascii="Cambria" w:eastAsia="Times New Roman" w:hAnsi="Cambria" w:cs="Cambria"/>
+          <w:b/>
+          <w:bCs/>
+          <w:sz w:val="36"/>
+          <w:szCs w:val="36"/>
+        </w:rPr>
+        <w:t>.</w:t>
+      </w:r>
       <w:r>
         <w:rPr>
           <w:rFonts w:ascii="Cambria" w:eastAsia="Times New Roman" w:hAnsi="Cambria" w:cs="Cambria"/>
@@ -6971,25 +6981,7 @@
           <w:sz w:val="20"/>
           <w:szCs w:val="20"/>
         </w:rPr>
-        <w:t xml:space="preserve">('data.txt', 'This is </w:t>
-      </w:r>
-      <w:proofErr w:type="gramStart"/>
-      <w:r>
-        <w:rPr>
-          <w:rFonts w:ascii="Courier New" w:eastAsia="Times New Roman" w:hAnsi="Courier New" w:cs="Courier New"/>
-          <w:sz w:val="20"/>
-          <w:szCs w:val="20"/>
-        </w:rPr>
-        <w:t>test</w:t>
-      </w:r>
-      <w:proofErr w:type="gramEnd"/>
-      <w:r>
-        <w:rPr>
-          <w:rFonts w:ascii="Courier New" w:eastAsia="Times New Roman" w:hAnsi="Courier New" w:cs="Courier New"/>
-          <w:sz w:val="20"/>
-          <w:szCs w:val="20"/>
-        </w:rPr>
-        <w:t xml:space="preserve"> data');</w:t>
+        <w:t>('data.txt', 'This is test data');</w:t>
       </w:r>
     </w:p>
     <w:p>
